--- a/tsrts/coursework.docx
+++ b/tsrts/coursework.docx
@@ -480,7 +480,6 @@
         <w:rPr>
           <w:b/>
           <w:sz w:val="20"/>
-          <w:lang w:val="en-US"/>
         </w:rPr>
       </w:pPr>
     </w:p>
@@ -1147,7 +1146,6 @@
                 <w:sz w:val="28"/>
               </w:rPr>
             </w:pPr>
-            <w:proofErr w:type="spellStart"/>
             <w:r>
               <w:rPr>
                 <w:spacing w:val="-4"/>
@@ -1163,7 +1161,6 @@
               </w:rPr>
               <w:t>н</w:t>
             </w:r>
-            <w:proofErr w:type="spellEnd"/>
             <w:r>
               <w:rPr>
                 <w:rFonts w:ascii="Cambria Math" w:hAnsi="Cambria Math"/>
@@ -1172,7 +1169,6 @@
               </w:rPr>
               <w:t xml:space="preserve">, </w:t>
             </w:r>
-            <w:proofErr w:type="spellStart"/>
             <w:r>
               <w:rPr>
                 <w:spacing w:val="-5"/>
@@ -1180,7 +1176,6 @@
               </w:rPr>
               <w:t>Нм</w:t>
             </w:r>
-            <w:proofErr w:type="spellEnd"/>
           </w:p>
         </w:tc>
         <w:tc>
@@ -1241,7 +1236,6 @@
                 <w:sz w:val="28"/>
               </w:rPr>
             </w:pPr>
-            <w:proofErr w:type="spellStart"/>
             <w:r>
               <w:rPr>
                 <w:spacing w:val="-4"/>
@@ -1249,7 +1243,6 @@
               </w:rPr>
               <w:t>град</w:t>
             </w:r>
-            <w:proofErr w:type="spellEnd"/>
           </w:p>
         </w:tc>
         <w:tc>
@@ -1309,21 +1302,12 @@
                 <w:sz w:val="28"/>
               </w:rPr>
             </w:pPr>
-            <w:proofErr w:type="spellStart"/>
             <w:r>
               <w:rPr>
                 <w:spacing w:val="-2"/>
                 <w:sz w:val="28"/>
               </w:rPr>
-              <w:t>град</w:t>
-            </w:r>
-            <w:proofErr w:type="spellEnd"/>
-            <w:r>
-              <w:rPr>
-                <w:spacing w:val="-2"/>
-                <w:sz w:val="28"/>
-              </w:rPr>
-              <w:t>/c</w:t>
+              <w:t>град/c</w:t>
             </w:r>
           </w:p>
         </w:tc>
@@ -1361,17 +1345,8 @@
                 <w:spacing w:val="-4"/>
                 <w:sz w:val="28"/>
               </w:rPr>
-              <w:t xml:space="preserve">, </w:t>
-            </w:r>
-            <w:proofErr w:type="spellStart"/>
-            <w:r>
-              <w:rPr>
-                <w:spacing w:val="-4"/>
-                <w:sz w:val="28"/>
-              </w:rPr>
-              <w:t>град</w:t>
-            </w:r>
-            <w:proofErr w:type="spellEnd"/>
+              <w:t>, град</w:t>
+            </w:r>
           </w:p>
         </w:tc>
         <w:tc>
@@ -1387,31 +1362,13 @@
                 <w:sz w:val="28"/>
               </w:rPr>
             </w:pPr>
-            <w:proofErr w:type="spellStart"/>
             <w:r>
               <w:rPr>
                 <w:spacing w:val="-4"/>
                 <w:sz w:val="28"/>
               </w:rPr>
-              <w:t>Род</w:t>
-            </w:r>
-            <w:proofErr w:type="spellEnd"/>
-            <w:r>
-              <w:rPr>
-                <w:spacing w:val="-4"/>
-                <w:sz w:val="28"/>
-              </w:rPr>
-              <w:t xml:space="preserve"> </w:t>
-            </w:r>
-            <w:proofErr w:type="spellStart"/>
-            <w:r>
-              <w:rPr>
-                <w:spacing w:val="-4"/>
-                <w:sz w:val="28"/>
-              </w:rPr>
-              <w:t>тока</w:t>
-            </w:r>
-            <w:proofErr w:type="spellEnd"/>
+              <w:t>Род тока</w:t>
+            </w:r>
           </w:p>
         </w:tc>
         <w:tc>
@@ -1428,7 +1385,6 @@
                 <w:sz w:val="28"/>
               </w:rPr>
             </w:pPr>
-            <w:proofErr w:type="spellStart"/>
             <w:r>
               <w:rPr>
                 <w:spacing w:val="-2"/>
@@ -1436,7 +1392,6 @@
               </w:rPr>
               <w:t>Двигатель</w:t>
             </w:r>
-            <w:proofErr w:type="spellEnd"/>
           </w:p>
         </w:tc>
         <w:tc>
@@ -1453,7 +1408,6 @@
                 <w:sz w:val="28"/>
               </w:rPr>
             </w:pPr>
-            <w:proofErr w:type="spellStart"/>
             <w:r>
               <w:rPr>
                 <w:spacing w:val="-2"/>
@@ -1461,7 +1415,6 @@
               </w:rPr>
               <w:t>Преобразователь</w:t>
             </w:r>
-            <w:proofErr w:type="spellEnd"/>
           </w:p>
         </w:tc>
       </w:tr>
@@ -3776,15 +3729,7 @@
             <w:sz w:val="28"/>
             <w:szCs w:val="28"/>
           </w:rPr>
-          <m:t>*</m:t>
-        </m:r>
-        <m:r>
-          <w:rPr>
-            <w:rFonts w:ascii="Cambria Math" w:eastAsiaTheme="minorHAnsi" w:hAnsi="Cambria Math" w:cs="Cambria Math"/>
-            <w:sz w:val="28"/>
-            <w:szCs w:val="28"/>
-          </w:rPr>
-          <m:t>sin</m:t>
+          <m:t>*sin</m:t>
         </m:r>
         <m:sSub>
           <m:sSubPr>
@@ -3885,55 +3830,7 @@
             <w:sz w:val="28"/>
             <w:szCs w:val="28"/>
           </w:rPr>
-          <m:t>=</m:t>
-        </m:r>
-        <m:r>
-          <w:rPr>
-            <w:rFonts w:ascii="Cambria Math" w:eastAsiaTheme="minorHAnsi" w:hAnsi="Cambria Math"/>
-            <w:sz w:val="28"/>
-            <w:szCs w:val="28"/>
-          </w:rPr>
-          <m:t>40</m:t>
-        </m:r>
-        <m:r>
-          <w:rPr>
-            <w:rFonts w:ascii="Cambria Math" w:eastAsiaTheme="minorHAnsi" w:hAnsi="Cambria Math"/>
-            <w:sz w:val="28"/>
-            <w:szCs w:val="28"/>
-          </w:rPr>
-          <m:t>°</m:t>
-        </m:r>
-        <m:r>
-          <w:rPr>
-            <w:rFonts w:ascii="Cambria Math" w:eastAsiaTheme="minorHAnsi" w:hAnsi="Cambria Math"/>
-            <w:sz w:val="28"/>
-            <w:szCs w:val="28"/>
-          </w:rPr>
-          <m:t xml:space="preserve">  = 0</m:t>
-        </m:r>
-        <m:r>
-          <w:rPr>
-            <w:rFonts w:ascii="Cambria Math" w:eastAsiaTheme="minorHAnsi" w:hAnsi="Cambria Math"/>
-            <w:sz w:val="28"/>
-            <w:szCs w:val="28"/>
-          </w:rPr>
-          <m:t>.</m:t>
-        </m:r>
-        <m:r>
-          <w:rPr>
-            <w:rFonts w:ascii="Cambria Math" w:eastAsiaTheme="minorHAnsi" w:hAnsi="Cambria Math"/>
-            <w:sz w:val="28"/>
-            <w:szCs w:val="28"/>
-          </w:rPr>
-          <m:t>6981</m:t>
-        </m:r>
-        <m:r>
-          <w:rPr>
-            <w:rFonts w:ascii="Cambria Math" w:eastAsiaTheme="minorHAnsi" w:hAnsi="Cambria Math"/>
-            <w:sz w:val="28"/>
-            <w:szCs w:val="28"/>
-          </w:rPr>
-          <m:t xml:space="preserve"> </m:t>
+          <m:t xml:space="preserve">=40°  = 0.6981 </m:t>
         </m:r>
       </m:oMath>
       <w:r>
@@ -4012,39 +3909,7 @@
             <w:sz w:val="28"/>
             <w:szCs w:val="28"/>
           </w:rPr>
-          <m:t xml:space="preserve"> = 0</m:t>
-        </m:r>
-        <m:r>
-          <w:rPr>
-            <w:rFonts w:ascii="Cambria Math" w:eastAsiaTheme="minorHAnsi" w:hAnsi="Cambria Math"/>
-            <w:sz w:val="28"/>
-            <w:szCs w:val="28"/>
-          </w:rPr>
-          <m:t>.</m:t>
-        </m:r>
-        <m:r>
-          <w:rPr>
-            <w:rFonts w:ascii="Cambria Math" w:eastAsiaTheme="minorHAnsi" w:hAnsi="Cambria Math"/>
-            <w:sz w:val="28"/>
-            <w:szCs w:val="28"/>
-          </w:rPr>
-          <m:t>2°= 0</m:t>
-        </m:r>
-        <m:r>
-          <w:rPr>
-            <w:rFonts w:ascii="Cambria Math" w:eastAsiaTheme="minorHAnsi" w:hAnsi="Cambria Math"/>
-            <w:sz w:val="28"/>
-            <w:szCs w:val="28"/>
-          </w:rPr>
-          <m:t>.</m:t>
-        </m:r>
-        <m:r>
-          <w:rPr>
-            <w:rFonts w:ascii="Cambria Math" w:eastAsiaTheme="minorHAnsi" w:hAnsi="Cambria Math"/>
-            <w:sz w:val="28"/>
-            <w:szCs w:val="28"/>
-          </w:rPr>
-          <m:t>00349</m:t>
+          <m:t xml:space="preserve"> = 0.2°= 0.00349</m:t>
         </m:r>
       </m:oMath>
       <w:r>
@@ -4499,23 +4364,13 @@
           <w:szCs w:val="28"/>
         </w:rPr>
       </w:pPr>
-      <w:proofErr w:type="spellStart"/>
       <w:r>
         <w:rPr>
           <w:rFonts w:eastAsiaTheme="minorHAnsi"/>
           <w:sz w:val="28"/>
           <w:szCs w:val="28"/>
         </w:rPr>
-        <w:t>Пр</w:t>
-      </w:r>
-      <w:proofErr w:type="spellEnd"/>
-      <w:r>
-        <w:rPr>
-          <w:rFonts w:eastAsiaTheme="minorHAnsi"/>
-          <w:sz w:val="28"/>
-          <w:szCs w:val="28"/>
-        </w:rPr>
-        <w:t xml:space="preserve"> – преобразователь (модулятор или демодулятор);</w:t>
+        <w:t>Пр – преобразователь (модулятор или демодулятор);</w:t>
       </w:r>
     </w:p>
     <w:p>
@@ -4581,23 +4436,13 @@
           <w:szCs w:val="28"/>
         </w:rPr>
       </w:pPr>
-      <w:proofErr w:type="spellStart"/>
       <w:r>
         <w:rPr>
           <w:rFonts w:eastAsiaTheme="minorHAnsi"/>
           <w:sz w:val="28"/>
           <w:szCs w:val="28"/>
         </w:rPr>
-        <w:t>Дв</w:t>
-      </w:r>
-      <w:proofErr w:type="spellEnd"/>
-      <w:r>
-        <w:rPr>
-          <w:rFonts w:eastAsiaTheme="minorHAnsi"/>
-          <w:sz w:val="28"/>
-          <w:szCs w:val="28"/>
-        </w:rPr>
-        <w:t xml:space="preserve"> – двигатель;</w:t>
+        <w:t>Дв – двигатель;</w:t>
       </w:r>
     </w:p>
     <w:p>
@@ -4689,6 +4534,7 @@
       <w:r>
         <w:rPr>
           <w:rFonts w:eastAsiaTheme="minorHAnsi"/>
+          <w:noProof/>
           <w:sz w:val="28"/>
           <w:szCs w:val="28"/>
         </w:rPr>
@@ -4750,7 +4596,39 @@
           <w:sz w:val="28"/>
           <w:szCs w:val="28"/>
         </w:rPr>
-        <w:t>Рисунок 1. Функциональная схема проектируемой следящей системы</w:t>
+        <w:t>Рисунок 1</w:t>
+      </w:r>
+      <w:r>
+        <w:rPr>
+          <w:rFonts w:eastAsiaTheme="minorHAnsi"/>
+          <w:sz w:val="28"/>
+          <w:szCs w:val="28"/>
+        </w:rPr>
+        <w:t xml:space="preserve"> – </w:t>
+      </w:r>
+      <w:r>
+        <w:rPr>
+          <w:rFonts w:eastAsiaTheme="minorHAnsi"/>
+          <w:sz w:val="28"/>
+          <w:szCs w:val="28"/>
+        </w:rPr>
+        <w:t>Функциональная</w:t>
+      </w:r>
+      <w:r>
+        <w:rPr>
+          <w:rFonts w:eastAsiaTheme="minorHAnsi"/>
+          <w:sz w:val="28"/>
+          <w:szCs w:val="28"/>
+        </w:rPr>
+        <w:t xml:space="preserve"> </w:t>
+      </w:r>
+      <w:r>
+        <w:rPr>
+          <w:rFonts w:eastAsiaTheme="minorHAnsi"/>
+          <w:sz w:val="28"/>
+          <w:szCs w:val="28"/>
+        </w:rPr>
+        <w:t>схема проектируемой следящей системы</w:t>
       </w:r>
     </w:p>
     <w:p>
@@ -5326,31 +5204,7 @@
               <w:sz w:val="28"/>
               <w:szCs w:val="28"/>
             </w:rPr>
-            <m:t>0</m:t>
-          </m:r>
-          <m:r>
-            <w:rPr>
-              <w:rFonts w:ascii="Cambria Math" w:eastAsiaTheme="minorHAnsi" w:hAnsi="Cambria Math"/>
-              <w:sz w:val="28"/>
-              <w:szCs w:val="28"/>
-            </w:rPr>
-            <m:t>.</m:t>
-          </m:r>
-          <m:r>
-            <w:rPr>
-              <w:rFonts w:ascii="Cambria Math" w:eastAsiaTheme="minorHAnsi" w:hAnsi="Cambria Math"/>
-              <w:sz w:val="28"/>
-              <w:szCs w:val="28"/>
-            </w:rPr>
-            <m:t>6981</m:t>
-          </m:r>
-          <m:r>
-            <w:rPr>
-              <w:rFonts w:ascii="Cambria Math" w:eastAsiaTheme="minorHAnsi" w:hAnsi="Cambria Math"/>
-              <w:sz w:val="28"/>
-              <w:szCs w:val="28"/>
-            </w:rPr>
-            <m:t xml:space="preserve"> </m:t>
+            <m:t xml:space="preserve">0.6981 </m:t>
           </m:r>
           <m:r>
             <m:rPr>
@@ -5361,73 +5215,7 @@
               <w:sz w:val="28"/>
               <w:szCs w:val="28"/>
             </w:rPr>
-            <m:t>*</m:t>
-          </m:r>
-          <m:r>
-            <m:rPr>
-              <m:sty m:val="p"/>
-            </m:rPr>
-            <w:rPr>
-              <w:rFonts w:ascii="Cambria Math" w:eastAsiaTheme="minorHAnsi" w:hAnsi="Cambria Math"/>
-              <w:sz w:val="28"/>
-              <w:szCs w:val="28"/>
-            </w:rPr>
-            <m:t>0</m:t>
-          </m:r>
-          <m:r>
-            <m:rPr>
-              <m:sty m:val="p"/>
-            </m:rPr>
-            <w:rPr>
-              <w:rFonts w:ascii="Cambria Math" w:eastAsiaTheme="minorHAnsi" w:hAnsi="Cambria Math"/>
-              <w:sz w:val="28"/>
-              <w:szCs w:val="28"/>
-            </w:rPr>
-            <m:t>.</m:t>
-          </m:r>
-          <m:r>
-            <m:rPr>
-              <m:sty m:val="p"/>
-            </m:rPr>
-            <w:rPr>
-              <w:rFonts w:ascii="Cambria Math" w:eastAsiaTheme="minorHAnsi" w:hAnsi="Cambria Math"/>
-              <w:sz w:val="28"/>
-              <w:szCs w:val="28"/>
-            </w:rPr>
-            <m:t>8</m:t>
-          </m:r>
-          <m:r>
-            <m:rPr>
-              <m:sty m:val="p"/>
-            </m:rPr>
-            <w:rPr>
-              <w:rFonts w:ascii="Cambria Math" w:eastAsiaTheme="minorHAnsi" w:hAnsi="Cambria Math"/>
-              <w:sz w:val="28"/>
-              <w:szCs w:val="28"/>
-            </w:rPr>
-            <m:t>=</m:t>
-          </m:r>
-          <m:r>
-            <m:rPr>
-              <m:sty m:val="p"/>
-            </m:rPr>
-            <w:rPr>
-              <w:rFonts w:ascii="Cambria Math" w:eastAsiaTheme="minorHAnsi" w:hAnsi="Cambria Math"/>
-              <w:sz w:val="28"/>
-              <w:szCs w:val="28"/>
-            </w:rPr>
-            <m:t>0.55848</m:t>
-          </m:r>
-          <m:r>
-            <m:rPr>
-              <m:sty m:val="p"/>
-            </m:rPr>
-            <w:rPr>
-              <w:rFonts w:ascii="Cambria Math" w:eastAsiaTheme="minorHAnsi" w:hAnsi="Cambria Math"/>
-              <w:sz w:val="28"/>
-              <w:szCs w:val="28"/>
-            </w:rPr>
-            <m:t xml:space="preserve"> </m:t>
+            <m:t xml:space="preserve">*0.8=0.55848 </m:t>
           </m:r>
           <m:f>
             <m:fPr>
@@ -5553,31 +5341,7 @@
               <w:sz w:val="28"/>
               <w:szCs w:val="28"/>
             </w:rPr>
-            <m:t>0</m:t>
-          </m:r>
-          <m:r>
-            <w:rPr>
-              <w:rFonts w:ascii="Cambria Math" w:eastAsiaTheme="minorHAnsi" w:hAnsi="Cambria Math"/>
-              <w:sz w:val="28"/>
-              <w:szCs w:val="28"/>
-            </w:rPr>
-            <m:t>.</m:t>
-          </m:r>
-          <m:r>
-            <w:rPr>
-              <w:rFonts w:ascii="Cambria Math" w:eastAsiaTheme="minorHAnsi" w:hAnsi="Cambria Math"/>
-              <w:sz w:val="28"/>
-              <w:szCs w:val="28"/>
-            </w:rPr>
-            <m:t>6981</m:t>
-          </m:r>
-          <m:r>
-            <w:rPr>
-              <w:rFonts w:ascii="Cambria Math" w:eastAsiaTheme="minorHAnsi" w:hAnsi="Cambria Math"/>
-              <w:sz w:val="28"/>
-              <w:szCs w:val="28"/>
-            </w:rPr>
-            <m:t xml:space="preserve"> </m:t>
+            <m:t xml:space="preserve">0.6981 </m:t>
           </m:r>
           <m:r>
             <m:rPr>
@@ -5610,29 +5374,7 @@
                   <w:sz w:val="28"/>
                   <w:szCs w:val="28"/>
                 </w:rPr>
-                <m:t>0</m:t>
-              </m:r>
-              <m:r>
-                <m:rPr>
-                  <m:sty m:val="p"/>
-                </m:rPr>
-                <w:rPr>
-                  <w:rFonts w:ascii="Cambria Math" w:eastAsiaTheme="minorHAnsi" w:hAnsi="Cambria Math"/>
-                  <w:sz w:val="28"/>
-                  <w:szCs w:val="28"/>
-                </w:rPr>
-                <m:t>.</m:t>
-              </m:r>
-              <m:r>
-                <m:rPr>
-                  <m:sty m:val="p"/>
-                </m:rPr>
-                <w:rPr>
-                  <w:rFonts w:ascii="Cambria Math" w:eastAsiaTheme="minorHAnsi" w:hAnsi="Cambria Math"/>
-                  <w:sz w:val="28"/>
-                  <w:szCs w:val="28"/>
-                </w:rPr>
-                <m:t>8</m:t>
+                <m:t>0.8</m:t>
               </m:r>
             </m:e>
             <m:sup>
@@ -5658,29 +5400,7 @@
               <w:sz w:val="28"/>
               <w:szCs w:val="28"/>
             </w:rPr>
-            <m:t>=</m:t>
-          </m:r>
-          <m:r>
-            <m:rPr>
-              <m:sty m:val="p"/>
-            </m:rPr>
-            <w:rPr>
-              <w:rFonts w:ascii="Cambria Math" w:eastAsiaTheme="minorHAnsi" w:hAnsi="Cambria Math"/>
-              <w:sz w:val="28"/>
-              <w:szCs w:val="28"/>
-            </w:rPr>
-            <m:t>0.446784</m:t>
-          </m:r>
-          <m:r>
-            <m:rPr>
-              <m:sty m:val="p"/>
-            </m:rPr>
-            <w:rPr>
-              <w:rFonts w:ascii="Cambria Math" w:eastAsiaTheme="minorHAnsi" w:hAnsi="Cambria Math"/>
-              <w:sz w:val="28"/>
-              <w:szCs w:val="28"/>
-            </w:rPr>
-            <m:t xml:space="preserve"> </m:t>
+            <m:t xml:space="preserve">=0.446784 </m:t>
           </m:r>
           <m:f>
             <m:fPr>
@@ -6114,15 +5834,7 @@
                   <w:sz w:val="28"/>
                   <w:szCs w:val="28"/>
                 </w:rPr>
-                <m:t xml:space="preserve">н </m:t>
-              </m:r>
-              <m:r>
-                <w:rPr>
-                  <w:rFonts w:ascii="Cambria Math" w:eastAsiaTheme="minorHAnsi" w:hAnsi="Cambria Math"/>
-                  <w:sz w:val="28"/>
-                  <w:szCs w:val="28"/>
-                </w:rPr>
-                <m:t>max</m:t>
+                <m:t>н max</m:t>
               </m:r>
             </m:sub>
           </m:sSub>
@@ -6170,18 +5882,7 @@
               <w:sz w:val="28"/>
               <w:szCs w:val="28"/>
             </w:rPr>
-            <m:t>*</m:t>
-          </m:r>
-          <m:r>
-            <m:rPr>
-              <m:sty m:val="p"/>
-            </m:rPr>
-            <w:rPr>
-              <w:rFonts w:ascii="Cambria Math" w:eastAsiaTheme="minorHAnsi" w:hAnsi="Cambria Math"/>
-              <w:sz w:val="28"/>
-              <w:szCs w:val="28"/>
-            </w:rPr>
-            <m:t>3</m:t>
+            <m:t>*3</m:t>
           </m:r>
           <m:r>
             <w:rPr>
@@ -6200,40 +5901,7 @@
               <w:sz w:val="28"/>
               <w:szCs w:val="28"/>
             </w:rPr>
-            <m:t>*</m:t>
-          </m:r>
-          <m:r>
-            <m:rPr>
-              <m:sty m:val="p"/>
-            </m:rPr>
-            <w:rPr>
-              <w:rFonts w:ascii="Cambria Math" w:eastAsiaTheme="minorHAnsi" w:hAnsi="Cambria Math"/>
-              <w:sz w:val="28"/>
-              <w:szCs w:val="28"/>
-            </w:rPr>
-            <m:t>0.55848</m:t>
-          </m:r>
-          <m:r>
-            <m:rPr>
-              <m:sty m:val="p"/>
-            </m:rPr>
-            <w:rPr>
-              <w:rFonts w:ascii="Cambria Math" w:eastAsiaTheme="minorHAnsi" w:hAnsi="Cambria Math"/>
-              <w:sz w:val="28"/>
-              <w:szCs w:val="28"/>
-            </w:rPr>
-            <m:t xml:space="preserve"> </m:t>
-          </m:r>
-          <m:r>
-            <m:rPr>
-              <m:sty m:val="p"/>
-            </m:rPr>
-            <w:rPr>
-              <w:rFonts w:ascii="Cambria Math" w:eastAsiaTheme="minorHAnsi" w:hAnsi="Cambria Math"/>
-              <w:sz w:val="28"/>
-              <w:szCs w:val="28"/>
-            </w:rPr>
-            <m:t>=</m:t>
+            <m:t>*0.55848 =</m:t>
           </m:r>
           <m:d>
             <m:dPr>
@@ -6255,29 +5923,7 @@
                   <w:sz w:val="28"/>
                   <w:szCs w:val="28"/>
                 </w:rPr>
-                <m:t>23.45616</m:t>
-              </m:r>
-              <m:r>
-                <m:rPr>
-                  <m:sty m:val="p"/>
-                </m:rPr>
-                <w:rPr>
-                  <w:rFonts w:ascii="Cambria Math" w:eastAsiaTheme="minorHAnsi" w:hAnsi="Cambria Math"/>
-                  <w:sz w:val="28"/>
-                  <w:szCs w:val="28"/>
-                </w:rPr>
-                <m:t>÷</m:t>
-              </m:r>
-              <m:r>
-                <m:rPr>
-                  <m:sty m:val="p"/>
-                </m:rPr>
-                <w:rPr>
-                  <w:rFonts w:ascii="Cambria Math" w:eastAsiaTheme="minorHAnsi" w:hAnsi="Cambria Math"/>
-                  <w:sz w:val="28"/>
-                  <w:szCs w:val="28"/>
-                </w:rPr>
-                <m:t>48.867</m:t>
+                <m:t>23.45616÷48.867</m:t>
               </m:r>
             </m:e>
           </m:d>
@@ -6316,7 +5962,15 @@
           <w:sz w:val="28"/>
           <w:szCs w:val="28"/>
         </w:rPr>
-        <w:t>Таблица 1. Параметры электродвигателя МИ-11</w:t>
+        <w:t xml:space="preserve">Таблица 1. Параметры электродвигателя </w:t>
+      </w:r>
+      <w:r>
+        <w:rPr>
+          <w:rFonts w:eastAsiaTheme="minorHAnsi"/>
+          <w:sz w:val="28"/>
+          <w:szCs w:val="28"/>
+        </w:rPr>
+        <w:t>СЛ - 367</w:t>
       </w:r>
     </w:p>
     <w:tbl>
@@ -6386,7 +6040,6 @@
                 <w:lang w:val="ru-RU"/>
               </w:rPr>
             </w:pPr>
-            <w:proofErr w:type="spellStart"/>
             <w:r>
               <w:rPr>
                 <w:rFonts w:eastAsiaTheme="minorHAnsi"/>
@@ -6396,7 +6049,6 @@
               </w:rPr>
               <w:t>Характе</w:t>
             </w:r>
-            <w:proofErr w:type="spellEnd"/>
             <w:r>
               <w:rPr>
                 <w:rFonts w:eastAsiaTheme="minorHAnsi"/>
@@ -6405,7 +6057,6 @@
               </w:rPr>
               <w:t xml:space="preserve"> </w:t>
             </w:r>
-            <w:proofErr w:type="spellStart"/>
             <w:r>
               <w:rPr>
                 <w:rFonts w:eastAsiaTheme="minorHAnsi"/>
@@ -6415,7 +6066,6 @@
               </w:rPr>
               <w:t>ристики</w:t>
             </w:r>
-            <w:proofErr w:type="spellEnd"/>
           </w:p>
         </w:tc>
         <w:tc>
@@ -6497,7 +6147,6 @@
                 <w:lang w:val="ru-RU"/>
               </w:rPr>
             </w:pPr>
-            <w:proofErr w:type="spellStart"/>
             <w:r>
               <w:rPr>
                 <w:rFonts w:eastAsiaTheme="minorHAnsi"/>
@@ -6505,9 +6154,8 @@
                 <w:szCs w:val="28"/>
                 <w:lang w:val="ru-RU"/>
               </w:rPr>
-              <w:t>Напряже</w:t>
-            </w:r>
-            <w:proofErr w:type="spellEnd"/>
+              <w:t>Напряж</w:t>
+            </w:r>
             <w:r>
               <w:rPr>
                 <w:rFonts w:eastAsiaTheme="minorHAnsi"/>
@@ -6515,9 +6163,8 @@
                 <w:szCs w:val="28"/>
                 <w:lang w:val="ru-RU"/>
               </w:rPr>
-              <w:t xml:space="preserve"> </w:t>
-            </w:r>
-            <w:proofErr w:type="spellStart"/>
+              <w:t xml:space="preserve">ение якоря, </w:t>
+            </w:r>
             <w:r>
               <w:rPr>
                 <w:rFonts w:eastAsiaTheme="minorHAnsi"/>
@@ -6525,37 +6172,7 @@
                 <w:szCs w:val="28"/>
                 <w:lang w:val="ru-RU"/>
               </w:rPr>
-              <w:t>нность</w:t>
-            </w:r>
-            <w:proofErr w:type="spellEnd"/>
-            <w:r>
-              <w:rPr>
-                <w:rFonts w:eastAsiaTheme="minorHAnsi"/>
-                <w:sz w:val="28"/>
-                <w:szCs w:val="28"/>
-                <w:lang w:val="ru-RU"/>
-              </w:rPr>
-              <w:t xml:space="preserve"> </w:t>
-            </w:r>
-            <w:proofErr w:type="spellStart"/>
-            <w:r>
-              <w:rPr>
-                <w:rFonts w:eastAsiaTheme="minorHAnsi"/>
-                <w:sz w:val="28"/>
-                <w:szCs w:val="28"/>
-                <w:lang w:val="ru-RU"/>
-              </w:rPr>
-              <w:t>Uя</w:t>
-            </w:r>
-            <w:proofErr w:type="spellEnd"/>
-            <w:r>
-              <w:rPr>
-                <w:rFonts w:eastAsiaTheme="minorHAnsi"/>
-                <w:sz w:val="28"/>
-                <w:szCs w:val="28"/>
-                <w:lang w:val="ru-RU"/>
-              </w:rPr>
-              <w:t>, В</w:t>
+              <w:t>Uя, В</w:t>
             </w:r>
           </w:p>
         </w:tc>
@@ -6645,39 +6262,8 @@
                 <w:szCs w:val="28"/>
                 <w:lang w:val="ru-RU"/>
               </w:rPr>
-              <w:t xml:space="preserve">Вращающий момент </w:t>
-            </w:r>
-            <w:proofErr w:type="spellStart"/>
-            <w:r>
-              <w:rPr>
-                <w:rFonts w:eastAsiaTheme="minorHAnsi"/>
-                <w:sz w:val="28"/>
-                <w:szCs w:val="28"/>
-                <w:lang w:val="ru-RU"/>
-              </w:rPr>
-              <w:t>Мвр</w:t>
-            </w:r>
-            <w:proofErr w:type="spellEnd"/>
-            <w:r>
-              <w:rPr>
-                <w:rFonts w:eastAsiaTheme="minorHAnsi"/>
-                <w:sz w:val="28"/>
-                <w:szCs w:val="28"/>
-                <w:lang w:val="ru-RU"/>
-              </w:rPr>
-              <w:t xml:space="preserve">, </w:t>
-            </w:r>
-            <w:proofErr w:type="spellStart"/>
-            <w:r>
-              <w:rPr>
-                <w:rFonts w:eastAsiaTheme="minorHAnsi"/>
-                <w:sz w:val="28"/>
-                <w:szCs w:val="28"/>
-                <w:lang w:val="ru-RU"/>
-              </w:rPr>
-              <w:t>Н∙м</w:t>
-            </w:r>
-            <w:proofErr w:type="spellEnd"/>
+              <w:t>Вращающий момент Мвр, Н∙м</w:t>
+            </w:r>
           </w:p>
         </w:tc>
         <w:tc>
@@ -6706,27 +6292,7 @@
                 <w:szCs w:val="28"/>
                 <w:lang w:val="ru-RU"/>
               </w:rPr>
-              <w:t xml:space="preserve">Ток якоря </w:t>
-            </w:r>
-            <w:proofErr w:type="spellStart"/>
-            <w:r>
-              <w:rPr>
-                <w:rFonts w:eastAsiaTheme="minorHAnsi"/>
-                <w:sz w:val="28"/>
-                <w:szCs w:val="28"/>
-                <w:lang w:val="ru-RU"/>
-              </w:rPr>
-              <w:t>Iя</w:t>
-            </w:r>
-            <w:proofErr w:type="spellEnd"/>
-            <w:r>
-              <w:rPr>
-                <w:rFonts w:eastAsiaTheme="minorHAnsi"/>
-                <w:sz w:val="28"/>
-                <w:szCs w:val="28"/>
-                <w:lang w:val="ru-RU"/>
-              </w:rPr>
-              <w:t>, А</w:t>
+              <w:t>Ток якоря Iя, А</w:t>
             </w:r>
           </w:p>
         </w:tc>
@@ -6756,27 +6322,7 @@
                 <w:szCs w:val="28"/>
                 <w:lang w:val="ru-RU"/>
               </w:rPr>
-              <w:t xml:space="preserve">Момент инерции </w:t>
-            </w:r>
-            <w:proofErr w:type="spellStart"/>
-            <w:r>
-              <w:rPr>
-                <w:rFonts w:eastAsiaTheme="minorHAnsi"/>
-                <w:sz w:val="28"/>
-                <w:szCs w:val="28"/>
-                <w:lang w:val="ru-RU"/>
-              </w:rPr>
-              <w:t>Jя</w:t>
-            </w:r>
-            <w:proofErr w:type="spellEnd"/>
-            <w:r>
-              <w:rPr>
-                <w:rFonts w:eastAsiaTheme="minorHAnsi"/>
-                <w:sz w:val="28"/>
-                <w:szCs w:val="28"/>
-                <w:lang w:val="ru-RU"/>
-              </w:rPr>
-              <w:t>, кг∙см^2</w:t>
+              <w:t>Момент инерции Jя, кг∙см^2</w:t>
             </w:r>
           </w:p>
         </w:tc>
@@ -6809,27 +6355,7 @@
                 <w:szCs w:val="28"/>
                 <w:lang w:val="ru-RU"/>
               </w:rPr>
-              <w:t xml:space="preserve">Сопротивление </w:t>
-            </w:r>
-            <w:proofErr w:type="spellStart"/>
-            <w:r>
-              <w:rPr>
-                <w:rFonts w:eastAsiaTheme="minorHAnsi"/>
-                <w:sz w:val="28"/>
-                <w:szCs w:val="28"/>
-                <w:lang w:val="ru-RU"/>
-              </w:rPr>
-              <w:t>Rя</w:t>
-            </w:r>
-            <w:proofErr w:type="spellEnd"/>
-            <w:r>
-              <w:rPr>
-                <w:rFonts w:eastAsiaTheme="minorHAnsi"/>
-                <w:sz w:val="28"/>
-                <w:szCs w:val="28"/>
-                <w:lang w:val="ru-RU"/>
-              </w:rPr>
-              <w:t>, Ом</w:t>
+              <w:t>Сопротивление Rя, Ом</w:t>
             </w:r>
           </w:p>
         </w:tc>
@@ -6908,9 +6434,8 @@
                 <w:szCs w:val="28"/>
                 <w:lang w:val="ru-RU"/>
               </w:rPr>
-              <w:t xml:space="preserve">, </w:t>
-            </w:r>
-            <w:proofErr w:type="spellStart"/>
+              <w:t>, Н</w:t>
+            </w:r>
             <w:r>
               <w:rPr>
                 <w:rFonts w:eastAsiaTheme="minorHAnsi"/>
@@ -6918,7 +6443,7 @@
                 <w:szCs w:val="28"/>
                 <w:lang w:val="ru-RU"/>
               </w:rPr>
-              <w:t>Н</w:t>
+              <w:t>∙</w:t>
             </w:r>
             <w:r>
               <w:rPr>
@@ -6927,18 +6452,8 @@
                 <w:szCs w:val="28"/>
                 <w:lang w:val="ru-RU"/>
               </w:rPr>
-              <w:t>∙</w:t>
-            </w:r>
-            <w:r>
-              <w:rPr>
-                <w:rFonts w:eastAsiaTheme="minorHAnsi"/>
-                <w:sz w:val="28"/>
-                <w:szCs w:val="28"/>
-                <w:lang w:val="ru-RU"/>
-              </w:rPr>
               <w:t>м</w:t>
             </w:r>
-            <w:proofErr w:type="spellEnd"/>
           </w:p>
         </w:tc>
       </w:tr>
@@ -7368,7 +6883,39 @@
           <w:sz w:val="28"/>
           <w:szCs w:val="28"/>
         </w:rPr>
-        <w:t xml:space="preserve">Рисунок 2. Габаритные и установочные размеры двигателя </w:t>
+        <w:t>Рисунок 2</w:t>
+      </w:r>
+      <w:r>
+        <w:rPr>
+          <w:rFonts w:eastAsiaTheme="minorHAnsi"/>
+          <w:sz w:val="28"/>
+          <w:szCs w:val="28"/>
+        </w:rPr>
+        <w:t xml:space="preserve"> – </w:t>
+      </w:r>
+      <w:r>
+        <w:rPr>
+          <w:rFonts w:eastAsiaTheme="minorHAnsi"/>
+          <w:sz w:val="28"/>
+          <w:szCs w:val="28"/>
+        </w:rPr>
+        <w:t>Габаритные</w:t>
+      </w:r>
+      <w:r>
+        <w:rPr>
+          <w:rFonts w:eastAsiaTheme="minorHAnsi"/>
+          <w:sz w:val="28"/>
+          <w:szCs w:val="28"/>
+        </w:rPr>
+        <w:t xml:space="preserve"> </w:t>
+      </w:r>
+      <w:r>
+        <w:rPr>
+          <w:rFonts w:eastAsiaTheme="minorHAnsi"/>
+          <w:sz w:val="28"/>
+          <w:szCs w:val="28"/>
+        </w:rPr>
+        <w:t xml:space="preserve">и установочные размеры двигателя </w:t>
       </w:r>
       <w:r>
         <w:rPr>
@@ -7521,7 +7068,6 @@
           <w:rFonts w:eastAsiaTheme="minorHAnsi"/>
           <w:sz w:val="28"/>
           <w:szCs w:val="28"/>
-          <w:lang w:val="en-US"/>
         </w:rPr>
         <w:t>85</w:t>
       </w:r>
@@ -7570,7 +7116,6 @@
           <w:rFonts w:eastAsiaTheme="minorHAnsi"/>
           <w:sz w:val="28"/>
           <w:szCs w:val="28"/>
-          <w:lang w:val="en-US"/>
         </w:rPr>
         <w:t>146</w:t>
       </w:r>
@@ -7607,11 +7152,21 @@
           <w:szCs w:val="28"/>
           <w:lang w:val="en-US"/>
         </w:rPr>
-        <w:t>d1</w:t>
+        <w:t>d</w:t>
       </w:r>
       <w:r>
         <w:rPr>
           <w:rFonts w:eastAsiaTheme="minorHAnsi"/>
+          <w:i/>
+          <w:iCs/>
+          <w:sz w:val="28"/>
+          <w:szCs w:val="28"/>
+        </w:rPr>
+        <w:t>1</w:t>
+      </w:r>
+      <w:r>
+        <w:rPr>
+          <w:rFonts w:eastAsiaTheme="minorHAnsi"/>
           <w:sz w:val="28"/>
           <w:szCs w:val="28"/>
         </w:rPr>
@@ -7622,7 +7177,6 @@
           <w:rFonts w:eastAsiaTheme="minorHAnsi"/>
           <w:sz w:val="28"/>
           <w:szCs w:val="28"/>
-          <w:lang w:val="en-US"/>
         </w:rPr>
         <w:t>7</w:t>
       </w:r>
@@ -7844,18 +7398,7 @@
                       <w:sz w:val="28"/>
                       <w:szCs w:val="28"/>
                     </w:rPr>
-                    <m:t>н</m:t>
-                  </m:r>
-                  <m:r>
-                    <m:rPr>
-                      <m:sty m:val="p"/>
-                    </m:rPr>
-                    <w:rPr>
-                      <w:rFonts w:ascii="Cambria Math" w:eastAsiaTheme="minorHAnsi" w:hAnsi="Cambria Math"/>
-                      <w:sz w:val="28"/>
-                      <w:szCs w:val="28"/>
-                    </w:rPr>
-                    <m:t xml:space="preserve"> </m:t>
+                    <m:t xml:space="preserve">н </m:t>
                   </m:r>
                   <m:r>
                     <w:rPr>
@@ -7910,18 +7453,7 @@
                   <w:sz w:val="28"/>
                   <w:szCs w:val="28"/>
                 </w:rPr>
-                <m:t>0.55848</m:t>
-              </m:r>
-              <m:r>
-                <m:rPr>
-                  <m:sty m:val="p"/>
-                </m:rPr>
-                <w:rPr>
-                  <w:rFonts w:ascii="Cambria Math" w:eastAsiaTheme="minorHAnsi" w:hAnsi="Cambria Math"/>
-                  <w:sz w:val="28"/>
-                  <w:szCs w:val="28"/>
-                </w:rPr>
-                <m:t xml:space="preserve"> </m:t>
+                <m:t xml:space="preserve">0.55848 </m:t>
               </m:r>
             </m:den>
           </m:f>
@@ -7934,29 +7466,7 @@
               <w:sz w:val="28"/>
               <w:szCs w:val="28"/>
             </w:rPr>
-            <m:t>=</m:t>
-          </m:r>
-          <m:r>
-            <m:rPr>
-              <m:sty m:val="p"/>
-            </m:rPr>
-            <w:rPr>
-              <w:rFonts w:ascii="Cambria Math" w:eastAsiaTheme="minorHAnsi" w:hAnsi="Cambria Math"/>
-              <w:sz w:val="28"/>
-              <w:szCs w:val="28"/>
-            </w:rPr>
-            <m:t>468.7</m:t>
-          </m:r>
-          <m:r>
-            <m:rPr>
-              <m:sty m:val="p"/>
-            </m:rPr>
-            <w:rPr>
-              <w:rFonts w:ascii="Cambria Math" w:eastAsiaTheme="minorHAnsi" w:hAnsi="Cambria Math"/>
-              <w:sz w:val="28"/>
-              <w:szCs w:val="28"/>
-            </w:rPr>
-            <m:t>8</m:t>
+            <m:t>=468.78</m:t>
           </m:r>
         </m:oMath>
       </m:oMathPara>
@@ -8023,39 +7533,7 @@
             <w:sz w:val="28"/>
             <w:szCs w:val="28"/>
           </w:rPr>
-          <m:t xml:space="preserve"> = 0</m:t>
-        </m:r>
-        <m:r>
-          <w:rPr>
-            <w:rFonts w:ascii="Cambria Math" w:eastAsiaTheme="minorHAnsi" w:hAnsi="Cambria Math"/>
-            <w:sz w:val="28"/>
-            <w:szCs w:val="28"/>
-          </w:rPr>
-          <m:t>.</m:t>
-        </m:r>
-        <m:r>
-          <w:rPr>
-            <w:rFonts w:ascii="Cambria Math" w:eastAsiaTheme="minorHAnsi" w:hAnsi="Cambria Math"/>
-            <w:sz w:val="28"/>
-            <w:szCs w:val="28"/>
-          </w:rPr>
-          <m:t>9 ÷ 0</m:t>
-        </m:r>
-        <m:r>
-          <w:rPr>
-            <w:rFonts w:ascii="Cambria Math" w:eastAsiaTheme="minorHAnsi" w:hAnsi="Cambria Math"/>
-            <w:sz w:val="28"/>
-            <w:szCs w:val="28"/>
-          </w:rPr>
-          <m:t>.</m:t>
-        </m:r>
-        <m:r>
-          <w:rPr>
-            <w:rFonts w:ascii="Cambria Math" w:eastAsiaTheme="minorHAnsi" w:hAnsi="Cambria Math"/>
-            <w:sz w:val="28"/>
-            <w:szCs w:val="28"/>
-          </w:rPr>
-          <m:t>95</m:t>
+          <m:t xml:space="preserve"> = 0.9 ÷ 0.95</m:t>
         </m:r>
       </m:oMath>
       <w:r>
@@ -8799,7 +8277,6 @@
           <w:rFonts w:eastAsiaTheme="minorHAnsi"/>
           <w:sz w:val="28"/>
           <w:szCs w:val="28"/>
-          <w:lang w:val="en-US"/>
         </w:rPr>
         <w:t>45</w:t>
       </w:r>
@@ -8848,7 +8325,6 @@
           <w:rFonts w:eastAsiaTheme="minorHAnsi"/>
           <w:sz w:val="28"/>
           <w:szCs w:val="28"/>
-          <w:lang w:val="en-US"/>
         </w:rPr>
         <w:t>69</w:t>
       </w:r>
@@ -9501,7 +8977,6 @@
           <w:rFonts w:eastAsiaTheme="minorHAnsi"/>
           <w:sz w:val="28"/>
           <w:szCs w:val="28"/>
-          <w:lang w:val="en-US"/>
         </w:rPr>
         <w:t>15</w:t>
       </w:r>
@@ -9723,25 +9198,13 @@
             <w:sz w:val="28"/>
             <w:szCs w:val="28"/>
           </w:rPr>
-          <m:t>=</m:t>
-        </m:r>
-        <m:r>
-          <m:rPr>
-            <m:sty m:val="p"/>
-          </m:rPr>
-          <w:rPr>
-            <w:rFonts w:ascii="Cambria Math" w:eastAsiaTheme="minorHAnsi" w:hAnsi="Cambria Math"/>
-            <w:sz w:val="28"/>
-            <w:szCs w:val="28"/>
-          </w:rPr>
-          <m:t>1</m:t>
+          <m:t>=1</m:t>
         </m:r>
         <m:r>
           <w:rPr>
             <w:rFonts w:ascii="Cambria Math" w:eastAsiaTheme="minorHAnsi" w:hAnsi="Cambria Math"/>
             <w:sz w:val="28"/>
             <w:szCs w:val="28"/>
-            <w:lang w:val="en-US"/>
           </w:rPr>
           <m:t>.53</m:t>
         </m:r>
@@ -9963,18 +9426,7 @@
               <w:sz w:val="28"/>
               <w:szCs w:val="28"/>
             </w:rPr>
-            <m:t>=</m:t>
-          </m:r>
-          <m:r>
-            <m:rPr>
-              <m:sty m:val="p"/>
-            </m:rPr>
-            <w:rPr>
-              <w:rFonts w:ascii="Cambria Math" w:eastAsiaTheme="minorHAnsi" w:hAnsi="Cambria Math"/>
-              <w:sz w:val="28"/>
-              <w:szCs w:val="28"/>
-            </w:rPr>
-            <m:t>2</m:t>
+            <m:t>=2</m:t>
           </m:r>
           <m:r>
             <w:rPr>
@@ -9982,23 +9434,7 @@
               <w:sz w:val="28"/>
               <w:szCs w:val="28"/>
             </w:rPr>
-            <m:t>.</m:t>
-          </m:r>
-          <m:r>
-            <w:rPr>
-              <w:rFonts w:ascii="Cambria Math" w:eastAsiaTheme="minorHAnsi" w:hAnsi="Cambria Math"/>
-              <w:sz w:val="28"/>
-              <w:szCs w:val="28"/>
-            </w:rPr>
-            <m:t>1</m:t>
-          </m:r>
-          <m:r>
-            <w:rPr>
-              <w:rFonts w:ascii="Cambria Math" w:eastAsiaTheme="minorHAnsi" w:hAnsi="Cambria Math"/>
-              <w:sz w:val="28"/>
-              <w:szCs w:val="28"/>
-            </w:rPr>
-            <m:t>25</m:t>
+            <m:t>.125</m:t>
           </m:r>
           <m:r>
             <m:rPr>
@@ -10219,29 +9655,7 @@
               <w:sz w:val="28"/>
               <w:szCs w:val="28"/>
             </w:rPr>
-            <m:t>=</m:t>
-          </m:r>
-          <m:r>
-            <m:rPr>
-              <m:sty m:val="p"/>
-            </m:rPr>
-            <w:rPr>
-              <w:rFonts w:ascii="Cambria Math" w:eastAsiaTheme="minorHAnsi" w:hAnsi="Cambria Math"/>
-              <w:sz w:val="28"/>
-              <w:szCs w:val="28"/>
-            </w:rPr>
-            <m:t>4.5</m:t>
-          </m:r>
-          <m:r>
-            <m:rPr>
-              <m:sty m:val="p"/>
-            </m:rPr>
-            <w:rPr>
-              <w:rFonts w:ascii="Cambria Math" w:eastAsiaTheme="minorHAnsi" w:hAnsi="Cambria Math"/>
-              <w:sz w:val="28"/>
-              <w:szCs w:val="28"/>
-            </w:rPr>
-            <m:t>;</m:t>
+            <m:t>=4.5;</m:t>
           </m:r>
         </m:oMath>
       </m:oMathPara>
@@ -10425,18 +9839,7 @@
                   <w:sz w:val="28"/>
                   <w:szCs w:val="28"/>
                 </w:rPr>
-                <m:t>8</m:t>
-              </m:r>
-              <m:r>
-                <m:rPr>
-                  <m:sty m:val="p"/>
-                </m:rPr>
-                <w:rPr>
-                  <w:rFonts w:ascii="Cambria Math" w:eastAsiaTheme="minorHAnsi" w:hAnsi="Cambria Math"/>
-                  <w:sz w:val="28"/>
-                  <w:szCs w:val="28"/>
-                </w:rPr>
-                <m:t>0</m:t>
+                <m:t>80</m:t>
               </m:r>
             </m:num>
             <m:den>
@@ -10462,29 +9865,7 @@
               <w:sz w:val="28"/>
               <w:szCs w:val="28"/>
             </w:rPr>
-            <m:t>=</m:t>
-          </m:r>
-          <m:r>
-            <m:rPr>
-              <m:sty m:val="p"/>
-            </m:rPr>
-            <w:rPr>
-              <w:rFonts w:ascii="Cambria Math" w:eastAsiaTheme="minorHAnsi" w:hAnsi="Cambria Math"/>
-              <w:sz w:val="28"/>
-              <w:szCs w:val="28"/>
-            </w:rPr>
-            <m:t>8</m:t>
-          </m:r>
-          <m:r>
-            <m:rPr>
-              <m:sty m:val="p"/>
-            </m:rPr>
-            <w:rPr>
-              <w:rFonts w:ascii="Cambria Math" w:eastAsiaTheme="minorHAnsi" w:hAnsi="Cambria Math"/>
-              <w:sz w:val="28"/>
-              <w:szCs w:val="28"/>
-            </w:rPr>
-            <m:t>;</m:t>
+            <m:t>=8;</m:t>
           </m:r>
         </m:oMath>
       </m:oMathPara>
@@ -10668,18 +10049,7 @@
                   <w:sz w:val="28"/>
                   <w:szCs w:val="28"/>
                 </w:rPr>
-                <m:t>4</m:t>
-              </m:r>
-              <m:r>
-                <m:rPr>
-                  <m:sty m:val="p"/>
-                </m:rPr>
-                <w:rPr>
-                  <w:rFonts w:ascii="Cambria Math" w:eastAsiaTheme="minorHAnsi" w:hAnsi="Cambria Math"/>
-                  <w:sz w:val="28"/>
-                  <w:szCs w:val="28"/>
-                </w:rPr>
-                <m:t>0</m:t>
+                <m:t>40</m:t>
               </m:r>
             </m:num>
             <m:den>
@@ -10705,29 +10075,7 @@
               <w:sz w:val="28"/>
               <w:szCs w:val="28"/>
             </w:rPr>
-            <m:t>=</m:t>
-          </m:r>
-          <m:r>
-            <m:rPr>
-              <m:sty m:val="p"/>
-            </m:rPr>
-            <w:rPr>
-              <w:rFonts w:ascii="Cambria Math" w:eastAsiaTheme="minorHAnsi" w:hAnsi="Cambria Math"/>
-              <w:sz w:val="28"/>
-              <w:szCs w:val="28"/>
-            </w:rPr>
-            <m:t>4</m:t>
-          </m:r>
-          <m:r>
-            <m:rPr>
-              <m:sty m:val="p"/>
-            </m:rPr>
-            <w:rPr>
-              <w:rFonts w:ascii="Cambria Math" w:eastAsiaTheme="minorHAnsi" w:hAnsi="Cambria Math"/>
-              <w:sz w:val="28"/>
-              <w:szCs w:val="28"/>
-            </w:rPr>
-            <m:t>;</m:t>
+            <m:t>=4;</m:t>
           </m:r>
         </m:oMath>
       </m:oMathPara>
@@ -10992,18 +10340,7 @@
               <w:sz w:val="28"/>
               <w:szCs w:val="28"/>
             </w:rPr>
-            <m:t>=</m:t>
-          </m:r>
-          <m:r>
-            <m:rPr>
-              <m:sty m:val="p"/>
-            </m:rPr>
-            <w:rPr>
-              <w:rFonts w:ascii="Cambria Math" w:eastAsia="Cambria Math" w:hAnsi="Cambria Math"/>
-              <w:sz w:val="28"/>
-              <w:szCs w:val="28"/>
-            </w:rPr>
-            <m:t>1.53 * 4</m:t>
+            <m:t>=1.53 * 4</m:t>
           </m:r>
           <m:r>
             <w:rPr>
@@ -11023,18 +10360,7 @@
               <w:sz w:val="28"/>
               <w:szCs w:val="28"/>
             </w:rPr>
-            <m:t>=</m:t>
-          </m:r>
-          <m:r>
-            <m:rPr>
-              <m:sty m:val="p"/>
-            </m:rPr>
-            <w:rPr>
-              <w:rFonts w:ascii="Cambria Math" w:eastAsia="Cambria Math" w:hAnsi="Cambria Math"/>
-              <w:sz w:val="28"/>
-              <w:szCs w:val="28"/>
-            </w:rPr>
-            <m:t>4</m:t>
+            <m:t>=4</m:t>
           </m:r>
           <m:r>
             <w:rPr>
@@ -12520,18 +11846,7 @@
                   <w:sz w:val="28"/>
                   <w:szCs w:val="28"/>
                 </w:rPr>
-                <m:t>0.0</m:t>
-              </m:r>
-              <m:r>
-                <m:rPr>
-                  <m:sty m:val="p"/>
-                </m:rPr>
-                <w:rPr>
-                  <w:rFonts w:ascii="Cambria Math" w:eastAsia="Cambria Math" w:hAnsi="Cambria Math"/>
-                  <w:sz w:val="28"/>
-                  <w:szCs w:val="28"/>
-                </w:rPr>
-                <m:t>45</m:t>
+                <m:t>0.045</m:t>
               </m:r>
             </m:e>
             <m:sup>
@@ -12557,40 +11872,7 @@
               <w:sz w:val="28"/>
               <w:szCs w:val="28"/>
             </w:rPr>
-            <m:t>*0.015=</m:t>
-          </m:r>
-          <m:r>
-            <m:rPr>
-              <m:sty m:val="p"/>
-            </m:rPr>
-            <w:rPr>
-              <w:rFonts w:ascii="Cambria Math" w:eastAsia="Cambria Math" w:hAnsi="Cambria Math"/>
-              <w:sz w:val="28"/>
-              <w:szCs w:val="28"/>
-            </w:rPr>
-            <m:t>0.0000942</m:t>
-          </m:r>
-          <m:r>
-            <m:rPr>
-              <m:sty m:val="p"/>
-            </m:rPr>
-            <w:rPr>
-              <w:rFonts w:ascii="Cambria Math" w:eastAsia="Cambria Math" w:hAnsi="Cambria Math"/>
-              <w:sz w:val="28"/>
-              <w:szCs w:val="28"/>
-            </w:rPr>
-            <m:t xml:space="preserve"> </m:t>
-          </m:r>
-          <m:r>
-            <m:rPr>
-              <m:sty m:val="p"/>
-            </m:rPr>
-            <w:rPr>
-              <w:rFonts w:ascii="Cambria Math" w:eastAsia="Cambria Math" w:hAnsi="Cambria Math"/>
-              <w:sz w:val="28"/>
-              <w:szCs w:val="28"/>
-            </w:rPr>
-            <m:t>кг</m:t>
+            <m:t>*0.015=0.0000942 кг</m:t>
           </m:r>
           <m:sSup>
             <m:sSupPr>
@@ -13505,29 +12787,7 @@
               <w:sz w:val="28"/>
               <w:szCs w:val="28"/>
             </w:rPr>
-            <m:t xml:space="preserve">== </m:t>
-          </m:r>
-          <m:r>
-            <m:rPr>
-              <m:sty m:val="p"/>
-            </m:rPr>
-            <w:rPr>
-              <w:rFonts w:ascii="Cambria Math" w:eastAsia="Cambria Math" w:hAnsi="Cambria Math"/>
-              <w:sz w:val="28"/>
-              <w:szCs w:val="28"/>
-            </w:rPr>
-            <m:t>0.0000942</m:t>
-          </m:r>
-          <m:r>
-            <m:rPr>
-              <m:sty m:val="p"/>
-            </m:rPr>
-            <w:rPr>
-              <w:rFonts w:ascii="Cambria Math" w:eastAsia="Cambria Math" w:hAnsi="Cambria Math"/>
-              <w:sz w:val="28"/>
-              <w:szCs w:val="28"/>
-            </w:rPr>
-            <m:t>*</m:t>
+            <m:t>== 0.0000942*</m:t>
           </m:r>
           <m:d>
             <m:dPr>
@@ -13793,51 +13053,7 @@
                               <w:sz w:val="28"/>
                               <w:szCs w:val="28"/>
                             </w:rPr>
-                            <m:t>1.53*</m:t>
-                          </m:r>
-                          <m:r>
-                            <m:rPr>
-                              <m:sty m:val="p"/>
-                            </m:rPr>
-                            <w:rPr>
-                              <w:rFonts w:ascii="Cambria Math" w:eastAsia="Cambria Math" w:hAnsi="Cambria Math"/>
-                              <w:sz w:val="28"/>
-                              <w:szCs w:val="28"/>
-                            </w:rPr>
-                            <m:t>2</m:t>
-                          </m:r>
-                          <m:r>
-                            <m:rPr>
-                              <m:sty m:val="p"/>
-                            </m:rPr>
-                            <w:rPr>
-                              <w:rFonts w:ascii="Cambria Math" w:eastAsia="Cambria Math" w:hAnsi="Cambria Math"/>
-                              <w:sz w:val="28"/>
-                              <w:szCs w:val="28"/>
-                            </w:rPr>
-                            <m:t>.</m:t>
-                          </m:r>
-                          <m:r>
-                            <m:rPr>
-                              <m:sty m:val="p"/>
-                            </m:rPr>
-                            <w:rPr>
-                              <w:rFonts w:ascii="Cambria Math" w:eastAsia="Cambria Math" w:hAnsi="Cambria Math"/>
-                              <w:sz w:val="28"/>
-                              <w:szCs w:val="28"/>
-                            </w:rPr>
-                            <m:t>1</m:t>
-                          </m:r>
-                          <m:r>
-                            <m:rPr>
-                              <m:sty m:val="p"/>
-                            </m:rPr>
-                            <w:rPr>
-                              <w:rFonts w:ascii="Cambria Math" w:eastAsia="Cambria Math" w:hAnsi="Cambria Math"/>
-                              <w:sz w:val="28"/>
-                              <w:szCs w:val="28"/>
-                            </w:rPr>
-                            <m:t>25</m:t>
+                            <m:t>1.53*2.125</m:t>
                           </m:r>
                         </m:e>
                       </m:d>
@@ -13984,40 +13200,7 @@
               <w:sz w:val="28"/>
               <w:szCs w:val="28"/>
             </w:rPr>
-            <m:t xml:space="preserve">= </m:t>
-          </m:r>
-          <m:r>
-            <m:rPr>
-              <m:sty m:val="p"/>
-            </m:rPr>
-            <w:rPr>
-              <w:rFonts w:ascii="Cambria Math" w:eastAsia="Cambria Math" w:hAnsi="Cambria Math"/>
-              <w:sz w:val="28"/>
-              <w:szCs w:val="28"/>
-            </w:rPr>
-            <m:t>0.00032688</m:t>
-          </m:r>
-          <m:r>
-            <m:rPr>
-              <m:sty m:val="p"/>
-            </m:rPr>
-            <w:rPr>
-              <w:rFonts w:ascii="Cambria Math" w:eastAsia="Cambria Math" w:hAnsi="Cambria Math"/>
-              <w:sz w:val="28"/>
-              <w:szCs w:val="28"/>
-            </w:rPr>
-            <m:t xml:space="preserve"> </m:t>
-          </m:r>
-          <m:r>
-            <m:rPr>
-              <m:sty m:val="p"/>
-            </m:rPr>
-            <w:rPr>
-              <w:rFonts w:ascii="Cambria Math" w:eastAsia="Cambria Math" w:hAnsi="Cambria Math"/>
-              <w:sz w:val="28"/>
-              <w:szCs w:val="28"/>
-            </w:rPr>
-            <m:t>кг</m:t>
+            <m:t>= 0.00032688 кг</m:t>
           </m:r>
           <m:sSup>
             <m:sSupPr>
@@ -14958,29 +14141,7 @@
                             <w:sz w:val="28"/>
                             <w:szCs w:val="28"/>
                           </w:rPr>
-                          <m:t>468.7</m:t>
-                        </m:r>
-                        <m:r>
-                          <m:rPr>
-                            <m:sty m:val="p"/>
-                          </m:rPr>
-                          <w:rPr>
-                            <w:rFonts w:ascii="Cambria Math" w:eastAsiaTheme="minorHAnsi" w:hAnsi="Cambria Math"/>
-                            <w:sz w:val="28"/>
-                            <w:szCs w:val="28"/>
-                          </w:rPr>
-                          <m:t>8</m:t>
-                        </m:r>
-                        <m:r>
-                          <m:rPr>
-                            <m:sty m:val="p"/>
-                          </m:rPr>
-                          <w:rPr>
-                            <w:rFonts w:ascii="Cambria Math" w:eastAsiaTheme="minorHAnsi" w:hAnsi="Cambria Math"/>
-                            <w:sz w:val="28"/>
-                            <w:szCs w:val="28"/>
-                          </w:rPr>
-                          <m:t>*0.9</m:t>
+                          <m:t>468.78*0.9</m:t>
                         </m:r>
                       </m:den>
                     </m:f>
@@ -15032,29 +14193,7 @@
                     <w:sz w:val="28"/>
                     <w:szCs w:val="28"/>
                   </w:rPr>
-                  <m:t>(</m:t>
-                </m:r>
-                <m:r>
-                  <m:rPr>
-                    <m:sty m:val="p"/>
-                  </m:rPr>
-                  <w:rPr>
-                    <w:rFonts w:ascii="Cambria Math" w:eastAsiaTheme="minorHAnsi" w:hAnsi="Cambria Math"/>
-                    <w:sz w:val="28"/>
-                    <w:szCs w:val="28"/>
-                  </w:rPr>
-                  <m:t>0.00007</m:t>
-                </m:r>
-                <m:r>
-                  <m:rPr>
-                    <m:sty m:val="p"/>
-                  </m:rPr>
-                  <w:rPr>
-                    <w:rFonts w:ascii="Cambria Math" w:eastAsiaTheme="minorHAnsi" w:hAnsi="Cambria Math"/>
-                    <w:sz w:val="28"/>
-                    <w:szCs w:val="28"/>
-                  </w:rPr>
-                  <m:t>+</m:t>
+                  <m:t>(0.00007+</m:t>
                 </m:r>
                 <m:r>
                   <m:rPr>
@@ -15265,18 +14404,7 @@
                         <w:sz w:val="28"/>
                         <w:szCs w:val="28"/>
                       </w:rPr>
-                      <m:t>468.7</m:t>
-                    </m:r>
-                    <m:r>
-                      <m:rPr>
-                        <m:sty m:val="p"/>
-                      </m:rPr>
-                      <w:rPr>
-                        <w:rFonts w:ascii="Cambria Math" w:eastAsiaTheme="minorHAnsi" w:hAnsi="Cambria Math"/>
-                        <w:sz w:val="28"/>
-                        <w:szCs w:val="28"/>
-                      </w:rPr>
-                      <m:t>8</m:t>
+                      <m:t>468.78</m:t>
                     </m:r>
                   </m:e>
                   <m:sup>
@@ -15319,18 +14447,7 @@
             <w:sz w:val="28"/>
             <w:szCs w:val="28"/>
           </w:rPr>
-          <m:t>=0.</m:t>
-        </m:r>
-        <m:r>
-          <m:rPr>
-            <m:sty m:val="p"/>
-          </m:rPr>
-          <w:rPr>
-            <w:rFonts w:ascii="Cambria Math" w:eastAsiaTheme="minorHAnsi" w:hAnsi="Cambria Math"/>
-            <w:sz w:val="28"/>
-            <w:szCs w:val="28"/>
-          </w:rPr>
-          <m:t>1</m:t>
+          <m:t>=0.1</m:t>
         </m:r>
         <m:r>
           <w:rPr>
@@ -15349,29 +14466,7 @@
             <w:sz w:val="28"/>
             <w:szCs w:val="28"/>
           </w:rPr>
-          <m:t xml:space="preserve"> Н</m:t>
-        </m:r>
-        <m:r>
-          <m:rPr>
-            <m:sty m:val="p"/>
-          </m:rPr>
-          <w:rPr>
-            <w:rFonts w:ascii="Cambria Math" w:eastAsiaTheme="minorHAnsi" w:hAnsi="Cambria Math"/>
-            <w:sz w:val="28"/>
-            <w:szCs w:val="28"/>
-          </w:rPr>
-          <m:t>∙</m:t>
-        </m:r>
-        <m:r>
-          <m:rPr>
-            <m:sty m:val="p"/>
-          </m:rPr>
-          <w:rPr>
-            <w:rFonts w:ascii="Cambria Math" w:eastAsiaTheme="minorHAnsi" w:hAnsi="Cambria Math"/>
-            <w:sz w:val="28"/>
-            <w:szCs w:val="28"/>
-          </w:rPr>
-          <m:t>м</m:t>
+          <m:t xml:space="preserve"> Н∙м</m:t>
         </m:r>
       </m:oMath>
     </w:p>
@@ -15677,18 +14772,7 @@
                 <w:sz w:val="28"/>
                 <w:szCs w:val="28"/>
               </w:rPr>
-              <m:t>0.</m:t>
-            </m:r>
-            <m:r>
-              <m:rPr>
-                <m:sty m:val="p"/>
-              </m:rPr>
-              <w:rPr>
-                <w:rFonts w:ascii="Cambria Math" w:eastAsiaTheme="minorHAnsi" w:hAnsi="Cambria Math"/>
-                <w:sz w:val="28"/>
-                <w:szCs w:val="28"/>
-              </w:rPr>
-              <m:t>125</m:t>
+              <m:t>0.125</m:t>
             </m:r>
           </m:num>
           <m:den>
@@ -15701,18 +14785,7 @@
                 <w:sz w:val="28"/>
                 <w:szCs w:val="28"/>
               </w:rPr>
-              <m:t>0.</m:t>
-            </m:r>
-            <m:r>
-              <m:rPr>
-                <m:sty m:val="p"/>
-              </m:rPr>
-              <w:rPr>
-                <w:rFonts w:ascii="Cambria Math" w:eastAsiaTheme="minorHAnsi" w:hAnsi="Cambria Math"/>
-                <w:sz w:val="28"/>
-                <w:szCs w:val="28"/>
-              </w:rPr>
-              <m:t>1</m:t>
+              <m:t>0.1</m:t>
             </m:r>
             <m:r>
               <w:rPr>
@@ -15733,18 +14806,7 @@
             <w:sz w:val="28"/>
             <w:szCs w:val="28"/>
           </w:rPr>
-          <m:t>=1.</m:t>
-        </m:r>
-        <m:r>
-          <m:rPr>
-            <m:sty m:val="p"/>
-          </m:rPr>
-          <w:rPr>
-            <w:rFonts w:ascii="Cambria Math" w:eastAsiaTheme="minorHAnsi" w:hAnsi="Cambria Math"/>
-            <w:sz w:val="28"/>
-            <w:szCs w:val="28"/>
-          </w:rPr>
-          <m:t>1668</m:t>
+          <m:t>=1.1668</m:t>
         </m:r>
       </m:oMath>
     </w:p>
@@ -16606,7 +15668,6 @@
         </w:rPr>
         <w:t xml:space="preserve">Найти постоянную </w:t>
       </w:r>
-      <w:proofErr w:type="gramStart"/>
       <w:r>
         <w:rPr>
           <w:rFonts w:ascii="Cambria Math" w:eastAsiaTheme="minorHAnsi" w:hAnsi="Cambria Math" w:cs="Cambria Math"/>
@@ -16623,7 +15684,6 @@
         </w:rPr>
         <w:t xml:space="preserve"> :</w:t>
       </w:r>
-      <w:proofErr w:type="gramEnd"/>
     </w:p>
     <w:p>
       <w:pPr>
@@ -16758,7 +15818,7 @@
                           <w:sz w:val="28"/>
                           <w:szCs w:val="28"/>
                         </w:rPr>
-                        <m:t>я</m:t>
+                        <m:t>н</m:t>
                       </m:r>
                     </m:sub>
                   </m:sSub>
@@ -16975,51 +16035,7 @@
                       <w:sz w:val="28"/>
                       <w:szCs w:val="28"/>
                     </w:rPr>
-                    <m:t>110-</m:t>
-                  </m:r>
-                  <m:r>
-                    <m:rPr>
-                      <m:sty m:val="p"/>
-                    </m:rPr>
-                    <w:rPr>
-                      <w:rFonts w:ascii="Cambria Math" w:eastAsiaTheme="minorHAnsi" w:hAnsi="Cambria Math"/>
-                      <w:sz w:val="28"/>
-                      <w:szCs w:val="28"/>
-                    </w:rPr>
-                    <m:t>0.9</m:t>
-                  </m:r>
-                  <m:r>
-                    <m:rPr>
-                      <m:sty m:val="p"/>
-                    </m:rPr>
-                    <w:rPr>
-                      <w:rFonts w:ascii="Cambria Math" w:eastAsiaTheme="minorHAnsi" w:hAnsi="Cambria Math"/>
-                      <w:sz w:val="28"/>
-                      <w:szCs w:val="28"/>
-                    </w:rPr>
-                    <m:t>* 1.</m:t>
-                  </m:r>
-                  <m:r>
-                    <m:rPr>
-                      <m:sty m:val="p"/>
-                    </m:rPr>
-                    <w:rPr>
-                      <w:rFonts w:ascii="Cambria Math" w:eastAsiaTheme="minorHAnsi" w:hAnsi="Cambria Math"/>
-                      <w:sz w:val="28"/>
-                      <w:szCs w:val="28"/>
-                    </w:rPr>
-                    <m:t>5</m:t>
-                  </m:r>
-                  <m:r>
-                    <m:rPr>
-                      <m:sty m:val="p"/>
-                    </m:rPr>
-                    <w:rPr>
-                      <w:rFonts w:ascii="Cambria Math" w:eastAsiaTheme="minorHAnsi" w:hAnsi="Cambria Math"/>
-                      <w:sz w:val="28"/>
-                      <w:szCs w:val="28"/>
-                    </w:rPr>
-                    <m:t xml:space="preserve"> </m:t>
+                    <m:t xml:space="preserve">110-0.9* 1.5 </m:t>
                   </m:r>
                 </m:e>
               </m:d>
@@ -17053,29 +16069,7 @@
                   <w:sz w:val="28"/>
                   <w:szCs w:val="28"/>
                 </w:rPr>
-                <m:t>*</m:t>
-              </m:r>
-              <m:r>
-                <m:rPr>
-                  <m:sty m:val="p"/>
-                </m:rPr>
-                <w:rPr>
-                  <w:rFonts w:ascii="Cambria Math" w:eastAsiaTheme="minorHAnsi" w:hAnsi="Cambria Math"/>
-                  <w:sz w:val="28"/>
-                  <w:szCs w:val="28"/>
-                </w:rPr>
-                <m:t>25</m:t>
-              </m:r>
-              <m:r>
-                <m:rPr>
-                  <m:sty m:val="p"/>
-                </m:rPr>
-                <w:rPr>
-                  <w:rFonts w:ascii="Cambria Math" w:eastAsiaTheme="minorHAnsi" w:hAnsi="Cambria Math"/>
-                  <w:sz w:val="28"/>
-                  <w:szCs w:val="28"/>
-                </w:rPr>
-                <m:t>00</m:t>
+                <m:t>*2500</m:t>
               </m:r>
             </m:den>
           </m:f>
@@ -17088,18 +16082,7 @@
               <w:sz w:val="28"/>
               <w:szCs w:val="28"/>
             </w:rPr>
-            <m:t>=</m:t>
-          </m:r>
-          <m:r>
-            <m:rPr>
-              <m:sty m:val="p"/>
-            </m:rPr>
-            <w:rPr>
-              <w:rFonts w:ascii="Cambria Math" w:eastAsiaTheme="minorHAnsi" w:hAnsi="Cambria Math"/>
-              <w:sz w:val="28"/>
-              <w:szCs w:val="28"/>
-            </w:rPr>
-            <m:t>0.415</m:t>
+            <m:t>=0.415</m:t>
           </m:r>
           <m:f>
             <m:fPr>
@@ -17469,29 +16452,7 @@
               <w:sz w:val="28"/>
               <w:szCs w:val="28"/>
             </w:rPr>
-            <m:t>=</m:t>
-          </m:r>
-          <m:r>
-            <m:rPr>
-              <m:sty m:val="p"/>
-            </m:rPr>
-            <w:rPr>
-              <w:rFonts w:ascii="Cambria Math" w:eastAsiaTheme="minorHAnsi" w:hAnsi="Cambria Math"/>
-              <w:sz w:val="28"/>
-              <w:szCs w:val="28"/>
-            </w:rPr>
-            <m:t>2.409</m:t>
-          </m:r>
-          <m:r>
-            <m:rPr>
-              <m:sty m:val="p"/>
-            </m:rPr>
-            <w:rPr>
-              <w:rFonts w:ascii="Cambria Math" w:eastAsiaTheme="minorHAnsi" w:hAnsi="Cambria Math"/>
-              <w:sz w:val="28"/>
-              <w:szCs w:val="28"/>
-            </w:rPr>
-            <m:t>6</m:t>
+            <m:t>=2.4096</m:t>
           </m:r>
         </m:oMath>
       </m:oMathPara>
@@ -17941,29 +16902,7 @@
                   <w:sz w:val="28"/>
                   <w:szCs w:val="28"/>
                 </w:rPr>
-                <m:t>(</m:t>
-              </m:r>
-              <m:r>
-                <m:rPr>
-                  <m:sty m:val="p"/>
-                </m:rPr>
-                <w:rPr>
-                  <w:rFonts w:ascii="Cambria Math" w:eastAsiaTheme="minorHAnsi" w:hAnsi="Cambria Math"/>
-                  <w:sz w:val="28"/>
-                  <w:szCs w:val="28"/>
-                </w:rPr>
-                <m:t>0.00007</m:t>
-              </m:r>
-              <m:r>
-                <m:rPr>
-                  <m:sty m:val="p"/>
-                </m:rPr>
-                <w:rPr>
-                  <w:rFonts w:ascii="Cambria Math" w:eastAsiaTheme="minorHAnsi" w:hAnsi="Cambria Math"/>
-                  <w:sz w:val="28"/>
-                  <w:szCs w:val="28"/>
-                </w:rPr>
-                <m:t>+</m:t>
+                <m:t>(0.00007+</m:t>
               </m:r>
               <m:r>
                 <m:rPr>
@@ -18075,18 +17014,7 @@
                   <w:sz w:val="28"/>
                   <w:szCs w:val="28"/>
                 </w:rPr>
-                <m:t>)*1.</m:t>
-              </m:r>
-              <m:r>
-                <m:rPr>
-                  <m:sty m:val="p"/>
-                </m:rPr>
-                <w:rPr>
-                  <w:rFonts w:ascii="Cambria Math" w:eastAsiaTheme="minorHAnsi" w:hAnsi="Cambria Math"/>
-                  <w:sz w:val="28"/>
-                  <w:szCs w:val="28"/>
-                </w:rPr>
-                <m:t>5</m:t>
+                <m:t>)*1.5</m:t>
               </m:r>
             </m:num>
             <m:den>
@@ -18099,29 +17027,7 @@
                   <w:sz w:val="28"/>
                   <w:szCs w:val="28"/>
                 </w:rPr>
-                <m:t>0.415</m:t>
-              </m:r>
-              <m:r>
-                <m:rPr>
-                  <m:sty m:val="p"/>
-                </m:rPr>
-                <w:rPr>
-                  <w:rFonts w:ascii="Cambria Math" w:eastAsiaTheme="minorHAnsi" w:hAnsi="Cambria Math"/>
-                  <w:sz w:val="28"/>
-                  <w:szCs w:val="28"/>
-                </w:rPr>
-                <m:t>*</m:t>
-              </m:r>
-              <m:r>
-                <m:rPr>
-                  <m:sty m:val="p"/>
-                </m:rPr>
-                <w:rPr>
-                  <w:rFonts w:ascii="Cambria Math" w:eastAsiaTheme="minorHAnsi" w:hAnsi="Cambria Math"/>
-                  <w:sz w:val="28"/>
-                  <w:szCs w:val="28"/>
-                </w:rPr>
-                <m:t>0.415</m:t>
+                <m:t>0.415*0.415</m:t>
               </m:r>
             </m:den>
           </m:f>
@@ -18134,29 +17040,7 @@
               <w:sz w:val="28"/>
               <w:szCs w:val="28"/>
             </w:rPr>
-            <m:t>=</m:t>
-          </m:r>
-          <m:r>
-            <m:rPr>
-              <m:sty m:val="p"/>
-            </m:rPr>
-            <w:rPr>
-              <w:rFonts w:ascii="Cambria Math" w:eastAsiaTheme="minorHAnsi" w:hAnsi="Cambria Math"/>
-              <w:sz w:val="28"/>
-              <w:szCs w:val="28"/>
-            </w:rPr>
-            <m:t>0.0039</m:t>
-          </m:r>
-          <m:r>
-            <m:rPr>
-              <m:sty m:val="p"/>
-            </m:rPr>
-            <w:rPr>
-              <w:rFonts w:ascii="Cambria Math" w:eastAsiaTheme="minorHAnsi" w:hAnsi="Cambria Math"/>
-              <w:sz w:val="28"/>
-              <w:szCs w:val="28"/>
-            </w:rPr>
-            <m:t xml:space="preserve"> с</m:t>
+            <m:t>=0.0039 с</m:t>
           </m:r>
         </m:oMath>
       </m:oMathPara>
@@ -18294,18 +17178,7 @@
                   <w:sz w:val="28"/>
                   <w:szCs w:val="28"/>
                 </w:rPr>
-                <m:t>2.409</m:t>
-              </m:r>
-              <m:r>
-                <m:rPr>
-                  <m:sty m:val="p"/>
-                </m:rPr>
-                <w:rPr>
-                  <w:rFonts w:ascii="Cambria Math" w:eastAsiaTheme="minorHAnsi" w:hAnsi="Cambria Math"/>
-                  <w:sz w:val="28"/>
-                  <w:szCs w:val="28"/>
-                </w:rPr>
-                <m:t>6</m:t>
+                <m:t>2.4096</m:t>
               </m:r>
             </m:num>
             <m:den>
@@ -18326,29 +17199,7 @@
                   <w:sz w:val="28"/>
                   <w:szCs w:val="28"/>
                 </w:rPr>
-                <m:t>(1+</m:t>
-              </m:r>
-              <m:r>
-                <m:rPr>
-                  <m:sty m:val="p"/>
-                </m:rPr>
-                <w:rPr>
-                  <w:rFonts w:ascii="Cambria Math" w:eastAsiaTheme="minorHAnsi" w:hAnsi="Cambria Math"/>
-                  <w:sz w:val="28"/>
-                  <w:szCs w:val="28"/>
-                </w:rPr>
-                <m:t>0.0039</m:t>
-              </m:r>
-              <m:r>
-                <m:rPr>
-                  <m:sty m:val="p"/>
-                </m:rPr>
-                <w:rPr>
-                  <w:rFonts w:ascii="Cambria Math" w:eastAsiaTheme="minorHAnsi" w:hAnsi="Cambria Math"/>
-                  <w:sz w:val="28"/>
-                  <w:szCs w:val="28"/>
-                </w:rPr>
-                <m:t>*</m:t>
+                <m:t>(1+0.0039*</m:t>
               </m:r>
               <m:r>
                 <w:rPr>
@@ -18637,7 +17488,6 @@
                 <w:sz w:val="24"/>
               </w:rPr>
             </w:pPr>
-            <w:proofErr w:type="spellStart"/>
             <w:r>
               <w:rPr>
                 <w:spacing w:val="-5"/>
@@ -18645,7 +17495,6 @@
               </w:rPr>
               <w:t>Тип</w:t>
             </w:r>
-            <w:proofErr w:type="spellEnd"/>
           </w:p>
         </w:tc>
         <w:tc>
@@ -18661,31 +17510,13 @@
                 <w:sz w:val="24"/>
               </w:rPr>
             </w:pPr>
-            <w:proofErr w:type="spellStart"/>
             <w:r>
               <w:rPr>
                 <w:spacing w:val="-2"/>
                 <w:sz w:val="24"/>
               </w:rPr>
-              <w:t>Режим</w:t>
-            </w:r>
-            <w:proofErr w:type="spellEnd"/>
-            <w:r>
-              <w:rPr>
-                <w:spacing w:val="-2"/>
-                <w:sz w:val="24"/>
-              </w:rPr>
-              <w:t xml:space="preserve"> </w:t>
-            </w:r>
-            <w:proofErr w:type="spellStart"/>
-            <w:r>
-              <w:rPr>
-                <w:spacing w:val="-2"/>
-                <w:sz w:val="24"/>
-              </w:rPr>
-              <w:t>работы</w:t>
-            </w:r>
-            <w:proofErr w:type="spellEnd"/>
+              <w:t>Режим работы</w:t>
+            </w:r>
           </w:p>
         </w:tc>
         <w:tc>
@@ -18701,23 +17532,13 @@
                 <w:sz w:val="24"/>
               </w:rPr>
             </w:pPr>
-            <w:proofErr w:type="spellStart"/>
             <w:r>
               <w:rPr>
                 <w:spacing w:val="-2"/>
                 <w:sz w:val="24"/>
               </w:rPr>
-              <w:t>Частота</w:t>
-            </w:r>
-            <w:proofErr w:type="spellEnd"/>
-            <w:r>
-              <w:rPr>
-                <w:spacing w:val="-2"/>
-                <w:sz w:val="24"/>
-              </w:rPr>
-              <w:t xml:space="preserve">, </w:t>
-            </w:r>
-            <w:proofErr w:type="spellStart"/>
+              <w:t xml:space="preserve">Частота, </w:t>
+            </w:r>
             <w:r>
               <w:rPr>
                 <w:spacing w:val="-6"/>
@@ -18725,7 +17546,6 @@
               </w:rPr>
               <w:t>Гц</w:t>
             </w:r>
-            <w:proofErr w:type="spellEnd"/>
           </w:p>
         </w:tc>
         <w:tc>
@@ -18742,37 +17562,12 @@
                 <w:sz w:val="16"/>
               </w:rPr>
             </w:pPr>
-            <w:proofErr w:type="spellStart"/>
             <w:r>
               <w:rPr>
                 <w:spacing w:val="-2"/>
                 <w:sz w:val="24"/>
               </w:rPr>
-              <w:t>Коэффициент</w:t>
-            </w:r>
-            <w:proofErr w:type="spellEnd"/>
-            <w:r>
-              <w:rPr>
-                <w:spacing w:val="-2"/>
-                <w:sz w:val="24"/>
-              </w:rPr>
-              <w:t xml:space="preserve"> </w:t>
-            </w:r>
-            <w:proofErr w:type="spellStart"/>
-            <w:r>
-              <w:rPr>
-                <w:spacing w:val="-2"/>
-                <w:sz w:val="24"/>
-              </w:rPr>
-              <w:t>трансформации</w:t>
-            </w:r>
-            <w:proofErr w:type="spellEnd"/>
-            <w:r>
-              <w:rPr>
-                <w:spacing w:val="-2"/>
-                <w:sz w:val="24"/>
-              </w:rPr>
-              <w:t xml:space="preserve">, </w:t>
+              <w:t xml:space="preserve">Коэффициент трансформации, </w:t>
             </w:r>
             <w:r>
               <w:rPr>
@@ -18782,7 +17577,6 @@
               </w:rPr>
               <w:t>k</w:t>
             </w:r>
-            <w:proofErr w:type="spellStart"/>
             <w:r>
               <w:rPr>
                 <w:spacing w:val="-4"/>
@@ -18790,7 +17584,6 @@
               </w:rPr>
               <w:t>тр</w:t>
             </w:r>
-            <w:proofErr w:type="spellEnd"/>
           </w:p>
         </w:tc>
         <w:tc>
@@ -18806,35 +17599,18 @@
                 <w:sz w:val="24"/>
               </w:rPr>
             </w:pPr>
-            <w:proofErr w:type="spellStart"/>
             <w:r>
               <w:rPr>
                 <w:spacing w:val="-2"/>
                 <w:sz w:val="24"/>
               </w:rPr>
-              <w:t>Напряжение</w:t>
-            </w:r>
-            <w:proofErr w:type="spellEnd"/>
-            <w:r>
-              <w:rPr>
-                <w:spacing w:val="-2"/>
+              <w:t xml:space="preserve">Напряжение </w:t>
+            </w:r>
+            <w:r>
+              <w:rPr>
                 <w:sz w:val="24"/>
               </w:rPr>
-              <w:t xml:space="preserve"> </w:t>
-            </w:r>
-            <w:proofErr w:type="spellStart"/>
-            <w:r>
-              <w:rPr>
-                <w:sz w:val="24"/>
-              </w:rPr>
-              <w:t>питания</w:t>
-            </w:r>
-            <w:proofErr w:type="spellEnd"/>
-            <w:r>
-              <w:rPr>
-                <w:sz w:val="24"/>
-              </w:rPr>
-              <w:t>, В</w:t>
+              <w:t>питания, В</w:t>
             </w:r>
           </w:p>
         </w:tc>
@@ -18861,7 +17637,6 @@
                 <w:sz w:val="24"/>
               </w:rPr>
             </w:pPr>
-            <w:proofErr w:type="spellStart"/>
             <w:r>
               <w:rPr>
                 <w:sz w:val="24"/>
@@ -18875,14 +17650,12 @@
               </w:rPr>
               <w:t>вых</w:t>
             </w:r>
-            <w:proofErr w:type="spellEnd"/>
             <w:r>
               <w:rPr>
                 <w:sz w:val="24"/>
               </w:rPr>
               <w:t xml:space="preserve">, </w:t>
             </w:r>
-            <w:proofErr w:type="spellStart"/>
             <w:r>
               <w:rPr>
                 <w:spacing w:val="-5"/>
@@ -18890,7 +17663,6 @@
               </w:rPr>
               <w:t>Ом</w:t>
             </w:r>
-            <w:proofErr w:type="spellEnd"/>
           </w:p>
         </w:tc>
         <w:tc>
@@ -18906,23 +17678,13 @@
                 <w:sz w:val="24"/>
               </w:rPr>
             </w:pPr>
-            <w:proofErr w:type="spellStart"/>
             <w:r>
               <w:rPr>
                 <w:spacing w:val="-2"/>
                 <w:sz w:val="24"/>
               </w:rPr>
-              <w:t>Мощность</w:t>
-            </w:r>
-            <w:proofErr w:type="spellEnd"/>
-            <w:r>
-              <w:rPr>
-                <w:spacing w:val="-2"/>
-                <w:sz w:val="24"/>
-              </w:rPr>
-              <w:t xml:space="preserve">, </w:t>
-            </w:r>
-            <w:proofErr w:type="spellStart"/>
+              <w:t xml:space="preserve">Мощность, </w:t>
+            </w:r>
             <w:r>
               <w:rPr>
                 <w:spacing w:val="-6"/>
@@ -18930,7 +17692,6 @@
               </w:rPr>
               <w:t>Вт</w:t>
             </w:r>
-            <w:proofErr w:type="spellEnd"/>
           </w:p>
         </w:tc>
       </w:tr>
@@ -19240,15 +18001,14 @@
           <w:sz w:val="28"/>
           <w:szCs w:val="28"/>
         </w:rPr>
-        <w:t>3.</w:t>
-      </w:r>
-      <w:r>
-        <w:rPr>
-          <w:spacing w:val="-2"/>
-          <w:sz w:val="28"/>
-          <w:szCs w:val="28"/>
-        </w:rPr>
-        <w:t xml:space="preserve"> </w:t>
+        <w:t>3</w:t>
+      </w:r>
+      <w:r>
+        <w:rPr>
+          <w:sz w:val="28"/>
+          <w:szCs w:val="28"/>
+        </w:rPr>
+        <w:t xml:space="preserve"> – </w:t>
       </w:r>
       <w:r>
         <w:rPr>
@@ -19259,7 +18019,6 @@
       </w:r>
       <w:r>
         <w:rPr>
-          <w:spacing w:val="-3"/>
           <w:sz w:val="28"/>
           <w:szCs w:val="28"/>
         </w:rPr>
@@ -19548,18 +18307,7 @@
                 <w:sz w:val="28"/>
                 <w:szCs w:val="28"/>
               </w:rPr>
-              <m:t>*4</m:t>
-            </m:r>
-            <m:r>
-              <m:rPr>
-                <m:sty m:val="p"/>
-              </m:rPr>
-              <w:rPr>
-                <w:rFonts w:ascii="Cambria Math" w:eastAsiaTheme="minorHAnsi" w:hAnsi="Cambria Math"/>
-                <w:sz w:val="28"/>
-                <w:szCs w:val="28"/>
-              </w:rPr>
-              <m:t>0*</m:t>
+              <m:t>*40*</m:t>
             </m:r>
             <m:func>
               <m:funcPr>
@@ -19609,18 +18357,7 @@
                 <w:sz w:val="28"/>
                 <w:szCs w:val="28"/>
               </w:rPr>
-              <m:t>30</m:t>
-            </m:r>
-            <m:r>
-              <m:rPr>
-                <m:sty m:val="p"/>
-              </m:rPr>
-              <w:rPr>
-                <w:rFonts w:ascii="Cambria Math" w:eastAsiaTheme="minorHAnsi" w:hAnsi="Cambria Math"/>
-                <w:sz w:val="28"/>
-                <w:szCs w:val="28"/>
-              </w:rPr>
-              <m:t>°</m:t>
+              <m:t>30°</m:t>
             </m:r>
           </m:den>
         </m:f>
@@ -19633,18 +18370,7 @@
             <w:sz w:val="28"/>
             <w:szCs w:val="28"/>
           </w:rPr>
-          <m:t>57.3</m:t>
-        </m:r>
-        <m:r>
-          <m:rPr>
-            <m:sty m:val="p"/>
-          </m:rPr>
-          <w:rPr>
-            <w:rFonts w:ascii="Cambria Math" w:eastAsiaTheme="minorHAnsi" w:hAnsi="Cambria Math"/>
-            <w:sz w:val="28"/>
-            <w:szCs w:val="28"/>
-          </w:rPr>
-          <m:t xml:space="preserve">= </m:t>
+          <m:t xml:space="preserve">57.3= </m:t>
         </m:r>
       </m:oMath>
       <w:r>
@@ -19707,29 +18433,40 @@
         <w:contextualSpacing/>
         <w:jc w:val="both"/>
         <w:rPr>
+          <w:sz w:val="28"/>
+          <w:szCs w:val="28"/>
+        </w:rPr>
+      </w:pPr>
+      <w:r>
+        <w:rPr>
           <w:rFonts w:eastAsiaTheme="minorHAnsi"/>
           <w:sz w:val="28"/>
           <w:szCs w:val="28"/>
         </w:rPr>
-      </w:pPr>
+        <w:t xml:space="preserve">Согласование вращающегося трансформатора с элементами схемы системы управления осуществляется с помощью операционных усилителей. Для связи вращающегося трансформатора с остальной системой используем </w:t>
+      </w:r>
       <w:r>
         <w:rPr>
           <w:rFonts w:eastAsiaTheme="minorHAnsi"/>
           <w:sz w:val="28"/>
           <w:szCs w:val="28"/>
         </w:rPr>
-        <w:t>Согласование вращающегося трансформатора с элементами схемы системы управления осуществляется с помощью операционных усилителей. Для связи вращающегося трансформатора с остальной системой используем ОУ К140УД6.</w:t>
-      </w:r>
-    </w:p>
-    <w:p>
-      <w:pPr>
-        <w:jc w:val="center"/>
-        <w:rPr>
-          <w:sz w:val="28"/>
-          <w:szCs w:val="28"/>
-          <w:lang w:val="en-US"/>
-        </w:rPr>
-      </w:pPr>
+        <w:t>ОУ</w:t>
+      </w:r>
+      <w:r>
+        <w:t xml:space="preserve"> </w:t>
+      </w:r>
+      <w:r>
+        <w:rPr>
+          <w:rFonts w:eastAsiaTheme="minorHAnsi"/>
+          <w:sz w:val="28"/>
+          <w:szCs w:val="28"/>
+        </w:rPr>
+        <w:t>К140УД6</w:t>
+      </w:r>
+      <w:r>
+        <w:t>.</w:t>
+      </w:r>
     </w:p>
     <w:tbl>
       <w:tblPr>
@@ -19774,7 +18511,6 @@
                 <w:sz w:val="24"/>
               </w:rPr>
             </w:pPr>
-            <w:proofErr w:type="spellStart"/>
             <w:r>
               <w:rPr>
                 <w:spacing w:val="-5"/>
@@ -19782,7 +18518,6 @@
               </w:rPr>
               <w:t>Тип</w:t>
             </w:r>
-            <w:proofErr w:type="spellEnd"/>
           </w:p>
         </w:tc>
         <w:tc>
@@ -19799,7 +18534,6 @@
                 <w:sz w:val="24"/>
               </w:rPr>
             </w:pPr>
-            <w:proofErr w:type="spellStart"/>
             <w:r>
               <w:rPr>
                 <w:sz w:val="24"/>
@@ -19813,7 +18547,6 @@
               </w:rPr>
               <w:t>пит</w:t>
             </w:r>
-            <w:proofErr w:type="spellEnd"/>
             <w:r>
               <w:rPr>
                 <w:sz w:val="24"/>
@@ -19857,14 +18590,12 @@
               </w:rPr>
               <w:t>U</w:t>
             </w:r>
-            <w:proofErr w:type="spellStart"/>
             <w:r>
               <w:rPr>
                 <w:sz w:val="16"/>
               </w:rPr>
               <w:t>выхmax</w:t>
             </w:r>
-            <w:proofErr w:type="spellEnd"/>
             <w:r>
               <w:rPr>
                 <w:position w:val="2"/>
@@ -19904,14 +18635,12 @@
               </w:rPr>
               <w:t>I</w:t>
             </w:r>
-            <w:proofErr w:type="spellStart"/>
             <w:r>
               <w:rPr>
                 <w:sz w:val="16"/>
               </w:rPr>
               <w:t>вх</w:t>
             </w:r>
-            <w:proofErr w:type="spellEnd"/>
             <w:r>
               <w:rPr>
                 <w:spacing w:val="-5"/>
@@ -19945,17 +18674,8 @@
                 <w:spacing w:val="-5"/>
                 <w:position w:val="2"/>
                 <w:sz w:val="24"/>
-                <w:lang w:val="ru-RU"/>
-              </w:rPr>
-              <w:t>п</w:t>
-            </w:r>
-            <w:r>
-              <w:rPr>
-                <w:spacing w:val="-5"/>
-                <w:position w:val="2"/>
-                <w:sz w:val="24"/>
-              </w:rPr>
-              <w:t>А</w:t>
+              </w:rPr>
+              <w:t>мА</w:t>
             </w:r>
           </w:p>
         </w:tc>
@@ -19973,7 +18693,6 @@
                 <w:sz w:val="24"/>
               </w:rPr>
             </w:pPr>
-            <w:proofErr w:type="spellStart"/>
             <w:r>
               <w:rPr>
                 <w:spacing w:val="-5"/>
@@ -19989,7 +18708,6 @@
               </w:rPr>
               <w:t>у</w:t>
             </w:r>
-            <w:proofErr w:type="spellEnd"/>
           </w:p>
         </w:tc>
         <w:tc>
@@ -20006,7 +18724,6 @@
                 <w:sz w:val="24"/>
               </w:rPr>
             </w:pPr>
-            <w:proofErr w:type="spellStart"/>
             <w:r>
               <w:rPr>
                 <w:sz w:val="24"/>
@@ -20020,7 +18737,6 @@
               </w:rPr>
               <w:t>вх</w:t>
             </w:r>
-            <w:proofErr w:type="spellEnd"/>
             <w:r>
               <w:rPr>
                 <w:sz w:val="24"/>
@@ -20034,7 +18750,6 @@
               </w:rPr>
               <w:t xml:space="preserve"> </w:t>
             </w:r>
-            <w:proofErr w:type="spellStart"/>
             <w:r>
               <w:rPr>
                 <w:spacing w:val="-5"/>
@@ -20042,7 +18757,6 @@
               </w:rPr>
               <w:t>МОм</w:t>
             </w:r>
-            <w:proofErr w:type="spellEnd"/>
           </w:p>
         </w:tc>
         <w:tc>
@@ -20067,14 +18781,12 @@
               </w:rPr>
               <w:t>U</w:t>
             </w:r>
-            <w:proofErr w:type="spellStart"/>
             <w:r>
               <w:rPr>
                 <w:sz w:val="16"/>
               </w:rPr>
               <w:t>вхmax</w:t>
             </w:r>
-            <w:proofErr w:type="spellEnd"/>
             <w:r>
               <w:rPr>
                 <w:position w:val="2"/>
@@ -20113,7 +18825,7 @@
             <w:pPr>
               <w:pStyle w:val="TableParagraph"/>
               <w:spacing w:line="267" w:lineRule="exact"/>
-              <w:ind w:right="9"/>
+              <w:ind w:right="4"/>
               <w:jc w:val="center"/>
               <w:rPr>
                 <w:sz w:val="24"/>
@@ -20124,7 +18836,7 @@
                 <w:spacing w:val="-2"/>
                 <w:sz w:val="24"/>
               </w:rPr>
-              <w:t>TL071CDT</w:t>
+              <w:t>К140УД6</w:t>
             </w:r>
           </w:p>
         </w:tc>
@@ -20140,6 +18852,7 @@
               <w:jc w:val="center"/>
               <w:rPr>
                 <w:sz w:val="24"/>
+                <w:lang w:val="ru-RU"/>
               </w:rPr>
             </w:pPr>
             <w:r>
@@ -20147,14 +18860,7 @@
                 <w:spacing w:val="-5"/>
                 <w:sz w:val="24"/>
               </w:rPr>
-              <w:t>±1</w:t>
-            </w:r>
-            <w:r>
-              <w:rPr>
-                <w:spacing w:val="-5"/>
-                <w:sz w:val="24"/>
-              </w:rPr>
-              <w:t>5</w:t>
+              <w:t>±15</w:t>
             </w:r>
           </w:p>
         </w:tc>
@@ -20178,15 +18884,7 @@
                 <w:spacing w:val="-5"/>
                 <w:sz w:val="24"/>
               </w:rPr>
-              <w:t>±1</w:t>
-            </w:r>
-            <w:r>
-              <w:rPr>
-                <w:spacing w:val="-5"/>
-                <w:sz w:val="24"/>
-                <w:lang w:val="ru-RU"/>
-              </w:rPr>
-              <w:t>3,5</w:t>
+              <w:t>±11</w:t>
             </w:r>
           </w:p>
         </w:tc>
@@ -20209,9 +18907,8 @@
               <w:rPr>
                 <w:spacing w:val="-10"/>
                 <w:sz w:val="24"/>
-                <w:lang w:val="ru-RU"/>
-              </w:rPr>
-              <w:t>200</w:t>
+              </w:rPr>
+              <w:t>4</w:t>
             </w:r>
           </w:p>
         </w:tc>
@@ -20234,7 +18931,7 @@
                 <w:spacing w:val="-2"/>
                 <w:sz w:val="24"/>
               </w:rPr>
-              <w:t>200 000</w:t>
+              <w:t>30000</w:t>
             </w:r>
           </w:p>
         </w:tc>
@@ -20253,42 +18950,13 @@
                 <w:lang w:val="ru-RU"/>
               </w:rPr>
             </w:pPr>
-            <m:oMathPara>
-              <m:oMath>
-                <m:sSup>
-                  <m:sSupPr>
-                    <m:ctrlPr>
-                      <w:rPr>
-                        <w:rFonts w:ascii="Cambria Math" w:hAnsi="Cambria Math"/>
-                        <w:i/>
-                        <w:sz w:val="24"/>
-                        <w:lang w:val="ru-RU"/>
-                      </w:rPr>
-                    </m:ctrlPr>
-                  </m:sSupPr>
-                  <m:e>
-                    <m:r>
-                      <w:rPr>
-                        <w:rFonts w:ascii="Cambria Math" w:hAnsi="Cambria Math"/>
-                        <w:sz w:val="24"/>
-                        <w:lang w:val="ru-RU"/>
-                      </w:rPr>
-                      <m:t>10</m:t>
-                    </m:r>
-                  </m:e>
-                  <m:sup>
-                    <m:r>
-                      <w:rPr>
-                        <w:rFonts w:ascii="Cambria Math" w:hAnsi="Cambria Math"/>
-                        <w:sz w:val="24"/>
-                        <w:lang w:val="ru-RU"/>
-                      </w:rPr>
-                      <m:t>6</m:t>
-                    </m:r>
-                  </m:sup>
-                </m:sSup>
-              </m:oMath>
-            </m:oMathPara>
+            <w:r>
+              <w:rPr>
+                <w:spacing w:val="-10"/>
+                <w:sz w:val="24"/>
+              </w:rPr>
+              <w:t>1</w:t>
+            </w:r>
           </w:p>
         </w:tc>
         <w:tc>
@@ -20311,15 +18979,7 @@
                 <w:spacing w:val="-5"/>
                 <w:sz w:val="24"/>
               </w:rPr>
-              <w:t>±</w:t>
-            </w:r>
-            <w:r>
-              <w:rPr>
-                <w:spacing w:val="-5"/>
-                <w:sz w:val="24"/>
-                <w:lang w:val="ru-RU"/>
-              </w:rPr>
-              <w:t>15</w:t>
+              <w:t>±15</w:t>
             </w:r>
           </w:p>
         </w:tc>
@@ -20344,7 +19004,15 @@
           <w:sz w:val="28"/>
           <w:szCs w:val="28"/>
         </w:rPr>
-        <w:t>Таблица 3. Характеристики ОУ К140УД6</w:t>
+        <w:t xml:space="preserve">Таблица 3. Характеристики ОУ </w:t>
+      </w:r>
+      <w:r>
+        <w:rPr>
+          <w:rFonts w:eastAsiaTheme="minorHAnsi"/>
+          <w:sz w:val="28"/>
+          <w:szCs w:val="28"/>
+        </w:rPr>
+        <w:t>TL071CDT</w:t>
       </w:r>
     </w:p>
     <w:p>
@@ -20386,7 +19054,7 @@
           <w:sz w:val="28"/>
           <w:szCs w:val="28"/>
         </w:rPr>
-        <w:t>3,5</w:t>
+        <w:t>1</w:t>
       </w:r>
       <w:r>
         <w:rPr>
@@ -20642,6 +19310,7 @@
       <w:r>
         <w:rPr>
           <w:rFonts w:eastAsiaTheme="minorHAnsi"/>
+          <w:noProof/>
           <w:sz w:val="28"/>
           <w:szCs w:val="28"/>
         </w:rPr>
@@ -20719,7 +19388,39 @@
           <w:sz w:val="28"/>
           <w:szCs w:val="28"/>
         </w:rPr>
-        <w:t>Рисунок 4. ОУ для связи ВТ и системы</w:t>
+        <w:t>Рисунок 4</w:t>
+      </w:r>
+      <w:r>
+        <w:rPr>
+          <w:rFonts w:eastAsiaTheme="minorHAnsi"/>
+          <w:sz w:val="28"/>
+          <w:szCs w:val="28"/>
+        </w:rPr>
+        <w:t xml:space="preserve"> – </w:t>
+      </w:r>
+      <w:r>
+        <w:rPr>
+          <w:rFonts w:eastAsiaTheme="minorHAnsi"/>
+          <w:sz w:val="28"/>
+          <w:szCs w:val="28"/>
+        </w:rPr>
+        <w:t>ОУ</w:t>
+      </w:r>
+      <w:r>
+        <w:rPr>
+          <w:rFonts w:eastAsiaTheme="minorHAnsi"/>
+          <w:sz w:val="28"/>
+          <w:szCs w:val="28"/>
+        </w:rPr>
+        <w:t xml:space="preserve"> </w:t>
+      </w:r>
+      <w:r>
+        <w:rPr>
+          <w:rFonts w:eastAsiaTheme="minorHAnsi"/>
+          <w:sz w:val="28"/>
+          <w:szCs w:val="28"/>
+        </w:rPr>
+        <w:t>для связи ВТ и системы</w:t>
       </w:r>
     </w:p>
     <w:p>
@@ -20746,14 +19447,12 @@
         <w:lastRenderedPageBreak/>
         <w:t>𝑈</w:t>
       </w:r>
-      <w:proofErr w:type="spellStart"/>
       <w:r>
         <w:rPr>
           <w:vertAlign w:val="subscript"/>
         </w:rPr>
         <w:t>вх</w:t>
       </w:r>
-      <w:proofErr w:type="spellEnd"/>
       <w:r>
         <w:t xml:space="preserve"> может быть равно </w:t>
       </w:r>
@@ -20773,21 +19472,16 @@
         <w:t xml:space="preserve">делитель напряжения R0, R1, R3 так, чтобы входное напряжение ОУ не превышало 15В, а входной ток – </w:t>
       </w:r>
       <w:r>
-        <w:t>200</w:t>
+        <w:t>4</w:t>
       </w:r>
       <w:r>
         <w:t xml:space="preserve"> </w:t>
       </w:r>
-      <w:proofErr w:type="spellStart"/>
-      <w:r>
-        <w:t>п</w:t>
-      </w:r>
-      <w:r>
-        <w:t>А</w:t>
-      </w:r>
-      <w:proofErr w:type="spellEnd"/>
-      <w:r>
-        <w:t>:</w:t>
+      <w:r>
+        <w:t>м</w:t>
+      </w:r>
+      <w:r>
+        <w:t>А:</w:t>
       </w:r>
     </w:p>
     <w:p>
@@ -20842,7 +19536,7 @@
           <w:sz w:val="28"/>
           <w:szCs w:val="28"/>
         </w:rPr>
-        <w:t>7</w:t>
+        <w:t>1.1</w:t>
       </w:r>
       <w:r>
         <w:rPr>
@@ -20888,7 +19582,7 @@
           <w:sz w:val="28"/>
           <w:szCs w:val="28"/>
         </w:rPr>
-        <w:t>3</w:t>
+        <w:t>2.9</w:t>
       </w:r>
       <w:r>
         <w:rPr>
@@ -21144,19 +19838,7 @@
             <w:rPr>
               <w:rFonts w:ascii="Cambria Math" w:hAnsi="Cambria Math"/>
             </w:rPr>
-            <m:t xml:space="preserve">= </m:t>
-          </m:r>
-          <m:r>
-            <w:rPr>
-              <w:rFonts w:ascii="Cambria Math" w:hAnsi="Cambria Math"/>
-            </w:rPr>
-            <m:t>4</m:t>
-          </m:r>
-          <m:r>
-            <w:rPr>
-              <w:rFonts w:ascii="Cambria Math" w:hAnsi="Cambria Math"/>
-            </w:rPr>
-            <m:t>0*</m:t>
+            <m:t>= 40*</m:t>
           </m:r>
           <m:f>
             <m:fPr>
@@ -21172,13 +19854,7 @@
                 <w:rPr>
                   <w:rFonts w:ascii="Cambria Math" w:hAnsi="Cambria Math"/>
                 </w:rPr>
-                <m:t>3</m:t>
-              </m:r>
-              <m:r>
-                <w:rPr>
-                  <w:rFonts w:ascii="Cambria Math" w:hAnsi="Cambria Math"/>
-                </w:rPr>
-                <m:t>000</m:t>
+                <m:t>1100</m:t>
               </m:r>
             </m:num>
             <m:den>
@@ -21186,25 +19862,19 @@
                 <w:rPr>
                   <w:rFonts w:ascii="Cambria Math" w:hAnsi="Cambria Math"/>
                 </w:rPr>
-                <m:t>7</m:t>
+                <m:t>1100</m:t>
               </m:r>
               <m:r>
                 <w:rPr>
                   <w:rFonts w:ascii="Cambria Math" w:hAnsi="Cambria Math"/>
                 </w:rPr>
-                <m:t>000+</m:t>
+                <m:t>+</m:t>
               </m:r>
               <m:r>
                 <w:rPr>
                   <w:rFonts w:ascii="Cambria Math" w:hAnsi="Cambria Math"/>
                 </w:rPr>
-                <m:t>3</m:t>
-              </m:r>
-              <m:r>
-                <w:rPr>
-                  <w:rFonts w:ascii="Cambria Math" w:hAnsi="Cambria Math"/>
-                </w:rPr>
-                <m:t>000</m:t>
+                <m:t>2900</m:t>
               </m:r>
             </m:den>
           </m:f>
@@ -21218,7 +19888,7 @@
             <w:rPr>
               <w:rFonts w:ascii="Cambria Math" w:hAnsi="Cambria Math"/>
             </w:rPr>
-            <m:t>2</m:t>
+            <m:t>1</m:t>
           </m:r>
           <m:r>
             <w:rPr>
@@ -21628,7 +20298,13 @@
         <w:t xml:space="preserve"> </w:t>
       </w:r>
       <w:r>
-        <w:t>Выходное напряжение демодулятора пропорционально величине амплитуды входного сигнала, а его полярность определяется фазой входного и опорного напряжений. Коэффициент передачи функция демодулятора, как отношение выходного напряжения к амплитудному значению входного напряжения, имеет вид:</w:t>
+        <w:t xml:space="preserve">Выходное напряжение демодулятора пропорционально величине амплитуды входного сигнала, а его полярность определяется фазой входного и опорного напряжений. Коэффициент передачи </w:t>
+      </w:r>
+      <w:r>
+        <w:t xml:space="preserve">- </w:t>
+      </w:r>
+      <w:r>
+        <w:t>функция демодулятора, как отношение выходного напряжения к амплитудному значению входного напряжения, имеет вид:</w:t>
       </w:r>
     </w:p>
     <w:p>
@@ -21672,7 +20348,15 @@
                   <w:sz w:val="28"/>
                   <w:szCs w:val="28"/>
                 </w:rPr>
-                <m:t>ФВЧ</m:t>
+                <m:t>ФЧ</m:t>
+              </m:r>
+              <m:r>
+                <w:rPr>
+                  <w:rFonts w:ascii="Cambria Math" w:hAnsi="Cambria Math"/>
+                  <w:sz w:val="28"/>
+                  <w:szCs w:val="28"/>
+                </w:rPr>
+                <m:t>В</m:t>
               </m:r>
             </m:sub>
           </m:sSub>
@@ -22048,32 +20732,22 @@
           <w:sz w:val="28"/>
           <w:szCs w:val="28"/>
         </w:rPr>
-        <w:t>3.</w:t>
-      </w:r>
-      <w:r>
-        <w:rPr>
-          <w:spacing w:val="-4"/>
-          <w:sz w:val="28"/>
-          <w:szCs w:val="28"/>
-        </w:rPr>
-        <w:t xml:space="preserve"> </w:t>
-      </w:r>
-      <w:r>
-        <w:rPr>
-          <w:sz w:val="28"/>
-          <w:szCs w:val="28"/>
-        </w:rPr>
-        <w:t>Схема</w:t>
-      </w:r>
-      <w:r>
-        <w:rPr>
-          <w:spacing w:val="-6"/>
-          <w:sz w:val="28"/>
-          <w:szCs w:val="28"/>
-        </w:rPr>
-        <w:t xml:space="preserve"> </w:t>
-      </w:r>
-      <w:proofErr w:type="spellStart"/>
+        <w:t xml:space="preserve">5 – </w:t>
+      </w:r>
+      <w:r>
+        <w:rPr>
+          <w:sz w:val="28"/>
+          <w:szCs w:val="28"/>
+        </w:rPr>
+        <w:t>Схем</w:t>
+      </w:r>
+      <w:r>
+        <w:rPr>
+          <w:sz w:val="28"/>
+          <w:szCs w:val="28"/>
+        </w:rPr>
+        <w:t xml:space="preserve">а </w:t>
+      </w:r>
       <w:r>
         <w:rPr>
           <w:sz w:val="28"/>
@@ -22081,7 +20755,6 @@
         </w:rPr>
         <w:t>двухполупериодного</w:t>
       </w:r>
-      <w:proofErr w:type="spellEnd"/>
       <w:r>
         <w:rPr>
           <w:spacing w:val="-4"/>
@@ -22304,10 +20977,18 @@
                 <w:spacing w:val="-2"/>
                 <w:sz w:val="28"/>
               </w:rPr>
-              <m:t>кэ о</m:t>
+              <m:t>кэ</m:t>
             </m:r>
           </m:sub>
         </m:sSub>
+        <m:r>
+          <w:rPr>
+            <w:rFonts w:ascii="Cambria Math" w:hAnsi="Cambria Math"/>
+            <w:spacing w:val="-2"/>
+            <w:sz w:val="28"/>
+          </w:rPr>
+          <m:t xml:space="preserve"> = 200В</m:t>
+        </m:r>
       </m:oMath>
     </w:p>
     <w:p>
@@ -22477,7 +21158,14 @@
           <w:rFonts w:ascii="Cambria Math" w:hAnsi="Cambria Math"/>
           <w:sz w:val="28"/>
         </w:rPr>
-        <w:t>= 50</w:t>
+        <w:t xml:space="preserve">= </w:t>
+      </w:r>
+      <w:r>
+        <w:rPr>
+          <w:rFonts w:ascii="Cambria Math" w:hAnsi="Cambria Math"/>
+          <w:sz w:val="28"/>
+        </w:rPr>
+        <w:t>50</w:t>
       </w:r>
     </w:p>
     <w:p>
@@ -22552,7 +21240,6 @@
         </w:rPr>
         <w:t xml:space="preserve"> </w:t>
       </w:r>
-      <w:proofErr w:type="spellStart"/>
       <w:r>
         <w:rPr>
           <w:color w:val="333333"/>
@@ -22568,7 +21255,6 @@
         </w:rPr>
         <w:t>к</w:t>
       </w:r>
-      <w:proofErr w:type="spellEnd"/>
       <w:r>
         <w:rPr>
           <w:color w:val="333333"/>
@@ -22612,25 +21298,16 @@
           <w:color w:val="333333"/>
           <w:sz w:val="28"/>
         </w:rPr>
-        <w:t xml:space="preserve">А, </w:t>
-      </w:r>
-      <w:proofErr w:type="spellStart"/>
+        <w:t>А, I</w:t>
+      </w:r>
       <w:r>
         <w:rPr>
           <w:color w:val="333333"/>
           <w:sz w:val="28"/>
-        </w:rPr>
-        <w:t>I</w:t>
-      </w:r>
-      <w:r>
-        <w:rPr>
-          <w:color w:val="333333"/>
-          <w:sz w:val="28"/>
           <w:vertAlign w:val="subscript"/>
         </w:rPr>
         <w:t>б</w:t>
       </w:r>
-      <w:proofErr w:type="spellEnd"/>
       <w:r>
         <w:rPr>
           <w:color w:val="333333"/>
@@ -23654,7 +22331,6 @@
         </w:rPr>
         <w:t xml:space="preserve"> </w:t>
       </w:r>
-      <w:proofErr w:type="gramStart"/>
       <w:r>
         <w:t>1</w:t>
       </w:r>
@@ -23662,12 +22338,8 @@
         <w:rPr>
           <w:spacing w:val="40"/>
         </w:rPr>
-        <w:t xml:space="preserve"> </w:t>
-      </w:r>
-      <w:r>
         <w:t>,</w:t>
       </w:r>
-      <w:proofErr w:type="gramEnd"/>
       <w:r>
         <w:rPr>
           <w:spacing w:val="40"/>
@@ -23964,23 +22636,14 @@
           <w:rFonts w:ascii="Cambria Math" w:eastAsia="Cambria Math" w:hAnsi="Cambria Math"/>
           <w:color w:val="333333"/>
         </w:rPr>
-        <w:t xml:space="preserve">5 </w:t>
-      </w:r>
-      <w:proofErr w:type="spellStart"/>
+        <w:t>5 м</w:t>
+      </w:r>
       <w:r>
         <w:rPr>
           <w:rFonts w:ascii="Cambria Math" w:eastAsia="Cambria Math" w:hAnsi="Cambria Math"/>
-          <w:color w:val="333333"/>
-        </w:rPr>
-        <w:t>м</w:t>
-      </w:r>
-      <w:r>
-        <w:rPr>
-          <w:rFonts w:ascii="Cambria Math" w:eastAsia="Cambria Math" w:hAnsi="Cambria Math"/>
         </w:rPr>
         <w:t>A</w:t>
       </w:r>
-      <w:proofErr w:type="spellEnd"/>
       <w:r>
         <w:t xml:space="preserve">, а значит ток базы будет равен </w:t>
       </w:r>
@@ -24140,7 +22803,13 @@
                 <w:rPr>
                   <w:rFonts w:ascii="Cambria Math" w:hAnsi="Cambria Math"/>
                 </w:rPr>
-                <m:t>14</m:t>
+                <m:t>1</m:t>
+              </m:r>
+              <m:r>
+                <w:rPr>
+                  <w:rFonts w:ascii="Cambria Math" w:hAnsi="Cambria Math"/>
+                </w:rPr>
+                <m:t>1</m:t>
               </m:r>
             </m:num>
             <m:den>
@@ -24156,7 +22825,19 @@
             <w:rPr>
               <w:rFonts w:ascii="Cambria Math" w:hAnsi="Cambria Math"/>
             </w:rPr>
-            <m:t>=2.8кОм</m:t>
+            <m:t>=2.</m:t>
+          </m:r>
+          <m:r>
+            <w:rPr>
+              <w:rFonts w:ascii="Cambria Math" w:hAnsi="Cambria Math"/>
+            </w:rPr>
+            <m:t>4</m:t>
+          </m:r>
+          <m:r>
+            <w:rPr>
+              <w:rFonts w:ascii="Cambria Math" w:hAnsi="Cambria Math"/>
+            </w:rPr>
+            <m:t>кОм</m:t>
           </m:r>
         </m:oMath>
       </m:oMathPara>
@@ -24602,6 +23283,38 @@
               </m:sSub>
             </m:den>
           </m:f>
+          <m:r>
+            <w:rPr>
+              <w:rFonts w:ascii="Cambria Math" w:hAnsi="Cambria Math"/>
+            </w:rPr>
+            <m:t>=</m:t>
+          </m:r>
+          <m:sSub>
+            <m:sSubPr>
+              <m:ctrlPr>
+                <w:rPr>
+                  <w:rFonts w:ascii="Cambria Math" w:hAnsi="Cambria Math"/>
+                  <w:i/>
+                </w:rPr>
+              </m:ctrlPr>
+            </m:sSubPr>
+            <m:e>
+              <m:r>
+                <w:rPr>
+                  <w:rFonts w:ascii="Cambria Math" w:hAnsi="Cambria Math"/>
+                </w:rPr>
+                <m:t>K</m:t>
+              </m:r>
+            </m:e>
+            <m:sub>
+              <m:r>
+                <w:rPr>
+                  <w:rFonts w:ascii="Cambria Math" w:hAnsi="Cambria Math"/>
+                </w:rPr>
+                <m:t>1</m:t>
+              </m:r>
+            </m:sub>
+          </m:sSub>
         </m:oMath>
       </m:oMathPara>
     </w:p>
@@ -24734,7 +23447,7 @@
                     <w:rPr>
                       <w:rFonts w:ascii="Cambria Math" w:hAnsi="Cambria Math"/>
                     </w:rPr>
-                    <m:t>5</m:t>
+                    <m:t>6</m:t>
                   </m:r>
                 </m:sub>
               </m:sSub>
@@ -24799,82 +23512,21 @@
           </m:sub>
         </m:sSub>
         <m:r>
+          <m:rPr>
+            <m:sty m:val="p"/>
+          </m:rPr>
           <w:rPr>
             <w:rFonts w:ascii="Cambria Math" w:hAnsi="Cambria Math"/>
           </w:rPr>
-          <m:t xml:space="preserve">= </m:t>
+          <m:t>= 1</m:t>
         </m:r>
-        <m:f>
-          <m:fPr>
-            <m:ctrlPr>
-              <w:rPr>
-                <w:rFonts w:ascii="Cambria Math" w:hAnsi="Cambria Math"/>
-                <w:i/>
-              </w:rPr>
-            </m:ctrlPr>
-          </m:fPr>
-          <m:num>
-            <m:sSub>
-              <m:sSubPr>
-                <m:ctrlPr>
-                  <w:rPr>
-                    <w:rFonts w:ascii="Cambria Math" w:hAnsi="Cambria Math"/>
-                    <w:i/>
-                  </w:rPr>
-                </m:ctrlPr>
-              </m:sSubPr>
-              <m:e>
-                <m:r>
-                  <w:rPr>
-                    <w:rFonts w:ascii="Cambria Math" w:hAnsi="Cambria Math"/>
-                  </w:rPr>
-                  <m:t>U</m:t>
-                </m:r>
-              </m:e>
-              <m:sub>
-                <m:r>
-                  <w:rPr>
-                    <w:rFonts w:ascii="Cambria Math" w:hAnsi="Cambria Math"/>
-                  </w:rPr>
-                  <m:t>вых</m:t>
-                </m:r>
-              </m:sub>
-            </m:sSub>
-          </m:num>
-          <m:den>
-            <m:sSub>
-              <m:sSubPr>
-                <m:ctrlPr>
-                  <w:rPr>
-                    <w:rFonts w:ascii="Cambria Math" w:hAnsi="Cambria Math"/>
-                    <w:i/>
-                  </w:rPr>
-                </m:ctrlPr>
-              </m:sSubPr>
-              <m:e>
-                <m:r>
-                  <w:rPr>
-                    <w:rFonts w:ascii="Cambria Math" w:hAnsi="Cambria Math"/>
-                    <w:lang w:val="en-US"/>
-                  </w:rPr>
-                  <m:t>U</m:t>
-                </m:r>
-              </m:e>
-              <m:sub>
-                <m:r>
-                  <w:rPr>
-                    <w:rFonts w:ascii="Cambria Math" w:hAnsi="Cambria Math"/>
-                  </w:rPr>
-                  <m:t>вх</m:t>
-                </m:r>
-              </m:sub>
-            </m:sSub>
-          </m:den>
-        </m:f>
+        <m:r>
+          <w:rPr>
+            <w:rFonts w:ascii="Cambria Math" w:hAnsi="Cambria Math"/>
+          </w:rPr>
+          <m:t xml:space="preserve"> </m:t>
+        </m:r>
       </m:oMath>
-      <w:r>
-        <w:t xml:space="preserve"> = 1</w:t>
-      </w:r>
       <w:r>
         <w:t>, требуется</w:t>
       </w:r>
@@ -24979,90 +23631,26 @@
           </m:sub>
         </m:sSub>
         <m:r>
+          <m:rPr>
+            <m:sty m:val="p"/>
+          </m:rPr>
           <w:rPr>
             <w:rFonts w:ascii="Cambria Math" w:hAnsi="Cambria Math"/>
           </w:rPr>
-          <m:t xml:space="preserve">= </m:t>
+          <m:t xml:space="preserve">= -1 </m:t>
         </m:r>
-        <m:f>
-          <m:fPr>
-            <m:ctrlPr>
-              <w:rPr>
-                <w:rFonts w:ascii="Cambria Math" w:hAnsi="Cambria Math"/>
-                <w:i/>
-              </w:rPr>
-            </m:ctrlPr>
-          </m:fPr>
-          <m:num>
-            <m:sSub>
-              <m:sSubPr>
-                <m:ctrlPr>
-                  <w:rPr>
-                    <w:rFonts w:ascii="Cambria Math" w:hAnsi="Cambria Math"/>
-                    <w:i/>
-                  </w:rPr>
-                </m:ctrlPr>
-              </m:sSubPr>
-              <m:e>
-                <m:r>
-                  <w:rPr>
-                    <w:rFonts w:ascii="Cambria Math" w:hAnsi="Cambria Math"/>
-                  </w:rPr>
-                  <m:t>U</m:t>
-                </m:r>
-              </m:e>
-              <m:sub>
-                <m:r>
-                  <w:rPr>
-                    <w:rFonts w:ascii="Cambria Math" w:hAnsi="Cambria Math"/>
-                  </w:rPr>
-                  <m:t>вых</m:t>
-                </m:r>
-              </m:sub>
-            </m:sSub>
-          </m:num>
-          <m:den>
-            <m:sSub>
-              <m:sSubPr>
-                <m:ctrlPr>
-                  <w:rPr>
-                    <w:rFonts w:ascii="Cambria Math" w:hAnsi="Cambria Math"/>
-                    <w:i/>
-                  </w:rPr>
-                </m:ctrlPr>
-              </m:sSubPr>
-              <m:e>
-                <m:r>
-                  <w:rPr>
-                    <w:rFonts w:ascii="Cambria Math" w:hAnsi="Cambria Math"/>
-                    <w:lang w:val="en-US"/>
-                  </w:rPr>
-                  <m:t>U</m:t>
-                </m:r>
-              </m:e>
-              <m:sub>
-                <m:r>
-                  <w:rPr>
-                    <w:rFonts w:ascii="Cambria Math" w:hAnsi="Cambria Math"/>
-                  </w:rPr>
-                  <m:t>вх</m:t>
-                </m:r>
-              </m:sub>
-            </m:sSub>
-          </m:den>
-        </m:f>
       </m:oMath>
       <w:r>
-        <w:t xml:space="preserve"> = -1</w:t>
-      </w:r>
-      <w:r>
         <w:t>,</w:t>
       </w:r>
       <w:r>
         <w:t xml:space="preserve"> </w:t>
       </w:r>
       <w:r>
-        <w:t>отсюда:</w:t>
+        <w:t>нужно</w:t>
+      </w:r>
+      <w:r>
+        <w:t>:</w:t>
       </w:r>
     </w:p>
     <w:p>
@@ -25139,7 +23727,7 @@
             <w:rPr>
               <w:rFonts w:ascii="Cambria Math" w:hAnsi="Cambria Math"/>
             </w:rPr>
-            <m:t>=20 Ом</m:t>
+            <m:t>=20 кОм</m:t>
           </m:r>
         </m:oMath>
       </m:oMathPara>
@@ -25170,11 +23758,9 @@
         </w:rPr>
         <w:t xml:space="preserve"> </w:t>
       </w:r>
-      <w:proofErr w:type="spellStart"/>
       <w:r>
         <w:t>расcчитаем</w:t>
       </w:r>
-      <w:proofErr w:type="spellEnd"/>
       <w:r>
         <w:rPr>
           <w:spacing w:val="3"/>
@@ -25294,7 +23880,31 @@
             <w:rPr>
               <w:rFonts w:ascii="Cambria Math" w:hAnsi="Cambria Math"/>
             </w:rPr>
-            <m:t>=20-2.8=17.2 кОм</m:t>
+            <m:t>=20-2.</m:t>
+          </m:r>
+          <m:r>
+            <w:rPr>
+              <w:rFonts w:ascii="Cambria Math" w:hAnsi="Cambria Math"/>
+            </w:rPr>
+            <m:t>4</m:t>
+          </m:r>
+          <m:r>
+            <w:rPr>
+              <w:rFonts w:ascii="Cambria Math" w:hAnsi="Cambria Math"/>
+            </w:rPr>
+            <m:t>=17.</m:t>
+          </m:r>
+          <m:r>
+            <w:rPr>
+              <w:rFonts w:ascii="Cambria Math" w:hAnsi="Cambria Math"/>
+            </w:rPr>
+            <m:t>6</m:t>
+          </m:r>
+          <m:r>
+            <w:rPr>
+              <w:rFonts w:ascii="Cambria Math" w:hAnsi="Cambria Math"/>
+            </w:rPr>
+            <m:t xml:space="preserve"> кОм</m:t>
           </m:r>
         </m:oMath>
       </m:oMathPara>
@@ -25395,7 +24005,10 @@
         <w:t>72</w:t>
       </w:r>
       <w:r>
-        <w:t>=1.2</w:t>
+        <w:t>=1.</w:t>
+      </w:r>
+      <w:r>
+        <w:t>6</w:t>
       </w:r>
       <w:r>
         <w:rPr>
@@ -25413,16 +24026,9 @@
     <w:p>
       <w:pPr>
         <w:pStyle w:val="a3"/>
-        <w:tabs>
-          <w:tab w:val="left" w:pos="1791"/>
-          <w:tab w:val="left" w:pos="3724"/>
-          <w:tab w:val="left" w:pos="5179"/>
-          <w:tab w:val="left" w:pos="6958"/>
-          <w:tab w:val="left" w:pos="7423"/>
-          <w:tab w:val="left" w:pos="9616"/>
-        </w:tabs>
         <w:spacing w:before="276" w:line="348" w:lineRule="auto"/>
-        <w:ind w:left="992" w:right="421"/>
+        <w:ind w:left="992" w:right="-1"/>
+        <w:jc w:val="both"/>
       </w:pPr>
       <w:r>
         <w:rPr>
@@ -25467,7 +24073,7 @@
         <w:t>с</w:t>
       </w:r>
       <w:r>
-        <w:tab/>
+        <w:t xml:space="preserve"> </w:t>
       </w:r>
       <w:r>
         <w:rPr>
@@ -25476,7 +24082,7 @@
         <w:t>демодулятором</w:t>
       </w:r>
       <w:r>
-        <w:tab/>
+        <w:t xml:space="preserve"> </w:t>
       </w:r>
       <w:r>
         <w:rPr>
@@ -25574,7 +24180,7 @@
           <w:sz w:val="28"/>
           <w:szCs w:val="28"/>
         </w:rPr>
-        <w:t>5.</w:t>
+        <w:t>6 –</w:t>
       </w:r>
       <w:r>
         <w:rPr>
@@ -25668,18 +24274,32 @@
       <w:pPr>
         <w:spacing w:line="360" w:lineRule="auto"/>
         <w:ind w:left="567" w:firstLine="709"/>
-        <w:jc w:val="both"/>
-        <w:rPr>
-          <w:sz w:val="28"/>
-          <w:szCs w:val="28"/>
-        </w:rPr>
-      </w:pPr>
-      <w:r>
-        <w:rPr>
-          <w:sz w:val="28"/>
-          <w:szCs w:val="28"/>
-        </w:rPr>
-        <w:t xml:space="preserve">Из рисунка 7 следует, что входным напряжением компаратора является </w:t>
+        <w:rPr>
+          <w:i/>
+          <w:sz w:val="28"/>
+          <w:szCs w:val="28"/>
+        </w:rPr>
+      </w:pPr>
+      <w:r>
+        <w:rPr>
+          <w:sz w:val="28"/>
+          <w:szCs w:val="28"/>
+        </w:rPr>
+        <w:t xml:space="preserve">Из рисунка </w:t>
+      </w:r>
+      <w:r>
+        <w:rPr>
+          <w:sz w:val="28"/>
+          <w:szCs w:val="28"/>
+        </w:rPr>
+        <w:t>6</w:t>
+      </w:r>
+      <w:r>
+        <w:rPr>
+          <w:sz w:val="28"/>
+          <w:szCs w:val="28"/>
+        </w:rPr>
+        <w:t xml:space="preserve"> следует, что входным напряжением компаратора является </w:t>
       </w:r>
       <w:r>
         <w:rPr>
@@ -25696,15 +24316,14 @@
           <w:sz w:val="28"/>
           <w:szCs w:val="28"/>
         </w:rPr>
-        <w:t xml:space="preserve">  </w:t>
-      </w:r>
-      <w:r>
-        <w:rPr>
-          <w:position w:val="1"/>
-          <w:sz w:val="28"/>
-          <w:szCs w:val="28"/>
-        </w:rPr>
-        <w:t>напряжение,</w:t>
+        <w:t xml:space="preserve"> </w:t>
+      </w:r>
+      <w:r>
+        <w:rPr>
+          <w:sz w:val="28"/>
+          <w:szCs w:val="28"/>
+        </w:rPr>
+        <w:t>напряжение, получаемое</w:t>
       </w:r>
       <w:r>
         <w:rPr>
@@ -25713,32 +24332,7 @@
           <w:sz w:val="28"/>
           <w:szCs w:val="28"/>
         </w:rPr>
-        <w:t xml:space="preserve">  </w:t>
-      </w:r>
-      <w:r>
-        <w:rPr>
-          <w:position w:val="1"/>
-          <w:sz w:val="28"/>
-          <w:szCs w:val="28"/>
-        </w:rPr>
-        <w:t>получаемое</w:t>
-      </w:r>
-      <w:r>
-        <w:rPr>
-          <w:spacing w:val="80"/>
-          <w:position w:val="1"/>
-          <w:sz w:val="28"/>
-          <w:szCs w:val="28"/>
-        </w:rPr>
-        <w:t xml:space="preserve">  </w:t>
-      </w:r>
-      <w:r>
-        <w:rPr>
-          <w:position w:val="1"/>
-          <w:sz w:val="28"/>
-          <w:szCs w:val="28"/>
-        </w:rPr>
-        <w:t>с</w:t>
+        <w:t xml:space="preserve"> с</w:t>
       </w:r>
       <w:r>
         <w:rPr>
@@ -25747,7 +24341,7 @@
           <w:sz w:val="28"/>
           <w:szCs w:val="28"/>
         </w:rPr>
-        <w:t xml:space="preserve">  </w:t>
+        <w:t xml:space="preserve"> СКВТ</w:t>
       </w:r>
       <w:r>
         <w:rPr>
@@ -25755,7 +24349,7 @@
           <w:sz w:val="28"/>
           <w:szCs w:val="28"/>
         </w:rPr>
-        <w:t>СКВТ,</w:t>
+        <w:t>,</w:t>
       </w:r>
       <w:r>
         <w:rPr>
@@ -25838,7 +24432,23 @@
             <w:sz w:val="28"/>
             <w:szCs w:val="28"/>
           </w:rPr>
-          <m:t>*100*</m:t>
+          <m:t>*</m:t>
+        </m:r>
+        <m:r>
+          <w:rPr>
+            <w:rFonts w:ascii="Cambria Math" w:hAnsi="Cambria Math"/>
+            <w:sz w:val="28"/>
+            <w:szCs w:val="28"/>
+          </w:rPr>
+          <m:t>40</m:t>
+        </m:r>
+        <m:r>
+          <w:rPr>
+            <w:rFonts w:ascii="Cambria Math" w:hAnsi="Cambria Math"/>
+            <w:sz w:val="28"/>
+            <w:szCs w:val="28"/>
+          </w:rPr>
+          <m:t>*</m:t>
         </m:r>
         <m:func>
           <m:funcPr>
@@ -25925,7 +24535,21 @@
           <w:sz w:val="28"/>
           <w:szCs w:val="28"/>
         </w:rPr>
-        <w:t xml:space="preserve"> = 78 * </w:t>
+        <w:t xml:space="preserve"> = </w:t>
+      </w:r>
+      <w:r>
+        <w:rPr>
+          <w:sz w:val="28"/>
+          <w:szCs w:val="28"/>
+        </w:rPr>
+        <w:t>28.3</w:t>
+      </w:r>
+      <w:r>
+        <w:rPr>
+          <w:sz w:val="28"/>
+          <w:szCs w:val="28"/>
+        </w:rPr>
+        <w:t xml:space="preserve"> * </w:t>
       </w:r>
       <m:oMath>
         <m:func>
@@ -25978,7 +24602,21 @@
           <w:sz w:val="28"/>
           <w:szCs w:val="28"/>
         </w:rPr>
-        <w:t xml:space="preserve">   Значит входное напряжение 78 Вольт. Ток потребления микросхемы </w:t>
+        <w:t xml:space="preserve">   Значит входное напряжение </w:t>
+      </w:r>
+      <w:r>
+        <w:rPr>
+          <w:sz w:val="28"/>
+          <w:szCs w:val="28"/>
+        </w:rPr>
+        <w:t>28.3</w:t>
+      </w:r>
+      <w:r>
+        <w:rPr>
+          <w:sz w:val="28"/>
+          <w:szCs w:val="28"/>
+        </w:rPr>
+        <w:t xml:space="preserve"> Вольт. Ток потребления микросхемы </w:t>
       </w:r>
       <m:oMath>
         <m:sSub>
@@ -26017,9 +24655,78 @@
                 <w:rFonts w:ascii="Cambria Math" w:hAnsi="Cambria Math"/>
                 <w:sz w:val="28"/>
                 <w:szCs w:val="28"/>
+              </w:rPr>
+              <m:t xml:space="preserve"> </m:t>
+            </m:r>
+          </m:sub>
+        </m:sSub>
+        <m:r>
+          <w:rPr>
+            <w:rFonts w:ascii="Cambria Math" w:hAnsi="Cambria Math"/>
+            <w:sz w:val="28"/>
+            <w:szCs w:val="28"/>
+            <w:lang w:val="en-US"/>
+          </w:rPr>
+          <m:t>&lt;</m:t>
+        </m:r>
+        <m:r>
+          <m:rPr>
+            <m:sty m:val="p"/>
+          </m:rPr>
+          <w:rPr>
+            <w:rFonts w:ascii="Cambria Math" w:hAnsi="Cambria Math"/>
+            <w:sz w:val="28"/>
+            <w:szCs w:val="28"/>
+          </w:rPr>
+          <m:t xml:space="preserve"> </m:t>
+        </m:r>
+        <m:sSub>
+          <m:sSubPr>
+            <m:ctrlPr>
+              <w:rPr>
+                <w:rFonts w:ascii="Cambria Math" w:hAnsi="Cambria Math"/>
+                <w:i/>
+                <w:sz w:val="28"/>
+                <w:szCs w:val="28"/>
+              </w:rPr>
+            </m:ctrlPr>
+          </m:sSubPr>
+          <m:e>
+            <m:r>
+              <w:rPr>
+                <w:rFonts w:ascii="Cambria Math" w:hAnsi="Cambria Math"/>
+                <w:sz w:val="28"/>
+                <w:szCs w:val="28"/>
                 <w:lang w:val="en-US"/>
               </w:rPr>
-              <m:t xml:space="preserve">max </m:t>
+              <m:t>I</m:t>
+            </m:r>
+          </m:e>
+          <m:sub>
+            <m:r>
+              <w:rPr>
+                <w:rFonts w:ascii="Cambria Math" w:hAnsi="Cambria Math"/>
+                <w:sz w:val="28"/>
+                <w:szCs w:val="28"/>
+              </w:rPr>
+              <m:t xml:space="preserve">вх </m:t>
+            </m:r>
+            <m:r>
+              <w:rPr>
+                <w:rFonts w:ascii="Cambria Math" w:hAnsi="Cambria Math"/>
+                <w:sz w:val="28"/>
+                <w:szCs w:val="28"/>
+                <w:lang w:val="en-US"/>
+              </w:rPr>
+              <m:t>max</m:t>
+            </m:r>
+            <m:r>
+              <w:rPr>
+                <w:rFonts w:ascii="Cambria Math" w:hAnsi="Cambria Math"/>
+                <w:sz w:val="28"/>
+                <w:szCs w:val="28"/>
+              </w:rPr>
+              <m:t xml:space="preserve"> </m:t>
             </m:r>
           </m:sub>
         </m:sSub>
@@ -26029,7 +24736,65 @@
             <w:sz w:val="28"/>
             <w:szCs w:val="28"/>
           </w:rPr>
-          <m:t>=4 мА.</m:t>
+          <m:t xml:space="preserve">  то есть </m:t>
+        </m:r>
+        <m:sSub>
+          <m:sSubPr>
+            <m:ctrlPr>
+              <w:rPr>
+                <w:rFonts w:ascii="Cambria Math" w:hAnsi="Cambria Math"/>
+                <w:i/>
+                <w:sz w:val="28"/>
+                <w:szCs w:val="28"/>
+              </w:rPr>
+            </m:ctrlPr>
+          </m:sSubPr>
+          <m:e>
+            <m:r>
+              <w:rPr>
+                <w:rFonts w:ascii="Cambria Math" w:hAnsi="Cambria Math"/>
+                <w:sz w:val="28"/>
+                <w:szCs w:val="28"/>
+                <w:lang w:val="en-US"/>
+              </w:rPr>
+              <m:t>I</m:t>
+            </m:r>
+          </m:e>
+          <m:sub>
+            <m:r>
+              <w:rPr>
+                <w:rFonts w:ascii="Cambria Math" w:hAnsi="Cambria Math"/>
+                <w:sz w:val="28"/>
+                <w:szCs w:val="28"/>
+              </w:rPr>
+              <m:t xml:space="preserve">вх </m:t>
+            </m:r>
+            <m:r>
+              <w:rPr>
+                <w:rFonts w:ascii="Cambria Math" w:hAnsi="Cambria Math"/>
+                <w:sz w:val="28"/>
+                <w:szCs w:val="28"/>
+              </w:rPr>
+              <m:t xml:space="preserve"> </m:t>
+            </m:r>
+          </m:sub>
+        </m:sSub>
+        <m:r>
+          <w:rPr>
+            <w:rFonts w:ascii="Cambria Math" w:hAnsi="Cambria Math"/>
+            <w:sz w:val="28"/>
+            <w:szCs w:val="28"/>
+            <w:lang w:val="en-US"/>
+          </w:rPr>
+          <m:t xml:space="preserve">&lt; 4 </m:t>
+        </m:r>
+        <m:r>
+          <w:rPr>
+            <w:rFonts w:ascii="Cambria Math" w:hAnsi="Cambria Math"/>
+            <w:sz w:val="28"/>
+            <w:szCs w:val="28"/>
+          </w:rPr>
+          <m:t>мА</m:t>
         </m:r>
       </m:oMath>
     </w:p>
@@ -26048,17 +24813,162 @@
           <w:sz w:val="28"/>
           <w:szCs w:val="28"/>
         </w:rPr>
-        <w:t xml:space="preserve">Параметры </w:t>
-      </w:r>
-      <w:proofErr w:type="spellStart"/>
-      <w:r>
-        <w:rPr>
-          <w:sz w:val="28"/>
-          <w:szCs w:val="28"/>
-        </w:rPr>
-        <w:t>резистров</w:t>
-      </w:r>
-      <w:proofErr w:type="spellEnd"/>
+        <w:t>Параметры резист</w:t>
+      </w:r>
+      <w:r>
+        <w:rPr>
+          <w:sz w:val="28"/>
+          <w:szCs w:val="28"/>
+        </w:rPr>
+        <w:t>о</w:t>
+      </w:r>
+      <w:r>
+        <w:rPr>
+          <w:sz w:val="28"/>
+          <w:szCs w:val="28"/>
+        </w:rPr>
+        <w:t>ров</w:t>
+      </w:r>
+      <w:r>
+        <w:rPr>
+          <w:sz w:val="28"/>
+          <w:szCs w:val="28"/>
+        </w:rPr>
+        <w:t xml:space="preserve"> </w:t>
+      </w:r>
+      <m:oMath>
+        <m:sSub>
+          <m:sSubPr>
+            <m:ctrlPr>
+              <w:rPr>
+                <w:rFonts w:ascii="Cambria Math" w:hAnsi="Cambria Math"/>
+                <w:i/>
+                <w:sz w:val="28"/>
+                <w:szCs w:val="28"/>
+              </w:rPr>
+            </m:ctrlPr>
+          </m:sSubPr>
+          <m:e>
+            <m:r>
+              <w:rPr>
+                <w:rFonts w:ascii="Cambria Math" w:hAnsi="Cambria Math"/>
+                <w:sz w:val="28"/>
+                <w:szCs w:val="28"/>
+                <w:lang w:val="en-US"/>
+              </w:rPr>
+              <m:t>R</m:t>
+            </m:r>
+          </m:e>
+          <m:sub>
+            <m:r>
+              <w:rPr>
+                <w:rFonts w:ascii="Cambria Math" w:hAnsi="Cambria Math"/>
+                <w:sz w:val="28"/>
+                <w:szCs w:val="28"/>
+              </w:rPr>
+              <m:t>10</m:t>
+            </m:r>
+          </m:sub>
+        </m:sSub>
+        <m:r>
+          <w:rPr>
+            <w:rFonts w:ascii="Cambria Math" w:hAnsi="Cambria Math"/>
+            <w:sz w:val="28"/>
+            <w:szCs w:val="28"/>
+          </w:rPr>
+          <m:t xml:space="preserve">, </m:t>
+        </m:r>
+        <m:sSub>
+          <m:sSubPr>
+            <m:ctrlPr>
+              <w:rPr>
+                <w:rFonts w:ascii="Cambria Math" w:hAnsi="Cambria Math"/>
+                <w:i/>
+                <w:sz w:val="28"/>
+                <w:szCs w:val="28"/>
+              </w:rPr>
+            </m:ctrlPr>
+          </m:sSubPr>
+          <m:e>
+            <m:r>
+              <w:rPr>
+                <w:rFonts w:ascii="Cambria Math" w:hAnsi="Cambria Math"/>
+                <w:sz w:val="28"/>
+                <w:szCs w:val="28"/>
+                <w:lang w:val="en-US"/>
+              </w:rPr>
+              <m:t>R</m:t>
+            </m:r>
+          </m:e>
+          <m:sub>
+            <m:r>
+              <w:rPr>
+                <w:rFonts w:ascii="Cambria Math" w:hAnsi="Cambria Math"/>
+                <w:sz w:val="28"/>
+                <w:szCs w:val="28"/>
+              </w:rPr>
+              <m:t>1</m:t>
+            </m:r>
+            <m:r>
+              <w:rPr>
+                <w:rFonts w:ascii="Cambria Math" w:hAnsi="Cambria Math"/>
+                <w:sz w:val="28"/>
+                <w:szCs w:val="28"/>
+              </w:rPr>
+              <m:t>1</m:t>
+            </m:r>
+          </m:sub>
+        </m:sSub>
+        <m:r>
+          <w:rPr>
+            <w:rFonts w:ascii="Cambria Math" w:hAnsi="Cambria Math"/>
+            <w:sz w:val="28"/>
+            <w:szCs w:val="28"/>
+          </w:rPr>
+          <m:t xml:space="preserve">, </m:t>
+        </m:r>
+        <m:sSub>
+          <m:sSubPr>
+            <m:ctrlPr>
+              <w:rPr>
+                <w:rFonts w:ascii="Cambria Math" w:hAnsi="Cambria Math"/>
+                <w:i/>
+                <w:sz w:val="28"/>
+                <w:szCs w:val="28"/>
+              </w:rPr>
+            </m:ctrlPr>
+          </m:sSubPr>
+          <m:e>
+            <m:r>
+              <w:rPr>
+                <w:rFonts w:ascii="Cambria Math" w:hAnsi="Cambria Math"/>
+                <w:sz w:val="28"/>
+                <w:szCs w:val="28"/>
+                <w:lang w:val="en-US"/>
+              </w:rPr>
+              <m:t>R</m:t>
+            </m:r>
+          </m:e>
+          <m:sub>
+            <m:r>
+              <w:rPr>
+                <w:rFonts w:ascii="Cambria Math" w:hAnsi="Cambria Math"/>
+                <w:sz w:val="28"/>
+                <w:szCs w:val="28"/>
+              </w:rPr>
+              <m:t>1</m:t>
+            </m:r>
+            <m:r>
+              <w:rPr>
+                <w:rFonts w:ascii="Cambria Math" w:hAnsi="Cambria Math"/>
+                <w:sz w:val="28"/>
+                <w:szCs w:val="28"/>
+              </w:rPr>
+              <m:t xml:space="preserve">2 </m:t>
+            </m:r>
+          </m:sub>
+        </m:sSub>
+      </m:oMath>
       <w:r>
         <w:rPr>
           <w:sz w:val="28"/>
@@ -26227,6 +25137,18 @@
           <w:i/>
           <w:sz w:val="28"/>
           <w:szCs w:val="28"/>
+        </w:rPr>
+      </w:pPr>
+    </w:p>
+    <w:p>
+      <w:pPr>
+        <w:spacing w:line="360" w:lineRule="auto"/>
+        <w:ind w:left="567" w:firstLine="709"/>
+        <w:jc w:val="both"/>
+        <w:rPr>
+          <w:i/>
+          <w:sz w:val="28"/>
+          <w:szCs w:val="28"/>
           <w:lang w:val="en-US"/>
         </w:rPr>
       </w:pPr>
@@ -26407,7 +25329,7 @@
           <w:sz w:val="28"/>
           <w:szCs w:val="28"/>
         </w:rPr>
-        <w:t>8.</w:t>
+        <w:t>7 –</w:t>
       </w:r>
       <w:r>
         <w:rPr>
@@ -26784,8 +25706,9 @@
         <w:rPr>
           <w:sz w:val="28"/>
           <w:szCs w:val="28"/>
-        </w:rPr>
-        <w:t>9.</w:t>
+          <w:lang w:val="en-US"/>
+        </w:rPr>
+        <w:t>8 –</w:t>
       </w:r>
       <w:r>
         <w:rPr>
@@ -26807,6 +25730,7 @@
           <w:spacing w:val="-2"/>
           <w:sz w:val="28"/>
           <w:szCs w:val="28"/>
+          <w:lang w:val="en-US"/>
         </w:rPr>
         <w:t xml:space="preserve"> </w:t>
       </w:r>
@@ -27185,11 +26109,7 @@
         <w:t xml:space="preserve"> </w:t>
       </w:r>
       <w:r>
-        <w:t>уровню (0.1…0.</w:t>
-      </w:r>
-      <w:proofErr w:type="gramStart"/>
-      <w:r>
-        <w:t>2)</w:t>
+        <w:t>уровню (0.1…0.2)</w:t>
       </w:r>
       <w:r>
         <w:rPr>
@@ -27197,8 +26117,6 @@
         </w:rPr>
         <w:t>𝑈</w:t>
       </w:r>
-      <w:proofErr w:type="spellStart"/>
-      <w:proofErr w:type="gramEnd"/>
       <w:r>
         <w:rPr>
           <w:rFonts w:ascii="Cambria Math" w:eastAsia="Cambria Math" w:hAnsi="Cambria Math"/>
@@ -27206,7 +26124,6 @@
         </w:rPr>
         <w:t>вых</w:t>
       </w:r>
-      <w:proofErr w:type="spellEnd"/>
       <w:r>
         <w:rPr>
           <w:rFonts w:ascii="Cambria Math" w:eastAsia="Cambria Math" w:hAnsi="Cambria Math"/>
@@ -27239,7 +26156,6 @@
           <w:rFonts w:eastAsiaTheme="minorEastAsia"/>
           <w:sz w:val="28"/>
           <w:szCs w:val="28"/>
-          <w:lang w:val="en-US"/>
         </w:rPr>
       </w:pPr>
       <w:r>
@@ -27271,7 +26187,6 @@
         <w:rPr>
           <w:sz w:val="28"/>
           <w:szCs w:val="28"/>
-          <w:lang w:val="en-US"/>
         </w:rPr>
         <w:t xml:space="preserve"> = </w:t>
       </w:r>
@@ -27296,7 +26211,15 @@
                 <w:szCs w:val="28"/>
                 <w:lang w:val="en-US"/>
               </w:rPr>
-              <m:t>R15</m:t>
+              <m:t>R</m:t>
+            </m:r>
+            <m:r>
+              <w:rPr>
+                <w:rFonts w:ascii="Cambria Math" w:hAnsi="Cambria Math"/>
+                <w:sz w:val="28"/>
+                <w:szCs w:val="28"/>
+              </w:rPr>
+              <m:t>15</m:t>
             </m:r>
           </m:num>
           <m:den>
@@ -27307,7 +26230,32 @@
                 <w:szCs w:val="28"/>
                 <w:lang w:val="en-US"/>
               </w:rPr>
-              <m:t>R15+R16</m:t>
+              <m:t>R</m:t>
+            </m:r>
+            <m:r>
+              <w:rPr>
+                <w:rFonts w:ascii="Cambria Math" w:hAnsi="Cambria Math"/>
+                <w:sz w:val="28"/>
+                <w:szCs w:val="28"/>
+              </w:rPr>
+              <m:t>15+</m:t>
+            </m:r>
+            <m:r>
+              <w:rPr>
+                <w:rFonts w:ascii="Cambria Math" w:hAnsi="Cambria Math"/>
+                <w:sz w:val="28"/>
+                <w:szCs w:val="28"/>
+                <w:lang w:val="en-US"/>
+              </w:rPr>
+              <m:t>R</m:t>
+            </m:r>
+            <m:r>
+              <w:rPr>
+                <w:rFonts w:ascii="Cambria Math" w:hAnsi="Cambria Math"/>
+                <w:sz w:val="28"/>
+                <w:szCs w:val="28"/>
+              </w:rPr>
+              <m:t>16</m:t>
             </m:r>
           </m:den>
         </m:f>
@@ -27359,9 +26307,40 @@
             <w:rFonts w:ascii="Cambria Math" w:hAnsi="Cambria Math"/>
             <w:sz w:val="28"/>
             <w:szCs w:val="28"/>
-            <w:lang w:val="en-US"/>
           </w:rPr>
-          <m:t>=0.1*14=1,4 В</m:t>
+          <m:t>=0.1*1</m:t>
+        </m:r>
+        <m:r>
+          <w:rPr>
+            <w:rFonts w:ascii="Cambria Math" w:hAnsi="Cambria Math"/>
+            <w:sz w:val="28"/>
+            <w:szCs w:val="28"/>
+          </w:rPr>
+          <m:t>1</m:t>
+        </m:r>
+        <m:r>
+          <w:rPr>
+            <w:rFonts w:ascii="Cambria Math" w:hAnsi="Cambria Math"/>
+            <w:sz w:val="28"/>
+            <w:szCs w:val="28"/>
+          </w:rPr>
+          <m:t>=1,</m:t>
+        </m:r>
+        <m:r>
+          <w:rPr>
+            <w:rFonts w:ascii="Cambria Math" w:hAnsi="Cambria Math"/>
+            <w:sz w:val="28"/>
+            <w:szCs w:val="28"/>
+          </w:rPr>
+          <m:t>1</m:t>
+        </m:r>
+        <m:r>
+          <w:rPr>
+            <w:rFonts w:ascii="Cambria Math" w:hAnsi="Cambria Math"/>
+            <w:sz w:val="28"/>
+            <w:szCs w:val="28"/>
+          </w:rPr>
+          <m:t xml:space="preserve"> В</m:t>
         </m:r>
       </m:oMath>
     </w:p>
@@ -27376,7 +26355,6 @@
         <w:rPr>
           <w:sz w:val="28"/>
           <w:szCs w:val="28"/>
-          <w:lang w:val="en-US"/>
         </w:rPr>
       </w:pPr>
       <w:r>
@@ -27408,7 +26386,6 @@
         <w:rPr>
           <w:sz w:val="28"/>
           <w:szCs w:val="28"/>
-          <w:lang w:val="en-US"/>
         </w:rPr>
         <w:t xml:space="preserve"> = </w:t>
       </w:r>
@@ -27433,7 +26410,15 @@
                 <w:szCs w:val="28"/>
                 <w:lang w:val="en-US"/>
               </w:rPr>
-              <m:t>R15</m:t>
+              <m:t>R</m:t>
+            </m:r>
+            <m:r>
+              <w:rPr>
+                <w:rFonts w:ascii="Cambria Math" w:hAnsi="Cambria Math"/>
+                <w:sz w:val="28"/>
+                <w:szCs w:val="28"/>
+              </w:rPr>
+              <m:t>15</m:t>
             </m:r>
           </m:num>
           <m:den>
@@ -27444,7 +26429,32 @@
                 <w:szCs w:val="28"/>
                 <w:lang w:val="en-US"/>
               </w:rPr>
-              <m:t>R15+R16</m:t>
+              <m:t>R</m:t>
+            </m:r>
+            <m:r>
+              <w:rPr>
+                <w:rFonts w:ascii="Cambria Math" w:hAnsi="Cambria Math"/>
+                <w:sz w:val="28"/>
+                <w:szCs w:val="28"/>
+              </w:rPr>
+              <m:t>15+</m:t>
+            </m:r>
+            <m:r>
+              <w:rPr>
+                <w:rFonts w:ascii="Cambria Math" w:hAnsi="Cambria Math"/>
+                <w:sz w:val="28"/>
+                <w:szCs w:val="28"/>
+                <w:lang w:val="en-US"/>
+              </w:rPr>
+              <m:t>R</m:t>
+            </m:r>
+            <m:r>
+              <w:rPr>
+                <w:rFonts w:ascii="Cambria Math" w:hAnsi="Cambria Math"/>
+                <w:sz w:val="28"/>
+                <w:szCs w:val="28"/>
+              </w:rPr>
+              <m:t>16</m:t>
             </m:r>
           </m:den>
         </m:f>
@@ -27496,9 +26506,40 @@
             <w:rFonts w:ascii="Cambria Math" w:hAnsi="Cambria Math"/>
             <w:sz w:val="28"/>
             <w:szCs w:val="28"/>
-            <w:lang w:val="en-US"/>
           </w:rPr>
-          <m:t>= -0.1*14= -1,4 В</m:t>
+          <m:t>= -0.1*1</m:t>
+        </m:r>
+        <m:r>
+          <w:rPr>
+            <w:rFonts w:ascii="Cambria Math" w:hAnsi="Cambria Math"/>
+            <w:sz w:val="28"/>
+            <w:szCs w:val="28"/>
+          </w:rPr>
+          <m:t>1</m:t>
+        </m:r>
+        <m:r>
+          <w:rPr>
+            <w:rFonts w:ascii="Cambria Math" w:hAnsi="Cambria Math"/>
+            <w:sz w:val="28"/>
+            <w:szCs w:val="28"/>
+          </w:rPr>
+          <m:t>= -1,</m:t>
+        </m:r>
+        <m:r>
+          <w:rPr>
+            <w:rFonts w:ascii="Cambria Math" w:hAnsi="Cambria Math"/>
+            <w:sz w:val="28"/>
+            <w:szCs w:val="28"/>
+          </w:rPr>
+          <m:t>1</m:t>
+        </m:r>
+        <m:r>
+          <w:rPr>
+            <w:rFonts w:ascii="Cambria Math" w:hAnsi="Cambria Math"/>
+            <w:sz w:val="28"/>
+            <w:szCs w:val="28"/>
+          </w:rPr>
+          <m:t xml:space="preserve"> В</m:t>
         </m:r>
       </m:oMath>
     </w:p>
@@ -27524,7 +26565,6 @@
         </w:rPr>
         <w:t>𝑈</w:t>
       </w:r>
-      <w:proofErr w:type="spellStart"/>
       <w:r>
         <w:rPr>
           <w:rFonts w:ascii="Cambria Math" w:eastAsia="Cambria Math" w:hAnsi="Cambria Math"/>
@@ -27534,14 +26574,12 @@
         </w:rPr>
         <w:t>вых</w:t>
       </w:r>
-      <w:proofErr w:type="spellEnd"/>
       <w:r>
         <w:rPr>
           <w:rFonts w:ascii="Cambria Math" w:eastAsia="Cambria Math" w:hAnsi="Cambria Math"/>
           <w:spacing w:val="-4"/>
           <w:sz w:val="28"/>
           <w:szCs w:val="28"/>
-          <w:lang w:val="en-US"/>
         </w:rPr>
         <w:t xml:space="preserve"> </w:t>
       </w:r>
@@ -27558,7 +26596,6 @@
         <w:rPr>
           <w:sz w:val="28"/>
           <w:szCs w:val="28"/>
-          <w:lang w:val="en-US"/>
         </w:rPr>
         <w:t xml:space="preserve">, </w:t>
       </w:r>
@@ -27570,7 +26607,6 @@
         </w:rPr>
         <w:t>𝑈</w:t>
       </w:r>
-      <w:proofErr w:type="spellStart"/>
       <w:r>
         <w:rPr>
           <w:rFonts w:ascii="Cambria Math" w:eastAsia="Cambria Math" w:hAnsi="Cambria Math"/>
@@ -27580,14 +26616,12 @@
         </w:rPr>
         <w:t>вых</w:t>
       </w:r>
-      <w:proofErr w:type="spellEnd"/>
       <w:r>
         <w:rPr>
           <w:rFonts w:ascii="Cambria Math" w:eastAsia="Cambria Math" w:hAnsi="Cambria Math"/>
           <w:spacing w:val="-4"/>
           <w:sz w:val="28"/>
           <w:szCs w:val="28"/>
-          <w:lang w:val="en-US"/>
         </w:rPr>
         <w:t xml:space="preserve"> </w:t>
       </w:r>
@@ -27604,7 +26638,6 @@
         <w:rPr>
           <w:sz w:val="28"/>
           <w:szCs w:val="28"/>
-          <w:lang w:val="en-US"/>
         </w:rPr>
         <w:t xml:space="preserve">– </w:t>
       </w:r>
@@ -27619,7 +26652,6 @@
         <w:rPr>
           <w:sz w:val="28"/>
           <w:szCs w:val="28"/>
-          <w:lang w:val="en-US"/>
         </w:rPr>
         <w:t xml:space="preserve"> </w:t>
       </w:r>
@@ -27634,7 +26666,6 @@
         <w:rPr>
           <w:sz w:val="28"/>
           <w:szCs w:val="28"/>
-          <w:lang w:val="en-US"/>
         </w:rPr>
         <w:t xml:space="preserve"> </w:t>
       </w:r>
@@ -27649,7 +26680,6 @@
         <w:rPr>
           <w:sz w:val="28"/>
           <w:szCs w:val="28"/>
-          <w:lang w:val="en-US"/>
         </w:rPr>
         <w:t xml:space="preserve">. </w:t>
       </w:r>
@@ -28317,39 +27347,7 @@
                 <w:sz w:val="28"/>
                 <w:szCs w:val="28"/>
               </w:rPr>
-              <m:t>2*</m:t>
-            </m:r>
-            <m:r>
-              <w:rPr>
-                <w:rFonts w:ascii="Cambria Math" w:hAnsi="Cambria Math"/>
-                <w:sz w:val="28"/>
-                <w:szCs w:val="28"/>
-              </w:rPr>
-              <m:t>1300</m:t>
-            </m:r>
-            <m:r>
-              <w:rPr>
-                <w:rFonts w:ascii="Cambria Math" w:hAnsi="Cambria Math"/>
-                <w:sz w:val="28"/>
-                <w:szCs w:val="28"/>
-              </w:rPr>
-              <m:t>*</m:t>
-            </m:r>
-            <m:r>
-              <w:rPr>
-                <w:rFonts w:ascii="Cambria Math" w:hAnsi="Cambria Math"/>
-                <w:sz w:val="28"/>
-                <w:szCs w:val="28"/>
-              </w:rPr>
-              <m:t>4000</m:t>
-            </m:r>
-            <m:r>
-              <w:rPr>
-                <w:rFonts w:ascii="Cambria Math" w:hAnsi="Cambria Math"/>
-                <w:sz w:val="28"/>
-                <w:szCs w:val="28"/>
-              </w:rPr>
-              <m:t>*</m:t>
+              <m:t>2*1300*4000*</m:t>
             </m:r>
             <m:func>
               <m:funcPr>
@@ -28551,15 +27549,7 @@
         <w:t xml:space="preserve"> </w:t>
       </w:r>
       <w:r>
-        <w:t xml:space="preserve">= 470 </w:t>
-      </w:r>
-      <w:proofErr w:type="spellStart"/>
-      <w:r>
-        <w:t>нФ</w:t>
-      </w:r>
-      <w:proofErr w:type="spellEnd"/>
-      <w:r>
-        <w:t>, C</w:t>
+        <w:t>= 470 нФ, C</w:t>
       </w:r>
       <w:r>
         <w:rPr>
@@ -28568,15 +27558,7 @@
         <w:t>1(2)</w:t>
       </w:r>
       <w:r>
-        <w:t xml:space="preserve"> = 10 </w:t>
-      </w:r>
-      <w:proofErr w:type="spellStart"/>
-      <w:r>
-        <w:t>нФ</w:t>
-      </w:r>
-      <w:proofErr w:type="spellEnd"/>
-      <w:r>
-        <w:t>.</w:t>
+        <w:t xml:space="preserve"> = 10 нФ.</w:t>
       </w:r>
     </w:p>
     <w:p>
@@ -28972,7 +27954,6 @@
         </w:rPr>
         <w:t>𝑈</w:t>
       </w:r>
-      <w:proofErr w:type="spellStart"/>
       <w:r>
         <w:rPr>
           <w:rFonts w:ascii="Cambria Math" w:eastAsia="Cambria Math" w:hAnsi="Cambria Math"/>
@@ -28980,7 +27961,6 @@
         </w:rPr>
         <w:t>шим</w:t>
       </w:r>
-      <w:proofErr w:type="spellEnd"/>
       <w:r>
         <w:rPr>
           <w:rFonts w:ascii="Cambria Math" w:eastAsia="Cambria Math" w:hAnsi="Cambria Math"/>
@@ -29055,7 +28035,6 @@
         </w:rPr>
         <w:t>𝑅</w:t>
       </w:r>
-      <w:proofErr w:type="gramStart"/>
       <w:r>
         <w:rPr>
           <w:rFonts w:ascii="Cambria Math" w:eastAsia="Cambria Math" w:hAnsi="Cambria Math"/>
@@ -29073,7 +28052,6 @@
       <w:r>
         <w:t>и</w:t>
       </w:r>
-      <w:proofErr w:type="gramEnd"/>
       <w:r>
         <w:rPr>
           <w:spacing w:val="55"/>
@@ -29257,7 +28235,6 @@
         </w:rPr>
         <w:t>𝑈</w:t>
       </w:r>
-      <w:proofErr w:type="spellStart"/>
       <w:r>
         <w:rPr>
           <w:rFonts w:ascii="Cambria Math" w:eastAsia="Cambria Math" w:hAnsi="Cambria Math"/>
@@ -29265,7 +28242,6 @@
         </w:rPr>
         <w:t>шим</w:t>
       </w:r>
-      <w:proofErr w:type="spellEnd"/>
       <w:r>
         <w:rPr>
           <w:rFonts w:ascii="Cambria Math" w:eastAsia="Cambria Math" w:hAnsi="Cambria Math"/>
@@ -29282,15 +28258,7 @@
         <w:t xml:space="preserve"> </w:t>
       </w:r>
       <w:r>
-        <w:t xml:space="preserve">диодных </w:t>
-      </w:r>
-      <w:proofErr w:type="spellStart"/>
-      <w:r>
-        <w:t>оптопар</w:t>
-      </w:r>
-      <w:proofErr w:type="spellEnd"/>
-      <w:r>
-        <w:t>. ТК1– ТК4 – представляют собой однотипные усилители мощности импульсов. Схема реализации реверсивного ШИП с двигателем постоянного тока показана на рис. 10.</w:t>
+        <w:t>диодных оптопар. ТК1– ТК4 – представляют собой однотипные усилители мощности импульсов. Схема реализации реверсивного ШИП с двигателем постоянного тока показана на рис. 10.</w:t>
       </w:r>
     </w:p>
     <w:p>
@@ -29399,7 +28367,6 @@
               </w:rPr>
               <w:t>𝑈</w:t>
             </w:r>
-            <w:proofErr w:type="spellStart"/>
             <w:r>
               <w:rPr>
                 <w:i/>
@@ -29407,7 +28374,6 @@
               </w:rPr>
               <w:t>вх</w:t>
             </w:r>
-            <w:proofErr w:type="spellEnd"/>
             <w:r>
               <w:rPr>
                 <w:i/>
@@ -29460,19 +28426,11 @@
               </w:rPr>
               <w:t>𝐼</w:t>
             </w:r>
-            <w:proofErr w:type="spellStart"/>
             <w:r>
               <w:rPr>
                 <w:i/>
               </w:rPr>
-              <w:t>вх</w:t>
-            </w:r>
-            <w:proofErr w:type="spellEnd"/>
-            <w:r>
-              <w:rPr>
-                <w:i/>
-              </w:rPr>
-              <w:t>,</w:t>
+              <w:t>вх,</w:t>
             </w:r>
             <w:r>
               <w:rPr>
@@ -29481,7 +28439,6 @@
               </w:rPr>
               <w:t xml:space="preserve"> </w:t>
             </w:r>
-            <w:proofErr w:type="spellStart"/>
             <w:r>
               <w:rPr>
                 <w:i/>
@@ -29489,7 +28446,6 @@
               </w:rPr>
               <w:t>мА</w:t>
             </w:r>
-            <w:proofErr w:type="spellEnd"/>
           </w:p>
         </w:tc>
         <w:tc>
@@ -29514,7 +28470,6 @@
               </w:rPr>
               <w:t>𝑈</w:t>
             </w:r>
-            <w:proofErr w:type="spellStart"/>
             <w:r>
               <w:rPr>
                 <w:i/>
@@ -29522,7 +28477,6 @@
               </w:rPr>
               <w:t>вых</w:t>
             </w:r>
-            <w:proofErr w:type="spellEnd"/>
             <w:r>
               <w:rPr>
                 <w:i/>
@@ -29727,14 +28681,16 @@
         <w:rPr>
           <w:sz w:val="28"/>
           <w:szCs w:val="28"/>
-        </w:rPr>
-        <w:t>10.</w:t>
+          <w:lang w:val="en-US"/>
+        </w:rPr>
+        <w:t>9 –</w:t>
       </w:r>
       <w:r>
         <w:rPr>
           <w:spacing w:val="66"/>
           <w:sz w:val="28"/>
           <w:szCs w:val="28"/>
+          <w:lang w:val="en-US"/>
         </w:rPr>
         <w:t xml:space="preserve"> </w:t>
       </w:r>
@@ -29743,7 +28699,22 @@
           <w:sz w:val="28"/>
           <w:szCs w:val="28"/>
         </w:rPr>
-        <w:t>Реверсивный ШИП</w:t>
+        <w:t>Реверсивный</w:t>
+      </w:r>
+      <w:r>
+        <w:rPr>
+          <w:sz w:val="28"/>
+          <w:szCs w:val="28"/>
+          <w:lang w:val="en-US"/>
+        </w:rPr>
+        <w:t xml:space="preserve"> </w:t>
+      </w:r>
+      <w:r>
+        <w:rPr>
+          <w:sz w:val="28"/>
+          <w:szCs w:val="28"/>
+        </w:rPr>
+        <w:t>ШИП</w:t>
       </w:r>
       <w:r>
         <w:rPr>
@@ -30092,7 +29063,6 @@
         </w:rPr>
         <w:t>𝑈</w:t>
       </w:r>
-      <w:proofErr w:type="spellStart"/>
       <w:r>
         <w:rPr>
           <w:rFonts w:ascii="Cambria Math" w:eastAsia="Cambria Math" w:hAnsi="Cambria Math"/>
@@ -30100,7 +29070,6 @@
         </w:rPr>
         <w:t>кэ</w:t>
       </w:r>
-      <w:proofErr w:type="spellEnd"/>
       <w:r>
         <w:rPr>
           <w:rFonts w:ascii="Cambria Math" w:eastAsia="Cambria Math" w:hAnsi="Cambria Math"/>
@@ -30222,7 +29191,13 @@
         <w:t xml:space="preserve"> </w:t>
       </w:r>
       <w:r>
-        <w:t xml:space="preserve">того, что напряжение питания двигателя E = 110 В. Номинальный ток якоря двигателя </w:t>
+        <w:t xml:space="preserve">того, что напряжение питания двигателя E = </w:t>
+      </w:r>
+      <w:r>
+        <w:t>110</w:t>
+      </w:r>
+      <w:r>
+        <w:t xml:space="preserve"> В. Номинальный ток якоря двигателя </w:t>
       </w:r>
       <w:r>
         <w:rPr>
@@ -30244,7 +29219,19 @@
         <w:t xml:space="preserve"> </w:t>
       </w:r>
       <w:r>
-        <w:t>= 1.52 А.</w:t>
+        <w:t xml:space="preserve">= </w:t>
+      </w:r>
+      <w:r>
+        <w:t>0</w:t>
+      </w:r>
+      <w:r>
+        <w:t>.</w:t>
+      </w:r>
+      <w:r>
+        <w:t>9</w:t>
+      </w:r>
+      <w:r>
+        <w:t xml:space="preserve"> А.</w:t>
       </w:r>
     </w:p>
     <w:p>
@@ -30307,7 +29294,6 @@
         </w:rPr>
         <w:t>𝑈</w:t>
       </w:r>
-      <w:proofErr w:type="spellStart"/>
       <w:r>
         <w:rPr>
           <w:rFonts w:ascii="Cambria Math" w:eastAsia="Cambria Math" w:hAnsi="Cambria Math"/>
@@ -30316,7 +29302,6 @@
         </w:rPr>
         <w:t>обр</w:t>
       </w:r>
-      <w:proofErr w:type="spellEnd"/>
       <w:r>
         <w:rPr>
           <w:rFonts w:ascii="Cambria Math" w:eastAsia="Cambria Math" w:hAnsi="Cambria Math"/>
@@ -30382,7 +29367,6 @@
         </w:rPr>
         <w:t>𝐼</w:t>
       </w:r>
-      <w:proofErr w:type="spellStart"/>
       <w:r>
         <w:rPr>
           <w:rFonts w:ascii="Cambria Math" w:eastAsia="Cambria Math" w:hAnsi="Cambria Math"/>
@@ -30391,7 +29375,6 @@
         </w:rPr>
         <w:t>пр</w:t>
       </w:r>
-      <w:proofErr w:type="spellEnd"/>
       <w:r>
         <w:rPr>
           <w:rFonts w:ascii="Cambria Math" w:eastAsia="Cambria Math" w:hAnsi="Cambria Math"/>
@@ -30473,7 +29456,6 @@
         </w:rPr>
         <w:t>𝐼</w:t>
       </w:r>
-      <w:proofErr w:type="spellStart"/>
       <w:r>
         <w:rPr>
           <w:rFonts w:ascii="Cambria Math" w:eastAsia="Cambria Math" w:hAnsi="Cambria Math"/>
@@ -30482,7 +29464,6 @@
         </w:rPr>
         <w:t>обр</w:t>
       </w:r>
-      <w:proofErr w:type="spellEnd"/>
       <w:r>
         <w:rPr>
           <w:rFonts w:ascii="Cambria Math" w:eastAsia="Cambria Math" w:hAnsi="Cambria Math"/>
@@ -30544,6 +29525,78 @@
           <w:w w:val="105"/>
         </w:rPr>
         <w:t>мкА</w:t>
+      </w:r>
+    </w:p>
+    <w:p>
+      <w:pPr>
+        <w:pStyle w:val="a3"/>
+        <w:spacing w:before="122"/>
+        <w:ind w:left="567" w:right="-1" w:firstLine="426"/>
+        <w:jc w:val="right"/>
+        <w:rPr>
+          <w:spacing w:val="-2"/>
+        </w:rPr>
+      </w:pPr>
+      <w:r>
+        <w:t>Таблица</w:t>
+      </w:r>
+      <w:r>
+        <w:rPr>
+          <w:spacing w:val="-3"/>
+        </w:rPr>
+        <w:t xml:space="preserve"> </w:t>
+      </w:r>
+      <w:r>
+        <w:t>5.</w:t>
+      </w:r>
+      <w:r>
+        <w:rPr>
+          <w:spacing w:val="-3"/>
+        </w:rPr>
+        <w:t xml:space="preserve"> </w:t>
+      </w:r>
+      <w:r>
+        <w:t>Характеристики</w:t>
+      </w:r>
+      <w:r>
+        <w:rPr>
+          <w:spacing w:val="-4"/>
+        </w:rPr>
+        <w:t xml:space="preserve"> </w:t>
+      </w:r>
+      <w:r>
+        <w:t>транзистора</w:t>
+      </w:r>
+      <w:r>
+        <w:rPr>
+          <w:spacing w:val="-2"/>
+        </w:rPr>
+        <w:t xml:space="preserve"> КТ851А (</w:t>
+      </w:r>
+      <w:r>
+        <w:rPr>
+          <w:spacing w:val="-2"/>
+          <w:lang w:val="en-US"/>
+        </w:rPr>
+        <w:t>VT</w:t>
+      </w:r>
+      <w:r>
+        <w:rPr>
+          <w:spacing w:val="-2"/>
+        </w:rPr>
+        <w:t xml:space="preserve"> 4</w:t>
+      </w:r>
+      <w:r>
+        <w:rPr>
+          <w:spacing w:val="-2"/>
+        </w:rPr>
+        <w:t>, 9</w:t>
+      </w:r>
+      <w:r>
+        <w:rPr>
+          <w:spacing w:val="-2"/>
+        </w:rPr>
+        <w:t>)</w:t>
       </w:r>
     </w:p>
     <w:p>
@@ -30556,58 +29609,11 @@
           <w:spacing w:val="-2"/>
         </w:rPr>
       </w:pPr>
-      <w:r>
-        <w:t>Таблица</w:t>
-      </w:r>
-      <w:r>
-        <w:rPr>
-          <w:spacing w:val="-3"/>
-        </w:rPr>
-        <w:t xml:space="preserve"> </w:t>
-      </w:r>
-      <w:r>
-        <w:t>5.</w:t>
-      </w:r>
-      <w:r>
-        <w:rPr>
-          <w:spacing w:val="-3"/>
-        </w:rPr>
-        <w:t xml:space="preserve"> </w:t>
-      </w:r>
-      <w:r>
-        <w:t>Характеристики</w:t>
-      </w:r>
-      <w:r>
-        <w:rPr>
-          <w:spacing w:val="-4"/>
-        </w:rPr>
-        <w:t xml:space="preserve"> </w:t>
-      </w:r>
-      <w:r>
-        <w:t>транзистора</w:t>
-      </w:r>
-      <w:r>
-        <w:rPr>
-          <w:spacing w:val="-2"/>
-        </w:rPr>
-        <w:t xml:space="preserve"> КТ851А</w:t>
-      </w:r>
-    </w:p>
-    <w:p>
-      <w:pPr>
-        <w:pStyle w:val="a3"/>
-        <w:spacing w:before="122"/>
-        <w:ind w:left="567" w:right="424" w:firstLine="426"/>
-        <w:jc w:val="right"/>
-        <w:rPr>
-          <w:spacing w:val="-2"/>
-        </w:rPr>
-      </w:pPr>
     </w:p>
     <w:tbl>
       <w:tblPr>
         <w:tblStyle w:val="TableNormal"/>
-        <w:tblW w:w="0" w:type="auto"/>
+        <w:tblW w:w="9532" w:type="dxa"/>
         <w:tblInd w:w="887" w:type="dxa"/>
         <w:tblBorders>
           <w:top w:val="single" w:sz="4" w:space="0" w:color="000000"/>
@@ -30621,20 +29627,21 @@
         <w:tblLook w:val="01E0" w:firstRow="1" w:lastRow="1" w:firstColumn="1" w:lastColumn="1" w:noHBand="0" w:noVBand="0"/>
       </w:tblPr>
       <w:tblGrid>
-        <w:gridCol w:w="1671"/>
-        <w:gridCol w:w="1590"/>
-        <w:gridCol w:w="1555"/>
-        <w:gridCol w:w="1560"/>
-        <w:gridCol w:w="1699"/>
-        <w:gridCol w:w="1560"/>
+        <w:gridCol w:w="1423"/>
+        <w:gridCol w:w="1354"/>
+        <w:gridCol w:w="1324"/>
+        <w:gridCol w:w="1328"/>
+        <w:gridCol w:w="1447"/>
+        <w:gridCol w:w="1328"/>
+        <w:gridCol w:w="1328"/>
       </w:tblGrid>
       <w:tr>
         <w:trPr>
-          <w:trHeight w:val="520"/>
+          <w:trHeight w:val="461"/>
         </w:trPr>
         <w:tc>
           <w:tcPr>
-            <w:tcW w:w="1671" w:type="dxa"/>
+            <w:tcW w:w="1423" w:type="dxa"/>
           </w:tcPr>
           <w:p>
             <w:pPr>
@@ -30656,7 +29663,6 @@
               </w:rPr>
               <w:t>U</w:t>
             </w:r>
-            <w:proofErr w:type="spellStart"/>
             <w:r>
               <w:rPr>
                 <w:i/>
@@ -30664,7 +29670,6 @@
               </w:rPr>
               <w:t>кб</w:t>
             </w:r>
-            <w:proofErr w:type="spellEnd"/>
             <w:r>
               <w:rPr>
                 <w:i/>
@@ -30710,7 +29715,7 @@
         </w:tc>
         <w:tc>
           <w:tcPr>
-            <w:tcW w:w="1590" w:type="dxa"/>
+            <w:tcW w:w="1354" w:type="dxa"/>
           </w:tcPr>
           <w:p>
             <w:pPr>
@@ -30732,7 +29737,6 @@
               </w:rPr>
               <w:t>U</w:t>
             </w:r>
-            <w:proofErr w:type="spellStart"/>
             <w:r>
               <w:rPr>
                 <w:i/>
@@ -30740,7 +29744,6 @@
               </w:rPr>
               <w:t>кэ</w:t>
             </w:r>
-            <w:proofErr w:type="spellEnd"/>
             <w:r>
               <w:rPr>
                 <w:i/>
@@ -30777,7 +29780,7 @@
         </w:tc>
         <w:tc>
           <w:tcPr>
-            <w:tcW w:w="1555" w:type="dxa"/>
+            <w:tcW w:w="1324" w:type="dxa"/>
           </w:tcPr>
           <w:p>
             <w:pPr>
@@ -30799,7 +29802,6 @@
               </w:rPr>
               <w:t>U</w:t>
             </w:r>
-            <w:proofErr w:type="spellStart"/>
             <w:r>
               <w:rPr>
                 <w:i/>
@@ -30807,7 +29809,6 @@
               </w:rPr>
               <w:t>бэ</w:t>
             </w:r>
-            <w:proofErr w:type="spellEnd"/>
             <w:r>
               <w:rPr>
                 <w:i/>
@@ -30853,7 +29854,7 @@
         </w:tc>
         <w:tc>
           <w:tcPr>
-            <w:tcW w:w="1560" w:type="dxa"/>
+            <w:tcW w:w="1328" w:type="dxa"/>
           </w:tcPr>
           <w:p>
             <w:pPr>
@@ -30927,7 +29928,7 @@
         </w:tc>
         <w:tc>
           <w:tcPr>
-            <w:tcW w:w="1699" w:type="dxa"/>
+            <w:tcW w:w="1447" w:type="dxa"/>
           </w:tcPr>
           <w:p>
             <w:pPr>
@@ -30940,7 +29941,6 @@
                 <w:sz w:val="24"/>
               </w:rPr>
             </w:pPr>
-            <w:proofErr w:type="spellStart"/>
             <w:r>
               <w:rPr>
                 <w:i/>
@@ -30956,7 +29956,6 @@
               </w:rPr>
               <w:t>к</w:t>
             </w:r>
-            <w:proofErr w:type="spellEnd"/>
             <w:r>
               <w:rPr>
                 <w:i/>
@@ -30988,7 +29987,6 @@
               </w:rPr>
               <w:t xml:space="preserve"> </w:t>
             </w:r>
-            <w:proofErr w:type="spellStart"/>
             <w:r>
               <w:rPr>
                 <w:i/>
@@ -30997,12 +29995,11 @@
               </w:rPr>
               <w:t>Вт</w:t>
             </w:r>
-            <w:proofErr w:type="spellEnd"/>
           </w:p>
         </w:tc>
         <w:tc>
           <w:tcPr>
-            <w:tcW w:w="1560" w:type="dxa"/>
+            <w:tcW w:w="1328" w:type="dxa"/>
           </w:tcPr>
           <w:p>
             <w:pPr>
@@ -31033,14 +30030,43 @@
             </w:r>
           </w:p>
         </w:tc>
+        <w:tc>
+          <w:tcPr>
+            <w:tcW w:w="1328" w:type="dxa"/>
+          </w:tcPr>
+          <w:p>
+            <w:pPr>
+              <w:pStyle w:val="TableParagraph"/>
+              <w:spacing w:line="270" w:lineRule="exact"/>
+              <w:jc w:val="center"/>
+              <w:rPr>
+                <w:i/>
+                <w:spacing w:val="-4"/>
+                <w:position w:val="2"/>
+                <w:sz w:val="24"/>
+                <w:lang w:val="ru-RU"/>
+              </w:rPr>
+            </w:pPr>
+            <w:r>
+              <w:rPr>
+                <w:i/>
+                <w:spacing w:val="-4"/>
+                <w:position w:val="2"/>
+                <w:sz w:val="24"/>
+                <w:lang w:val="ru-RU"/>
+              </w:rPr>
+              <w:t>Тип</w:t>
+            </w:r>
+          </w:p>
+        </w:tc>
       </w:tr>
       <w:tr>
         <w:trPr>
-          <w:trHeight w:val="520"/>
+          <w:trHeight w:val="461"/>
         </w:trPr>
         <w:tc>
           <w:tcPr>
-            <w:tcW w:w="1671" w:type="dxa"/>
+            <w:tcW w:w="1423" w:type="dxa"/>
           </w:tcPr>
           <w:p>
             <w:pPr>
@@ -31065,7 +30091,7 @@
         </w:tc>
         <w:tc>
           <w:tcPr>
-            <w:tcW w:w="1590" w:type="dxa"/>
+            <w:tcW w:w="1354" w:type="dxa"/>
           </w:tcPr>
           <w:p>
             <w:pPr>
@@ -31090,7 +30116,7 @@
         </w:tc>
         <w:tc>
           <w:tcPr>
-            <w:tcW w:w="1555" w:type="dxa"/>
+            <w:tcW w:w="1324" w:type="dxa"/>
           </w:tcPr>
           <w:p>
             <w:pPr>
@@ -31122,7 +30148,7 @@
         </w:tc>
         <w:tc>
           <w:tcPr>
-            <w:tcW w:w="1560" w:type="dxa"/>
+            <w:tcW w:w="1328" w:type="dxa"/>
           </w:tcPr>
           <w:p>
             <w:pPr>
@@ -31147,7 +30173,7 @@
         </w:tc>
         <w:tc>
           <w:tcPr>
-            <w:tcW w:w="1699" w:type="dxa"/>
+            <w:tcW w:w="1447" w:type="dxa"/>
           </w:tcPr>
           <w:p>
             <w:pPr>
@@ -31172,7 +30198,7 @@
         </w:tc>
         <w:tc>
           <w:tcPr>
-            <w:tcW w:w="1560" w:type="dxa"/>
+            <w:tcW w:w="1328" w:type="dxa"/>
           </w:tcPr>
           <w:p>
             <w:pPr>
@@ -31194,6 +30220,31 @@
             </w:r>
           </w:p>
         </w:tc>
+        <w:tc>
+          <w:tcPr>
+            <w:tcW w:w="1328" w:type="dxa"/>
+          </w:tcPr>
+          <w:p>
+            <w:pPr>
+              <w:pStyle w:val="TableParagraph"/>
+              <w:spacing w:line="267" w:lineRule="exact"/>
+              <w:jc w:val="center"/>
+              <w:rPr>
+                <w:i/>
+                <w:spacing w:val="-5"/>
+                <w:sz w:val="24"/>
+              </w:rPr>
+            </w:pPr>
+            <w:r>
+              <w:rPr>
+                <w:i/>
+                <w:spacing w:val="-5"/>
+                <w:sz w:val="24"/>
+              </w:rPr>
+              <w:t>n-p-n</w:t>
+            </w:r>
+          </w:p>
+        </w:tc>
       </w:tr>
     </w:tbl>
     <w:p>
@@ -31206,14 +30257,14 @@
     <w:p>
       <w:pPr>
         <w:pStyle w:val="a3"/>
-        <w:ind w:left="567" w:right="566" w:firstLine="709"/>
+        <w:spacing w:before="122"/>
+        <w:ind w:left="567" w:right="-1" w:firstLine="426"/>
         <w:jc w:val="right"/>
         <w:rPr>
           <w:spacing w:val="-2"/>
         </w:rPr>
       </w:pPr>
       <w:r>
-        <w:tab/>
         <w:t>Таблица</w:t>
       </w:r>
       <w:r>
@@ -31247,13 +30298,33 @@
         <w:rPr>
           <w:spacing w:val="-2"/>
         </w:rPr>
-        <w:t xml:space="preserve"> КТ850А</w:t>
+        <w:t xml:space="preserve"> КТ851А (</w:t>
+      </w:r>
+      <w:r>
+        <w:rPr>
+          <w:spacing w:val="-2"/>
+          <w:lang w:val="en-US"/>
+        </w:rPr>
+        <w:t>VT</w:t>
+      </w:r>
+      <w:r>
+        <w:rPr>
+          <w:spacing w:val="-2"/>
+        </w:rPr>
+        <w:t xml:space="preserve"> 6, 11</w:t>
+      </w:r>
+      <w:r>
+        <w:rPr>
+          <w:spacing w:val="-2"/>
+        </w:rPr>
+        <w:t>)</w:t>
       </w:r>
     </w:p>
     <w:p>
       <w:pPr>
         <w:pStyle w:val="a3"/>
-        <w:ind w:left="567" w:right="566" w:firstLine="709"/>
+        <w:spacing w:before="122"/>
+        <w:ind w:left="567" w:right="424" w:firstLine="426"/>
         <w:jc w:val="right"/>
         <w:rPr>
           <w:spacing w:val="-2"/>
@@ -31263,7 +30334,7 @@
     <w:tbl>
       <w:tblPr>
         <w:tblStyle w:val="TableNormal"/>
-        <w:tblW w:w="0" w:type="auto"/>
+        <w:tblW w:w="9532" w:type="dxa"/>
         <w:tblInd w:w="887" w:type="dxa"/>
         <w:tblBorders>
           <w:top w:val="single" w:sz="4" w:space="0" w:color="000000"/>
@@ -31277,20 +30348,21 @@
         <w:tblLook w:val="01E0" w:firstRow="1" w:lastRow="1" w:firstColumn="1" w:lastColumn="1" w:noHBand="0" w:noVBand="0"/>
       </w:tblPr>
       <w:tblGrid>
-        <w:gridCol w:w="1561"/>
-        <w:gridCol w:w="1700"/>
-        <w:gridCol w:w="1555"/>
-        <w:gridCol w:w="1560"/>
-        <w:gridCol w:w="1699"/>
-        <w:gridCol w:w="1560"/>
+        <w:gridCol w:w="1423"/>
+        <w:gridCol w:w="1354"/>
+        <w:gridCol w:w="1324"/>
+        <w:gridCol w:w="1328"/>
+        <w:gridCol w:w="1447"/>
+        <w:gridCol w:w="1328"/>
+        <w:gridCol w:w="1328"/>
       </w:tblGrid>
       <w:tr>
         <w:trPr>
-          <w:trHeight w:val="515"/>
+          <w:trHeight w:val="461"/>
         </w:trPr>
         <w:tc>
           <w:tcPr>
-            <w:tcW w:w="1561" w:type="dxa"/>
+            <w:tcW w:w="1423" w:type="dxa"/>
           </w:tcPr>
           <w:p>
             <w:pPr>
@@ -31312,7 +30384,6 @@
               </w:rPr>
               <w:t>U</w:t>
             </w:r>
-            <w:proofErr w:type="spellStart"/>
             <w:r>
               <w:rPr>
                 <w:i/>
@@ -31320,7 +30391,6 @@
               </w:rPr>
               <w:t>кб</w:t>
             </w:r>
-            <w:proofErr w:type="spellEnd"/>
             <w:r>
               <w:rPr>
                 <w:i/>
@@ -31366,7 +30436,7 @@
         </w:tc>
         <w:tc>
           <w:tcPr>
-            <w:tcW w:w="1700" w:type="dxa"/>
+            <w:tcW w:w="1354" w:type="dxa"/>
           </w:tcPr>
           <w:p>
             <w:pPr>
@@ -31388,7 +30458,6 @@
               </w:rPr>
               <w:t>U</w:t>
             </w:r>
-            <w:proofErr w:type="spellStart"/>
             <w:r>
               <w:rPr>
                 <w:i/>
@@ -31396,7 +30465,6 @@
               </w:rPr>
               <w:t>кэ</w:t>
             </w:r>
-            <w:proofErr w:type="spellEnd"/>
             <w:r>
               <w:rPr>
                 <w:i/>
@@ -31433,7 +30501,7 @@
         </w:tc>
         <w:tc>
           <w:tcPr>
-            <w:tcW w:w="1555" w:type="dxa"/>
+            <w:tcW w:w="1324" w:type="dxa"/>
           </w:tcPr>
           <w:p>
             <w:pPr>
@@ -31455,7 +30523,6 @@
               </w:rPr>
               <w:t>U</w:t>
             </w:r>
-            <w:proofErr w:type="spellStart"/>
             <w:r>
               <w:rPr>
                 <w:i/>
@@ -31463,7 +30530,6 @@
               </w:rPr>
               <w:t>бэ</w:t>
             </w:r>
-            <w:proofErr w:type="spellEnd"/>
             <w:r>
               <w:rPr>
                 <w:i/>
@@ -31509,7 +30575,7 @@
         </w:tc>
         <w:tc>
           <w:tcPr>
-            <w:tcW w:w="1560" w:type="dxa"/>
+            <w:tcW w:w="1328" w:type="dxa"/>
           </w:tcPr>
           <w:p>
             <w:pPr>
@@ -31583,7 +30649,7 @@
         </w:tc>
         <w:tc>
           <w:tcPr>
-            <w:tcW w:w="1699" w:type="dxa"/>
+            <w:tcW w:w="1447" w:type="dxa"/>
           </w:tcPr>
           <w:p>
             <w:pPr>
@@ -31596,7 +30662,6 @@
                 <w:sz w:val="24"/>
               </w:rPr>
             </w:pPr>
-            <w:proofErr w:type="spellStart"/>
             <w:r>
               <w:rPr>
                 <w:i/>
@@ -31612,7 +30677,6 @@
               </w:rPr>
               <w:t>к</w:t>
             </w:r>
-            <w:proofErr w:type="spellEnd"/>
             <w:r>
               <w:rPr>
                 <w:i/>
@@ -31644,7 +30708,6 @@
               </w:rPr>
               <w:t xml:space="preserve"> </w:t>
             </w:r>
-            <w:proofErr w:type="spellStart"/>
             <w:r>
               <w:rPr>
                 <w:i/>
@@ -31653,12 +30716,11 @@
               </w:rPr>
               <w:t>Вт</w:t>
             </w:r>
-            <w:proofErr w:type="spellEnd"/>
           </w:p>
         </w:tc>
         <w:tc>
           <w:tcPr>
-            <w:tcW w:w="1560" w:type="dxa"/>
+            <w:tcW w:w="1328" w:type="dxa"/>
           </w:tcPr>
           <w:p>
             <w:pPr>
@@ -31689,14 +30751,43 @@
             </w:r>
           </w:p>
         </w:tc>
+        <w:tc>
+          <w:tcPr>
+            <w:tcW w:w="1328" w:type="dxa"/>
+          </w:tcPr>
+          <w:p>
+            <w:pPr>
+              <w:pStyle w:val="TableParagraph"/>
+              <w:spacing w:line="270" w:lineRule="exact"/>
+              <w:jc w:val="center"/>
+              <w:rPr>
+                <w:i/>
+                <w:spacing w:val="-4"/>
+                <w:position w:val="2"/>
+                <w:sz w:val="24"/>
+                <w:lang w:val="ru-RU"/>
+              </w:rPr>
+            </w:pPr>
+            <w:r>
+              <w:rPr>
+                <w:i/>
+                <w:spacing w:val="-4"/>
+                <w:position w:val="2"/>
+                <w:sz w:val="24"/>
+                <w:lang w:val="ru-RU"/>
+              </w:rPr>
+              <w:t>Тип</w:t>
+            </w:r>
+          </w:p>
+        </w:tc>
       </w:tr>
       <w:tr>
         <w:trPr>
-          <w:trHeight w:val="520"/>
+          <w:trHeight w:val="461"/>
         </w:trPr>
         <w:tc>
           <w:tcPr>
-            <w:tcW w:w="1561" w:type="dxa"/>
+            <w:tcW w:w="1423" w:type="dxa"/>
           </w:tcPr>
           <w:p>
             <w:pPr>
@@ -31721,7 +30812,7 @@
         </w:tc>
         <w:tc>
           <w:tcPr>
-            <w:tcW w:w="1700" w:type="dxa"/>
+            <w:tcW w:w="1354" w:type="dxa"/>
           </w:tcPr>
           <w:p>
             <w:pPr>
@@ -31746,7 +30837,7 @@
         </w:tc>
         <w:tc>
           <w:tcPr>
-            <w:tcW w:w="1555" w:type="dxa"/>
+            <w:tcW w:w="1324" w:type="dxa"/>
           </w:tcPr>
           <w:p>
             <w:pPr>
@@ -31762,6 +30853,13 @@
             <w:r>
               <w:rPr>
                 <w:i/>
+                <w:sz w:val="24"/>
+              </w:rPr>
+              <w:t>-</w:t>
+            </w:r>
+            <w:r>
+              <w:rPr>
+                <w:i/>
                 <w:spacing w:val="-10"/>
                 <w:sz w:val="24"/>
               </w:rPr>
@@ -31771,7 +30869,7 @@
         </w:tc>
         <w:tc>
           <w:tcPr>
-            <w:tcW w:w="1560" w:type="dxa"/>
+            <w:tcW w:w="1328" w:type="dxa"/>
           </w:tcPr>
           <w:p>
             <w:pPr>
@@ -31796,7 +30894,7 @@
         </w:tc>
         <w:tc>
           <w:tcPr>
-            <w:tcW w:w="1699" w:type="dxa"/>
+            <w:tcW w:w="1447" w:type="dxa"/>
           </w:tcPr>
           <w:p>
             <w:pPr>
@@ -31821,7 +30919,7 @@
         </w:tc>
         <w:tc>
           <w:tcPr>
-            <w:tcW w:w="1560" w:type="dxa"/>
+            <w:tcW w:w="1328" w:type="dxa"/>
           </w:tcPr>
           <w:p>
             <w:pPr>
@@ -31840,6 +30938,1488 @@
                 <w:sz w:val="24"/>
               </w:rPr>
               <w:t>50</w:t>
+            </w:r>
+          </w:p>
+        </w:tc>
+        <w:tc>
+          <w:tcPr>
+            <w:tcW w:w="1328" w:type="dxa"/>
+          </w:tcPr>
+          <w:p>
+            <w:pPr>
+              <w:pStyle w:val="TableParagraph"/>
+              <w:spacing w:line="267" w:lineRule="exact"/>
+              <w:jc w:val="center"/>
+              <w:rPr>
+                <w:i/>
+                <w:spacing w:val="-5"/>
+                <w:sz w:val="24"/>
+              </w:rPr>
+            </w:pPr>
+            <w:r>
+              <w:rPr>
+                <w:i/>
+                <w:spacing w:val="-5"/>
+                <w:sz w:val="24"/>
+              </w:rPr>
+              <w:t>p-n-p</w:t>
+            </w:r>
+          </w:p>
+        </w:tc>
+      </w:tr>
+    </w:tbl>
+    <w:p>
+      <w:pPr>
+        <w:pStyle w:val="a3"/>
+        <w:ind w:left="567" w:right="566" w:firstLine="709"/>
+        <w:jc w:val="right"/>
+      </w:pPr>
+    </w:p>
+    <w:p>
+      <w:pPr>
+        <w:pStyle w:val="a3"/>
+        <w:ind w:left="567" w:right="566" w:firstLine="709"/>
+        <w:jc w:val="right"/>
+      </w:pPr>
+    </w:p>
+    <w:p>
+      <w:pPr>
+        <w:pStyle w:val="a3"/>
+        <w:ind w:left="567" w:right="566" w:firstLine="709"/>
+        <w:jc w:val="right"/>
+        <w:rPr>
+          <w:spacing w:val="-2"/>
+        </w:rPr>
+      </w:pPr>
+      <w:r>
+        <w:tab/>
+        <w:t>Таблица</w:t>
+      </w:r>
+      <w:r>
+        <w:rPr>
+          <w:spacing w:val="-3"/>
+        </w:rPr>
+        <w:t xml:space="preserve"> </w:t>
+      </w:r>
+      <w:r>
+        <w:t>7.</w:t>
+      </w:r>
+      <w:r>
+        <w:rPr>
+          <w:spacing w:val="-3"/>
+        </w:rPr>
+        <w:t xml:space="preserve"> </w:t>
+      </w:r>
+      <w:r>
+        <w:t>Характеристики</w:t>
+      </w:r>
+      <w:r>
+        <w:rPr>
+          <w:spacing w:val="-4"/>
+        </w:rPr>
+        <w:t xml:space="preserve"> </w:t>
+      </w:r>
+      <w:r>
+        <w:t>транзистора</w:t>
+      </w:r>
+      <w:r>
+        <w:rPr>
+          <w:spacing w:val="-2"/>
+        </w:rPr>
+        <w:t xml:space="preserve"> КТ315Г</w:t>
+      </w:r>
+      <w:r>
+        <w:rPr>
+          <w:spacing w:val="-2"/>
+        </w:rPr>
+        <w:t xml:space="preserve"> (</w:t>
+      </w:r>
+      <w:r>
+        <w:rPr>
+          <w:spacing w:val="-2"/>
+          <w:lang w:val="en-US"/>
+        </w:rPr>
+        <w:t>VT</w:t>
+      </w:r>
+      <w:r>
+        <w:rPr>
+          <w:spacing w:val="-2"/>
+        </w:rPr>
+        <w:t xml:space="preserve"> 5, 8</w:t>
+      </w:r>
+      <w:r>
+        <w:rPr>
+          <w:spacing w:val="-2"/>
+        </w:rPr>
+        <w:t>)</w:t>
+      </w:r>
+    </w:p>
+    <w:p>
+      <w:pPr>
+        <w:pStyle w:val="a3"/>
+        <w:ind w:left="567" w:right="566" w:firstLine="709"/>
+        <w:jc w:val="right"/>
+        <w:rPr>
+          <w:spacing w:val="-2"/>
+        </w:rPr>
+      </w:pPr>
+    </w:p>
+    <w:tbl>
+      <w:tblPr>
+        <w:tblStyle w:val="TableNormal"/>
+        <w:tblW w:w="9481" w:type="dxa"/>
+        <w:tblInd w:w="887" w:type="dxa"/>
+        <w:tblBorders>
+          <w:top w:val="single" w:sz="4" w:space="0" w:color="000000"/>
+          <w:left w:val="single" w:sz="4" w:space="0" w:color="000000"/>
+          <w:bottom w:val="single" w:sz="4" w:space="0" w:color="000000"/>
+          <w:right w:val="single" w:sz="4" w:space="0" w:color="000000"/>
+          <w:insideH w:val="single" w:sz="4" w:space="0" w:color="000000"/>
+          <w:insideV w:val="single" w:sz="4" w:space="0" w:color="000000"/>
+        </w:tblBorders>
+        <w:tblLayout w:type="fixed"/>
+        <w:tblLook w:val="01E0" w:firstRow="1" w:lastRow="1" w:firstColumn="1" w:lastColumn="1" w:noHBand="0" w:noVBand="0"/>
+      </w:tblPr>
+      <w:tblGrid>
+        <w:gridCol w:w="1322"/>
+        <w:gridCol w:w="1440"/>
+        <w:gridCol w:w="1317"/>
+        <w:gridCol w:w="1321"/>
+        <w:gridCol w:w="1439"/>
+        <w:gridCol w:w="1321"/>
+        <w:gridCol w:w="1321"/>
+      </w:tblGrid>
+      <w:tr>
+        <w:trPr>
+          <w:trHeight w:val="403"/>
+        </w:trPr>
+        <w:tc>
+          <w:tcPr>
+            <w:tcW w:w="1322" w:type="dxa"/>
+          </w:tcPr>
+          <w:p>
+            <w:pPr>
+              <w:pStyle w:val="TableParagraph"/>
+              <w:spacing w:line="270" w:lineRule="exact"/>
+              <w:ind w:left="11"/>
+              <w:jc w:val="center"/>
+              <w:rPr>
+                <w:i/>
+                <w:position w:val="2"/>
+                <w:sz w:val="24"/>
+              </w:rPr>
+            </w:pPr>
+            <w:r>
+              <w:rPr>
+                <w:i/>
+                <w:position w:val="2"/>
+                <w:sz w:val="24"/>
+              </w:rPr>
+              <w:t>U</w:t>
+            </w:r>
+            <w:r>
+              <w:rPr>
+                <w:i/>
+                <w:sz w:val="16"/>
+              </w:rPr>
+              <w:t>кб</w:t>
+            </w:r>
+            <w:r>
+              <w:rPr>
+                <w:i/>
+                <w:spacing w:val="-4"/>
+                <w:sz w:val="16"/>
+              </w:rPr>
+              <w:t xml:space="preserve"> </w:t>
+            </w:r>
+            <w:r>
+              <w:rPr>
+                <w:i/>
+                <w:sz w:val="16"/>
+              </w:rPr>
+              <w:t>max</w:t>
+            </w:r>
+            <w:r>
+              <w:rPr>
+                <w:i/>
+                <w:position w:val="2"/>
+                <w:sz w:val="24"/>
+              </w:rPr>
+              <w:t>,</w:t>
+            </w:r>
+            <w:r>
+              <w:rPr>
+                <w:i/>
+                <w:spacing w:val="-1"/>
+                <w:position w:val="2"/>
+                <w:sz w:val="24"/>
+              </w:rPr>
+              <w:t xml:space="preserve"> </w:t>
+            </w:r>
+            <w:r>
+              <w:rPr>
+                <w:i/>
+                <w:spacing w:val="-10"/>
+                <w:position w:val="2"/>
+                <w:sz w:val="24"/>
+              </w:rPr>
+              <w:t>В</w:t>
+            </w:r>
+          </w:p>
+        </w:tc>
+        <w:tc>
+          <w:tcPr>
+            <w:tcW w:w="1440" w:type="dxa"/>
+          </w:tcPr>
+          <w:p>
+            <w:pPr>
+              <w:pStyle w:val="TableParagraph"/>
+              <w:spacing w:line="270" w:lineRule="exact"/>
+              <w:ind w:left="12"/>
+              <w:jc w:val="center"/>
+              <w:rPr>
+                <w:i/>
+                <w:position w:val="2"/>
+                <w:sz w:val="24"/>
+              </w:rPr>
+            </w:pPr>
+            <w:r>
+              <w:rPr>
+                <w:i/>
+                <w:position w:val="2"/>
+                <w:sz w:val="24"/>
+              </w:rPr>
+              <w:t>U</w:t>
+            </w:r>
+            <w:r>
+              <w:rPr>
+                <w:i/>
+                <w:sz w:val="16"/>
+              </w:rPr>
+              <w:t>кэ</w:t>
+            </w:r>
+            <w:r>
+              <w:rPr>
+                <w:i/>
+                <w:spacing w:val="-2"/>
+                <w:sz w:val="16"/>
+              </w:rPr>
+              <w:t xml:space="preserve"> </w:t>
+            </w:r>
+            <w:r>
+              <w:rPr>
+                <w:i/>
+                <w:sz w:val="16"/>
+              </w:rPr>
+              <w:t>max</w:t>
+            </w:r>
+            <w:r>
+              <w:rPr>
+                <w:i/>
+                <w:position w:val="2"/>
+                <w:sz w:val="24"/>
+              </w:rPr>
+              <w:t xml:space="preserve">, </w:t>
+            </w:r>
+            <w:r>
+              <w:rPr>
+                <w:i/>
+                <w:spacing w:val="-10"/>
+                <w:position w:val="2"/>
+                <w:sz w:val="24"/>
+              </w:rPr>
+              <w:t>В</w:t>
+            </w:r>
+          </w:p>
+        </w:tc>
+        <w:tc>
+          <w:tcPr>
+            <w:tcW w:w="1317" w:type="dxa"/>
+          </w:tcPr>
+          <w:p>
+            <w:pPr>
+              <w:pStyle w:val="TableParagraph"/>
+              <w:spacing w:line="270" w:lineRule="exact"/>
+              <w:ind w:left="7" w:right="4"/>
+              <w:jc w:val="center"/>
+              <w:rPr>
+                <w:i/>
+                <w:position w:val="2"/>
+                <w:sz w:val="24"/>
+              </w:rPr>
+            </w:pPr>
+            <w:r>
+              <w:rPr>
+                <w:i/>
+                <w:position w:val="2"/>
+                <w:sz w:val="24"/>
+              </w:rPr>
+              <w:t>U</w:t>
+            </w:r>
+            <w:r>
+              <w:rPr>
+                <w:i/>
+                <w:sz w:val="16"/>
+              </w:rPr>
+              <w:t>бэ</w:t>
+            </w:r>
+            <w:r>
+              <w:rPr>
+                <w:i/>
+                <w:spacing w:val="-4"/>
+                <w:sz w:val="16"/>
+              </w:rPr>
+              <w:t xml:space="preserve"> </w:t>
+            </w:r>
+            <w:r>
+              <w:rPr>
+                <w:i/>
+                <w:sz w:val="16"/>
+              </w:rPr>
+              <w:t>max</w:t>
+            </w:r>
+            <w:r>
+              <w:rPr>
+                <w:i/>
+                <w:position w:val="2"/>
+                <w:sz w:val="24"/>
+              </w:rPr>
+              <w:t>,</w:t>
+            </w:r>
+            <w:r>
+              <w:rPr>
+                <w:i/>
+                <w:spacing w:val="-1"/>
+                <w:position w:val="2"/>
+                <w:sz w:val="24"/>
+              </w:rPr>
+              <w:t xml:space="preserve"> </w:t>
+            </w:r>
+            <w:r>
+              <w:rPr>
+                <w:i/>
+                <w:spacing w:val="-10"/>
+                <w:position w:val="2"/>
+                <w:sz w:val="24"/>
+              </w:rPr>
+              <w:t>В</w:t>
+            </w:r>
+          </w:p>
+        </w:tc>
+        <w:tc>
+          <w:tcPr>
+            <w:tcW w:w="1321" w:type="dxa"/>
+          </w:tcPr>
+          <w:p>
+            <w:pPr>
+              <w:pStyle w:val="TableParagraph"/>
+              <w:spacing w:line="270" w:lineRule="exact"/>
+              <w:ind w:right="9"/>
+              <w:jc w:val="center"/>
+              <w:rPr>
+                <w:i/>
+                <w:position w:val="2"/>
+                <w:sz w:val="24"/>
+              </w:rPr>
+            </w:pPr>
+            <w:r>
+              <w:rPr>
+                <w:i/>
+                <w:position w:val="2"/>
+                <w:sz w:val="24"/>
+              </w:rPr>
+              <w:t>I</w:t>
+            </w:r>
+            <w:r>
+              <w:rPr>
+                <w:i/>
+                <w:sz w:val="16"/>
+              </w:rPr>
+              <w:t>к</w:t>
+            </w:r>
+            <w:r>
+              <w:rPr>
+                <w:i/>
+                <w:spacing w:val="-2"/>
+                <w:sz w:val="16"/>
+              </w:rPr>
+              <w:t xml:space="preserve"> </w:t>
+            </w:r>
+            <w:r>
+              <w:rPr>
+                <w:i/>
+                <w:sz w:val="16"/>
+              </w:rPr>
+              <w:t>max</w:t>
+            </w:r>
+            <w:r>
+              <w:rPr>
+                <w:i/>
+                <w:position w:val="2"/>
+                <w:sz w:val="24"/>
+              </w:rPr>
+              <w:t>,</w:t>
+            </w:r>
+            <w:r>
+              <w:rPr>
+                <w:i/>
+                <w:spacing w:val="-1"/>
+                <w:position w:val="2"/>
+                <w:sz w:val="24"/>
+              </w:rPr>
+              <w:t xml:space="preserve"> </w:t>
+            </w:r>
+            <w:r>
+              <w:rPr>
+                <w:i/>
+                <w:spacing w:val="-1"/>
+                <w:position w:val="2"/>
+                <w:sz w:val="24"/>
+                <w:lang w:val="ru-RU"/>
+              </w:rPr>
+              <w:t>м</w:t>
+            </w:r>
+            <w:r>
+              <w:rPr>
+                <w:i/>
+                <w:spacing w:val="-10"/>
+                <w:position w:val="2"/>
+                <w:sz w:val="24"/>
+              </w:rPr>
+              <w:t>А</w:t>
+            </w:r>
+          </w:p>
+        </w:tc>
+        <w:tc>
+          <w:tcPr>
+            <w:tcW w:w="1439" w:type="dxa"/>
+          </w:tcPr>
+          <w:p>
+            <w:pPr>
+              <w:pStyle w:val="TableParagraph"/>
+              <w:spacing w:line="267" w:lineRule="exact"/>
+              <w:ind w:left="15" w:right="7"/>
+              <w:jc w:val="center"/>
+              <w:rPr>
+                <w:i/>
+                <w:sz w:val="24"/>
+              </w:rPr>
+            </w:pPr>
+            <w:r>
+              <w:rPr>
+                <w:i/>
+                <w:sz w:val="24"/>
+              </w:rPr>
+              <w:t>P</w:t>
+            </w:r>
+            <w:r>
+              <w:rPr>
+                <w:i/>
+                <w:sz w:val="24"/>
+                <w:vertAlign w:val="subscript"/>
+              </w:rPr>
+              <w:t>к</w:t>
+            </w:r>
+            <w:r>
+              <w:rPr>
+                <w:i/>
+                <w:spacing w:val="-21"/>
+                <w:sz w:val="24"/>
+              </w:rPr>
+              <w:t xml:space="preserve"> </w:t>
+            </w:r>
+            <w:r>
+              <w:rPr>
+                <w:i/>
+                <w:sz w:val="24"/>
+                <w:vertAlign w:val="subscript"/>
+              </w:rPr>
+              <w:t>max</w:t>
+            </w:r>
+            <w:r>
+              <w:rPr>
+                <w:i/>
+                <w:sz w:val="24"/>
+              </w:rPr>
+              <w:t>,</w:t>
+            </w:r>
+            <w:r>
+              <w:rPr>
+                <w:i/>
+                <w:spacing w:val="-4"/>
+                <w:sz w:val="24"/>
+              </w:rPr>
+              <w:t xml:space="preserve"> </w:t>
+            </w:r>
+            <w:r>
+              <w:rPr>
+                <w:i/>
+                <w:spacing w:val="-5"/>
+                <w:sz w:val="24"/>
+              </w:rPr>
+              <w:t>Вт</w:t>
+            </w:r>
+          </w:p>
+        </w:tc>
+        <w:tc>
+          <w:tcPr>
+            <w:tcW w:w="1321" w:type="dxa"/>
+          </w:tcPr>
+          <w:p>
+            <w:pPr>
+              <w:pStyle w:val="TableParagraph"/>
+              <w:spacing w:line="270" w:lineRule="exact"/>
+              <w:jc w:val="center"/>
+              <w:rPr>
+                <w:i/>
+                <w:sz w:val="16"/>
+              </w:rPr>
+            </w:pPr>
+            <w:r>
+              <w:rPr>
+                <w:i/>
+                <w:spacing w:val="-4"/>
+                <w:position w:val="2"/>
+                <w:sz w:val="24"/>
+              </w:rPr>
+              <w:t>h</w:t>
+            </w:r>
+            <w:r>
+              <w:rPr>
+                <w:i/>
+                <w:spacing w:val="-4"/>
+                <w:sz w:val="16"/>
+              </w:rPr>
+              <w:t>21э</w:t>
+            </w:r>
+          </w:p>
+        </w:tc>
+        <w:tc>
+          <w:tcPr>
+            <w:tcW w:w="1321" w:type="dxa"/>
+          </w:tcPr>
+          <w:p>
+            <w:pPr>
+              <w:pStyle w:val="TableParagraph"/>
+              <w:spacing w:line="270" w:lineRule="exact"/>
+              <w:jc w:val="center"/>
+              <w:rPr>
+                <w:i/>
+                <w:spacing w:val="-4"/>
+                <w:position w:val="2"/>
+                <w:sz w:val="24"/>
+                <w:lang w:val="ru-RU"/>
+              </w:rPr>
+            </w:pPr>
+            <w:r>
+              <w:rPr>
+                <w:i/>
+                <w:spacing w:val="-4"/>
+                <w:position w:val="2"/>
+                <w:sz w:val="24"/>
+                <w:lang w:val="ru-RU"/>
+              </w:rPr>
+              <w:t>Тип</w:t>
+            </w:r>
+          </w:p>
+        </w:tc>
+      </w:tr>
+      <w:tr>
+        <w:trPr>
+          <w:trHeight w:val="407"/>
+        </w:trPr>
+        <w:tc>
+          <w:tcPr>
+            <w:tcW w:w="1322" w:type="dxa"/>
+          </w:tcPr>
+          <w:p>
+            <w:pPr>
+              <w:pStyle w:val="TableParagraph"/>
+              <w:spacing w:line="267" w:lineRule="exact"/>
+              <w:ind w:left="11" w:right="1"/>
+              <w:jc w:val="center"/>
+              <w:rPr>
+                <w:i/>
+                <w:sz w:val="24"/>
+              </w:rPr>
+            </w:pPr>
+            <w:r>
+              <w:rPr>
+                <w:i/>
+                <w:spacing w:val="-5"/>
+                <w:sz w:val="24"/>
+              </w:rPr>
+              <w:t>35</w:t>
+            </w:r>
+          </w:p>
+        </w:tc>
+        <w:tc>
+          <w:tcPr>
+            <w:tcW w:w="1440" w:type="dxa"/>
+          </w:tcPr>
+          <w:p>
+            <w:pPr>
+              <w:pStyle w:val="TableParagraph"/>
+              <w:spacing w:line="267" w:lineRule="exact"/>
+              <w:ind w:left="12" w:right="2"/>
+              <w:jc w:val="center"/>
+              <w:rPr>
+                <w:i/>
+                <w:sz w:val="24"/>
+              </w:rPr>
+            </w:pPr>
+            <w:r>
+              <w:rPr>
+                <w:i/>
+                <w:spacing w:val="-5"/>
+                <w:sz w:val="24"/>
+              </w:rPr>
+              <w:t>35</w:t>
+            </w:r>
+          </w:p>
+        </w:tc>
+        <w:tc>
+          <w:tcPr>
+            <w:tcW w:w="1317" w:type="dxa"/>
+          </w:tcPr>
+          <w:p>
+            <w:pPr>
+              <w:pStyle w:val="TableParagraph"/>
+              <w:spacing w:line="267" w:lineRule="exact"/>
+              <w:ind w:left="7"/>
+              <w:jc w:val="center"/>
+              <w:rPr>
+                <w:i/>
+                <w:sz w:val="24"/>
+              </w:rPr>
+            </w:pPr>
+            <w:r>
+              <w:rPr>
+                <w:i/>
+                <w:spacing w:val="-10"/>
+                <w:sz w:val="24"/>
+              </w:rPr>
+              <w:t>1</w:t>
+            </w:r>
+          </w:p>
+        </w:tc>
+        <w:tc>
+          <w:tcPr>
+            <w:tcW w:w="1321" w:type="dxa"/>
+          </w:tcPr>
+          <w:p>
+            <w:pPr>
+              <w:pStyle w:val="TableParagraph"/>
+              <w:spacing w:line="267" w:lineRule="exact"/>
+              <w:ind w:right="5"/>
+              <w:jc w:val="center"/>
+              <w:rPr>
+                <w:i/>
+                <w:sz w:val="24"/>
+              </w:rPr>
+            </w:pPr>
+            <w:r>
+              <w:rPr>
+                <w:i/>
+                <w:spacing w:val="-10"/>
+                <w:sz w:val="24"/>
+              </w:rPr>
+              <w:t>100</w:t>
+            </w:r>
+          </w:p>
+        </w:tc>
+        <w:tc>
+          <w:tcPr>
+            <w:tcW w:w="1439" w:type="dxa"/>
+          </w:tcPr>
+          <w:p>
+            <w:pPr>
+              <w:pStyle w:val="TableParagraph"/>
+              <w:spacing w:line="267" w:lineRule="exact"/>
+              <w:ind w:left="15"/>
+              <w:jc w:val="center"/>
+              <w:rPr>
+                <w:i/>
+                <w:sz w:val="24"/>
+              </w:rPr>
+            </w:pPr>
+            <w:r>
+              <w:rPr>
+                <w:i/>
+                <w:spacing w:val="-5"/>
+                <w:sz w:val="24"/>
+              </w:rPr>
+              <w:t>0.15</w:t>
+            </w:r>
+          </w:p>
+        </w:tc>
+        <w:tc>
+          <w:tcPr>
+            <w:tcW w:w="1321" w:type="dxa"/>
+          </w:tcPr>
+          <w:p>
+            <w:pPr>
+              <w:pStyle w:val="TableParagraph"/>
+              <w:spacing w:line="267" w:lineRule="exact"/>
+              <w:jc w:val="center"/>
+              <w:rPr>
+                <w:i/>
+                <w:sz w:val="24"/>
+              </w:rPr>
+            </w:pPr>
+            <w:r>
+              <w:rPr>
+                <w:i/>
+                <w:spacing w:val="-5"/>
+                <w:sz w:val="24"/>
+              </w:rPr>
+              <w:t>50</w:t>
+            </w:r>
+          </w:p>
+        </w:tc>
+        <w:tc>
+          <w:tcPr>
+            <w:tcW w:w="1321" w:type="dxa"/>
+          </w:tcPr>
+          <w:p>
+            <w:pPr>
+              <w:pStyle w:val="TableParagraph"/>
+              <w:spacing w:line="267" w:lineRule="exact"/>
+              <w:jc w:val="center"/>
+              <w:rPr>
+                <w:i/>
+                <w:spacing w:val="-5"/>
+                <w:sz w:val="24"/>
+              </w:rPr>
+            </w:pPr>
+            <w:r>
+              <w:rPr>
+                <w:i/>
+                <w:spacing w:val="-5"/>
+                <w:sz w:val="24"/>
+              </w:rPr>
+              <w:t>n-p-n</w:t>
+            </w:r>
+          </w:p>
+        </w:tc>
+      </w:tr>
+    </w:tbl>
+    <w:p>
+      <w:pPr>
+        <w:pStyle w:val="a3"/>
+        <w:ind w:left="567" w:right="566" w:firstLine="709"/>
+        <w:jc w:val="right"/>
+      </w:pPr>
+    </w:p>
+    <w:p>
+      <w:pPr>
+        <w:pStyle w:val="a3"/>
+        <w:spacing w:before="122"/>
+        <w:ind w:left="567" w:right="-1" w:firstLine="426"/>
+        <w:jc w:val="right"/>
+        <w:rPr>
+          <w:spacing w:val="-2"/>
+        </w:rPr>
+      </w:pPr>
+      <w:r>
+        <w:t>Таблица</w:t>
+      </w:r>
+      <w:r>
+        <w:rPr>
+          <w:spacing w:val="-3"/>
+        </w:rPr>
+        <w:t xml:space="preserve"> </w:t>
+      </w:r>
+      <w:r>
+        <w:t>8.</w:t>
+      </w:r>
+      <w:r>
+        <w:rPr>
+          <w:spacing w:val="-3"/>
+        </w:rPr>
+        <w:t xml:space="preserve"> </w:t>
+      </w:r>
+      <w:r>
+        <w:t>Характеристики</w:t>
+      </w:r>
+      <w:r>
+        <w:rPr>
+          <w:spacing w:val="-4"/>
+        </w:rPr>
+        <w:t xml:space="preserve"> </w:t>
+      </w:r>
+      <w:r>
+        <w:t>транзистора</w:t>
+      </w:r>
+      <w:r>
+        <w:rPr>
+          <w:spacing w:val="-2"/>
+        </w:rPr>
+        <w:t xml:space="preserve"> КТ851А (</w:t>
+      </w:r>
+      <w:r>
+        <w:rPr>
+          <w:spacing w:val="-2"/>
+          <w:lang w:val="en-US"/>
+        </w:rPr>
+        <w:t>VT</w:t>
+      </w:r>
+      <w:r>
+        <w:rPr>
+          <w:spacing w:val="-2"/>
+        </w:rPr>
+        <w:t xml:space="preserve"> 7, 10</w:t>
+      </w:r>
+      <w:r>
+        <w:rPr>
+          <w:spacing w:val="-2"/>
+        </w:rPr>
+        <w:t>)</w:t>
+      </w:r>
+    </w:p>
+    <w:p>
+      <w:pPr>
+        <w:pStyle w:val="a3"/>
+        <w:spacing w:before="122"/>
+        <w:ind w:left="567" w:right="424" w:firstLine="426"/>
+        <w:jc w:val="right"/>
+        <w:rPr>
+          <w:spacing w:val="-2"/>
+        </w:rPr>
+      </w:pPr>
+    </w:p>
+    <w:tbl>
+      <w:tblPr>
+        <w:tblStyle w:val="TableNormal"/>
+        <w:tblW w:w="9532" w:type="dxa"/>
+        <w:tblInd w:w="887" w:type="dxa"/>
+        <w:tblBorders>
+          <w:top w:val="single" w:sz="4" w:space="0" w:color="000000"/>
+          <w:left w:val="single" w:sz="4" w:space="0" w:color="000000"/>
+          <w:bottom w:val="single" w:sz="4" w:space="0" w:color="000000"/>
+          <w:right w:val="single" w:sz="4" w:space="0" w:color="000000"/>
+          <w:insideH w:val="single" w:sz="4" w:space="0" w:color="000000"/>
+          <w:insideV w:val="single" w:sz="4" w:space="0" w:color="000000"/>
+        </w:tblBorders>
+        <w:tblLayout w:type="fixed"/>
+        <w:tblLook w:val="01E0" w:firstRow="1" w:lastRow="1" w:firstColumn="1" w:lastColumn="1" w:noHBand="0" w:noVBand="0"/>
+      </w:tblPr>
+      <w:tblGrid>
+        <w:gridCol w:w="1423"/>
+        <w:gridCol w:w="1354"/>
+        <w:gridCol w:w="1324"/>
+        <w:gridCol w:w="1328"/>
+        <w:gridCol w:w="1447"/>
+        <w:gridCol w:w="1328"/>
+        <w:gridCol w:w="1328"/>
+      </w:tblGrid>
+      <w:tr>
+        <w:trPr>
+          <w:trHeight w:val="461"/>
+        </w:trPr>
+        <w:tc>
+          <w:tcPr>
+            <w:tcW w:w="1423" w:type="dxa"/>
+          </w:tcPr>
+          <w:p>
+            <w:pPr>
+              <w:pStyle w:val="TableParagraph"/>
+              <w:spacing w:line="270" w:lineRule="exact"/>
+              <w:ind w:left="11"/>
+              <w:jc w:val="center"/>
+              <w:rPr>
+                <w:i/>
+                <w:position w:val="2"/>
+                <w:sz w:val="24"/>
+              </w:rPr>
+            </w:pPr>
+            <w:r>
+              <w:rPr>
+                <w:i/>
+                <w:position w:val="2"/>
+                <w:sz w:val="24"/>
+              </w:rPr>
+              <w:t>U</w:t>
+            </w:r>
+            <w:r>
+              <w:rPr>
+                <w:i/>
+                <w:sz w:val="16"/>
+              </w:rPr>
+              <w:t>кб</w:t>
+            </w:r>
+            <w:r>
+              <w:rPr>
+                <w:i/>
+                <w:spacing w:val="-4"/>
+                <w:sz w:val="16"/>
+              </w:rPr>
+              <w:t xml:space="preserve"> </w:t>
+            </w:r>
+            <w:r>
+              <w:rPr>
+                <w:i/>
+                <w:sz w:val="16"/>
+              </w:rPr>
+              <w:t>max</w:t>
+            </w:r>
+            <w:r>
+              <w:rPr>
+                <w:i/>
+                <w:position w:val="2"/>
+                <w:sz w:val="24"/>
+              </w:rPr>
+              <w:t>,</w:t>
+            </w:r>
+            <w:r>
+              <w:rPr>
+                <w:i/>
+                <w:spacing w:val="-1"/>
+                <w:position w:val="2"/>
+                <w:sz w:val="24"/>
+              </w:rPr>
+              <w:t xml:space="preserve"> </w:t>
+            </w:r>
+            <w:r>
+              <w:rPr>
+                <w:i/>
+                <w:spacing w:val="-10"/>
+                <w:position w:val="2"/>
+                <w:sz w:val="24"/>
+              </w:rPr>
+              <w:t>В</w:t>
+            </w:r>
+          </w:p>
+        </w:tc>
+        <w:tc>
+          <w:tcPr>
+            <w:tcW w:w="1354" w:type="dxa"/>
+          </w:tcPr>
+          <w:p>
+            <w:pPr>
+              <w:pStyle w:val="TableParagraph"/>
+              <w:spacing w:line="270" w:lineRule="exact"/>
+              <w:ind w:left="12"/>
+              <w:jc w:val="center"/>
+              <w:rPr>
+                <w:i/>
+                <w:position w:val="2"/>
+                <w:sz w:val="24"/>
+              </w:rPr>
+            </w:pPr>
+            <w:r>
+              <w:rPr>
+                <w:i/>
+                <w:position w:val="2"/>
+                <w:sz w:val="24"/>
+              </w:rPr>
+              <w:t>U</w:t>
+            </w:r>
+            <w:r>
+              <w:rPr>
+                <w:i/>
+                <w:sz w:val="16"/>
+              </w:rPr>
+              <w:t>кэ</w:t>
+            </w:r>
+            <w:r>
+              <w:rPr>
+                <w:i/>
+                <w:spacing w:val="-2"/>
+                <w:sz w:val="16"/>
+              </w:rPr>
+              <w:t xml:space="preserve"> </w:t>
+            </w:r>
+            <w:r>
+              <w:rPr>
+                <w:i/>
+                <w:sz w:val="16"/>
+              </w:rPr>
+              <w:t>max</w:t>
+            </w:r>
+            <w:r>
+              <w:rPr>
+                <w:i/>
+                <w:position w:val="2"/>
+                <w:sz w:val="24"/>
+              </w:rPr>
+              <w:t xml:space="preserve">, </w:t>
+            </w:r>
+            <w:r>
+              <w:rPr>
+                <w:i/>
+                <w:spacing w:val="-10"/>
+                <w:position w:val="2"/>
+                <w:sz w:val="24"/>
+              </w:rPr>
+              <w:t>В</w:t>
+            </w:r>
+          </w:p>
+        </w:tc>
+        <w:tc>
+          <w:tcPr>
+            <w:tcW w:w="1324" w:type="dxa"/>
+          </w:tcPr>
+          <w:p>
+            <w:pPr>
+              <w:pStyle w:val="TableParagraph"/>
+              <w:spacing w:line="270" w:lineRule="exact"/>
+              <w:ind w:left="7" w:right="4"/>
+              <w:jc w:val="center"/>
+              <w:rPr>
+                <w:i/>
+                <w:position w:val="2"/>
+                <w:sz w:val="24"/>
+              </w:rPr>
+            </w:pPr>
+            <w:r>
+              <w:rPr>
+                <w:i/>
+                <w:position w:val="2"/>
+                <w:sz w:val="24"/>
+              </w:rPr>
+              <w:t>U</w:t>
+            </w:r>
+            <w:r>
+              <w:rPr>
+                <w:i/>
+                <w:sz w:val="16"/>
+              </w:rPr>
+              <w:t>бэ</w:t>
+            </w:r>
+            <w:r>
+              <w:rPr>
+                <w:i/>
+                <w:spacing w:val="-4"/>
+                <w:sz w:val="16"/>
+              </w:rPr>
+              <w:t xml:space="preserve"> </w:t>
+            </w:r>
+            <w:r>
+              <w:rPr>
+                <w:i/>
+                <w:sz w:val="16"/>
+              </w:rPr>
+              <w:t>max</w:t>
+            </w:r>
+            <w:r>
+              <w:rPr>
+                <w:i/>
+                <w:position w:val="2"/>
+                <w:sz w:val="24"/>
+              </w:rPr>
+              <w:t>,</w:t>
+            </w:r>
+            <w:r>
+              <w:rPr>
+                <w:i/>
+                <w:spacing w:val="-1"/>
+                <w:position w:val="2"/>
+                <w:sz w:val="24"/>
+              </w:rPr>
+              <w:t xml:space="preserve"> </w:t>
+            </w:r>
+            <w:r>
+              <w:rPr>
+                <w:i/>
+                <w:spacing w:val="-10"/>
+                <w:position w:val="2"/>
+                <w:sz w:val="24"/>
+              </w:rPr>
+              <w:t>В</w:t>
+            </w:r>
+          </w:p>
+        </w:tc>
+        <w:tc>
+          <w:tcPr>
+            <w:tcW w:w="1328" w:type="dxa"/>
+          </w:tcPr>
+          <w:p>
+            <w:pPr>
+              <w:pStyle w:val="TableParagraph"/>
+              <w:spacing w:line="270" w:lineRule="exact"/>
+              <w:ind w:right="9"/>
+              <w:jc w:val="center"/>
+              <w:rPr>
+                <w:i/>
+                <w:position w:val="2"/>
+                <w:sz w:val="24"/>
+              </w:rPr>
+            </w:pPr>
+            <w:r>
+              <w:rPr>
+                <w:i/>
+                <w:position w:val="2"/>
+                <w:sz w:val="24"/>
+              </w:rPr>
+              <w:t>I</w:t>
+            </w:r>
+            <w:r>
+              <w:rPr>
+                <w:i/>
+                <w:sz w:val="16"/>
+              </w:rPr>
+              <w:t>к</w:t>
+            </w:r>
+            <w:r>
+              <w:rPr>
+                <w:i/>
+                <w:spacing w:val="-2"/>
+                <w:sz w:val="16"/>
+              </w:rPr>
+              <w:t xml:space="preserve"> </w:t>
+            </w:r>
+            <w:r>
+              <w:rPr>
+                <w:i/>
+                <w:sz w:val="16"/>
+              </w:rPr>
+              <w:t>max</w:t>
+            </w:r>
+            <w:r>
+              <w:rPr>
+                <w:i/>
+                <w:position w:val="2"/>
+                <w:sz w:val="24"/>
+              </w:rPr>
+              <w:t>,</w:t>
+            </w:r>
+            <w:r>
+              <w:rPr>
+                <w:i/>
+                <w:spacing w:val="-1"/>
+                <w:position w:val="2"/>
+                <w:sz w:val="24"/>
+              </w:rPr>
+              <w:t xml:space="preserve"> </w:t>
+            </w:r>
+            <w:r>
+              <w:rPr>
+                <w:i/>
+                <w:spacing w:val="-10"/>
+                <w:position w:val="2"/>
+                <w:sz w:val="24"/>
+              </w:rPr>
+              <w:t>А</w:t>
+            </w:r>
+          </w:p>
+        </w:tc>
+        <w:tc>
+          <w:tcPr>
+            <w:tcW w:w="1447" w:type="dxa"/>
+          </w:tcPr>
+          <w:p>
+            <w:pPr>
+              <w:pStyle w:val="TableParagraph"/>
+              <w:spacing w:line="267" w:lineRule="exact"/>
+              <w:ind w:left="15" w:right="7"/>
+              <w:jc w:val="center"/>
+              <w:rPr>
+                <w:i/>
+                <w:sz w:val="24"/>
+              </w:rPr>
+            </w:pPr>
+            <w:r>
+              <w:rPr>
+                <w:i/>
+                <w:sz w:val="24"/>
+              </w:rPr>
+              <w:t>P</w:t>
+            </w:r>
+            <w:r>
+              <w:rPr>
+                <w:i/>
+                <w:sz w:val="24"/>
+                <w:vertAlign w:val="subscript"/>
+              </w:rPr>
+              <w:t>к</w:t>
+            </w:r>
+            <w:r>
+              <w:rPr>
+                <w:i/>
+                <w:spacing w:val="-21"/>
+                <w:sz w:val="24"/>
+              </w:rPr>
+              <w:t xml:space="preserve"> </w:t>
+            </w:r>
+            <w:r>
+              <w:rPr>
+                <w:i/>
+                <w:sz w:val="24"/>
+                <w:vertAlign w:val="subscript"/>
+              </w:rPr>
+              <w:t>max</w:t>
+            </w:r>
+            <w:r>
+              <w:rPr>
+                <w:i/>
+                <w:sz w:val="24"/>
+              </w:rPr>
+              <w:t>,</w:t>
+            </w:r>
+            <w:r>
+              <w:rPr>
+                <w:i/>
+                <w:spacing w:val="-4"/>
+                <w:sz w:val="24"/>
+              </w:rPr>
+              <w:t xml:space="preserve"> </w:t>
+            </w:r>
+            <w:r>
+              <w:rPr>
+                <w:i/>
+                <w:spacing w:val="-5"/>
+                <w:sz w:val="24"/>
+              </w:rPr>
+              <w:t>Вт</w:t>
+            </w:r>
+          </w:p>
+        </w:tc>
+        <w:tc>
+          <w:tcPr>
+            <w:tcW w:w="1328" w:type="dxa"/>
+          </w:tcPr>
+          <w:p>
+            <w:pPr>
+              <w:pStyle w:val="TableParagraph"/>
+              <w:spacing w:line="270" w:lineRule="exact"/>
+              <w:jc w:val="center"/>
+              <w:rPr>
+                <w:i/>
+                <w:sz w:val="16"/>
+              </w:rPr>
+            </w:pPr>
+            <w:r>
+              <w:rPr>
+                <w:i/>
+                <w:spacing w:val="-4"/>
+                <w:position w:val="2"/>
+                <w:sz w:val="24"/>
+              </w:rPr>
+              <w:t>h</w:t>
+            </w:r>
+            <w:r>
+              <w:rPr>
+                <w:i/>
+                <w:spacing w:val="-4"/>
+                <w:sz w:val="16"/>
+              </w:rPr>
+              <w:t>21э</w:t>
+            </w:r>
+          </w:p>
+        </w:tc>
+        <w:tc>
+          <w:tcPr>
+            <w:tcW w:w="1328" w:type="dxa"/>
+          </w:tcPr>
+          <w:p>
+            <w:pPr>
+              <w:pStyle w:val="TableParagraph"/>
+              <w:spacing w:line="270" w:lineRule="exact"/>
+              <w:jc w:val="center"/>
+              <w:rPr>
+                <w:i/>
+                <w:spacing w:val="-4"/>
+                <w:position w:val="2"/>
+                <w:sz w:val="24"/>
+                <w:lang w:val="ru-RU"/>
+              </w:rPr>
+            </w:pPr>
+            <w:r>
+              <w:rPr>
+                <w:i/>
+                <w:spacing w:val="-4"/>
+                <w:position w:val="2"/>
+                <w:sz w:val="24"/>
+                <w:lang w:val="ru-RU"/>
+              </w:rPr>
+              <w:t>Тип</w:t>
+            </w:r>
+          </w:p>
+        </w:tc>
+      </w:tr>
+      <w:tr>
+        <w:trPr>
+          <w:trHeight w:val="461"/>
+        </w:trPr>
+        <w:tc>
+          <w:tcPr>
+            <w:tcW w:w="1423" w:type="dxa"/>
+          </w:tcPr>
+          <w:p>
+            <w:pPr>
+              <w:pStyle w:val="TableParagraph"/>
+              <w:spacing w:line="267" w:lineRule="exact"/>
+              <w:ind w:left="11" w:right="1"/>
+              <w:jc w:val="center"/>
+              <w:rPr>
+                <w:i/>
+                <w:sz w:val="24"/>
+              </w:rPr>
+            </w:pPr>
+            <w:r>
+              <w:rPr>
+                <w:i/>
+                <w:spacing w:val="-5"/>
+                <w:sz w:val="24"/>
+              </w:rPr>
+              <w:t>200</w:t>
+            </w:r>
+          </w:p>
+        </w:tc>
+        <w:tc>
+          <w:tcPr>
+            <w:tcW w:w="1354" w:type="dxa"/>
+          </w:tcPr>
+          <w:p>
+            <w:pPr>
+              <w:pStyle w:val="TableParagraph"/>
+              <w:spacing w:line="267" w:lineRule="exact"/>
+              <w:ind w:left="12" w:right="2"/>
+              <w:jc w:val="center"/>
+              <w:rPr>
+                <w:i/>
+                <w:sz w:val="24"/>
+              </w:rPr>
+            </w:pPr>
+            <w:r>
+              <w:rPr>
+                <w:i/>
+                <w:spacing w:val="-5"/>
+                <w:sz w:val="24"/>
+              </w:rPr>
+              <w:t>200</w:t>
+            </w:r>
+          </w:p>
+        </w:tc>
+        <w:tc>
+          <w:tcPr>
+            <w:tcW w:w="1324" w:type="dxa"/>
+          </w:tcPr>
+          <w:p>
+            <w:pPr>
+              <w:pStyle w:val="TableParagraph"/>
+              <w:spacing w:line="267" w:lineRule="exact"/>
+              <w:ind w:left="7"/>
+              <w:jc w:val="center"/>
+              <w:rPr>
+                <w:i/>
+                <w:sz w:val="24"/>
+              </w:rPr>
+            </w:pPr>
+            <w:r>
+              <w:rPr>
+                <w:i/>
+                <w:sz w:val="24"/>
+              </w:rPr>
+              <w:t>-</w:t>
+            </w:r>
+            <w:r>
+              <w:rPr>
+                <w:i/>
+                <w:spacing w:val="-10"/>
+                <w:sz w:val="24"/>
+              </w:rPr>
+              <w:t>5</w:t>
+            </w:r>
+          </w:p>
+        </w:tc>
+        <w:tc>
+          <w:tcPr>
+            <w:tcW w:w="1328" w:type="dxa"/>
+          </w:tcPr>
+          <w:p>
+            <w:pPr>
+              <w:pStyle w:val="TableParagraph"/>
+              <w:spacing w:line="267" w:lineRule="exact"/>
+              <w:ind w:right="5"/>
+              <w:jc w:val="center"/>
+              <w:rPr>
+                <w:i/>
+                <w:sz w:val="24"/>
+              </w:rPr>
+            </w:pPr>
+            <w:r>
+              <w:rPr>
+                <w:i/>
+                <w:spacing w:val="-10"/>
+                <w:sz w:val="24"/>
+              </w:rPr>
+              <w:t>2</w:t>
+            </w:r>
+          </w:p>
+        </w:tc>
+        <w:tc>
+          <w:tcPr>
+            <w:tcW w:w="1447" w:type="dxa"/>
+          </w:tcPr>
+          <w:p>
+            <w:pPr>
+              <w:pStyle w:val="TableParagraph"/>
+              <w:spacing w:line="267" w:lineRule="exact"/>
+              <w:ind w:left="15"/>
+              <w:jc w:val="center"/>
+              <w:rPr>
+                <w:i/>
+                <w:sz w:val="24"/>
+              </w:rPr>
+            </w:pPr>
+            <w:r>
+              <w:rPr>
+                <w:i/>
+                <w:spacing w:val="-5"/>
+                <w:sz w:val="24"/>
+              </w:rPr>
+              <w:t>25</w:t>
+            </w:r>
+          </w:p>
+        </w:tc>
+        <w:tc>
+          <w:tcPr>
+            <w:tcW w:w="1328" w:type="dxa"/>
+          </w:tcPr>
+          <w:p>
+            <w:pPr>
+              <w:pStyle w:val="TableParagraph"/>
+              <w:spacing w:line="267" w:lineRule="exact"/>
+              <w:jc w:val="center"/>
+              <w:rPr>
+                <w:i/>
+                <w:sz w:val="24"/>
+              </w:rPr>
+            </w:pPr>
+            <w:r>
+              <w:rPr>
+                <w:i/>
+                <w:spacing w:val="-5"/>
+                <w:sz w:val="24"/>
+              </w:rPr>
+              <w:t>50</w:t>
+            </w:r>
+          </w:p>
+        </w:tc>
+        <w:tc>
+          <w:tcPr>
+            <w:tcW w:w="1328" w:type="dxa"/>
+          </w:tcPr>
+          <w:p>
+            <w:pPr>
+              <w:pStyle w:val="TableParagraph"/>
+              <w:spacing w:line="267" w:lineRule="exact"/>
+              <w:jc w:val="center"/>
+              <w:rPr>
+                <w:i/>
+                <w:spacing w:val="-5"/>
+                <w:sz w:val="24"/>
+              </w:rPr>
+            </w:pPr>
+            <w:r>
+              <w:rPr>
+                <w:i/>
+                <w:spacing w:val="-5"/>
+                <w:sz w:val="24"/>
+              </w:rPr>
+              <w:t>p-n-p</w:t>
             </w:r>
           </w:p>
         </w:tc>
@@ -32553,7 +33133,7 @@
               <w:rPr>
                 <w:rFonts w:ascii="Cambria Math" w:hAnsi="Cambria Math"/>
               </w:rPr>
-              <m:t>1.52</m:t>
+              <m:t>2</m:t>
             </m:r>
           </m:num>
           <m:den>
@@ -32585,7 +33165,19 @@
         <w:rPr>
           <w:rFonts w:eastAsiaTheme="minorEastAsia"/>
         </w:rPr>
-        <w:t xml:space="preserve">0.06 </w:t>
+        <w:t>0.0</w:t>
+      </w:r>
+      <w:r>
+        <w:rPr>
+          <w:rFonts w:eastAsiaTheme="minorEastAsia"/>
+        </w:rPr>
+        <w:t>8</w:t>
+      </w:r>
+      <w:r>
+        <w:rPr>
+          <w:rFonts w:eastAsiaTheme="minorEastAsia"/>
+        </w:rPr>
+        <w:t xml:space="preserve"> </w:t>
       </w:r>
       <w:r>
         <w:rPr>
@@ -32789,7 +33381,7 @@
               <w:rPr>
                 <w:rFonts w:ascii="Cambria Math" w:hAnsi="Cambria Math"/>
               </w:rPr>
-              <m:t>0.06</m:t>
+              <m:t>0.08</m:t>
             </m:r>
           </m:num>
           <m:den>
@@ -32815,7 +33407,7 @@
         <w:rPr>
           <w:rFonts w:eastAsiaTheme="minorEastAsia"/>
         </w:rPr>
-        <w:t xml:space="preserve"> = 0.0024</w:t>
+        <w:t xml:space="preserve"> = 0.0032</w:t>
       </w:r>
       <w:r>
         <w:rPr>
@@ -33229,7 +33821,6 @@
         </w:rPr>
         <w:t xml:space="preserve"> </w:t>
       </w:r>
-      <w:proofErr w:type="spellStart"/>
       <w:r>
         <w:t>I</w:t>
       </w:r>
@@ -33239,7 +33830,6 @@
         </w:rPr>
         <w:t>вх</w:t>
       </w:r>
-      <w:proofErr w:type="spellEnd"/>
       <w:r>
         <w:t xml:space="preserve"> ≥ 5 мА. В качестве VT2 возьмём транзистор 2SA1380-E (p-n-p), а VT3 –транзистор 2SC3467 (n-p-n).</w:t>
       </w:r>
@@ -33255,7 +33845,6 @@
         </w:rPr>
       </w:pPr>
       <w:r>
-        <w:lastRenderedPageBreak/>
         <w:t>Таблица</w:t>
       </w:r>
       <w:r>
@@ -33265,7 +33854,7 @@
         <w:t xml:space="preserve"> </w:t>
       </w:r>
       <w:r>
-        <w:t>6.</w:t>
+        <w:t>9.</w:t>
       </w:r>
       <w:r>
         <w:rPr>
@@ -33470,7 +34059,6 @@
                 <w:sz w:val="28"/>
               </w:rPr>
             </w:pPr>
-            <w:proofErr w:type="spellStart"/>
             <w:r>
               <w:rPr>
                 <w:spacing w:val="-5"/>
@@ -33478,7 +34066,6 @@
               </w:rPr>
               <w:t>Тип</w:t>
             </w:r>
-            <w:proofErr w:type="spellEnd"/>
           </w:p>
         </w:tc>
         <w:tc>
@@ -33565,14 +34152,12 @@
               </w:rPr>
               <w:t>U</w:t>
             </w:r>
-            <w:proofErr w:type="spellStart"/>
             <w:r>
               <w:rPr>
                 <w:sz w:val="18"/>
               </w:rPr>
               <w:t>кб</w:t>
             </w:r>
-            <w:proofErr w:type="spellEnd"/>
             <w:r>
               <w:rPr>
                 <w:spacing w:val="-4"/>
@@ -33681,14 +34266,12 @@
               </w:rPr>
               <w:t>U</w:t>
             </w:r>
-            <w:proofErr w:type="spellStart"/>
             <w:r>
               <w:rPr>
                 <w:sz w:val="18"/>
               </w:rPr>
               <w:t>кэ</w:t>
             </w:r>
-            <w:proofErr w:type="spellEnd"/>
             <w:r>
               <w:rPr>
                 <w:spacing w:val="-5"/>
@@ -33895,7 +34478,6 @@
                 <w:sz w:val="28"/>
               </w:rPr>
             </w:pPr>
-            <w:proofErr w:type="spellStart"/>
             <w:r>
               <w:rPr>
                 <w:sz w:val="28"/>
@@ -33909,7 +34491,6 @@
               </w:rPr>
               <w:t>к</w:t>
             </w:r>
-            <w:proofErr w:type="spellEnd"/>
             <w:r>
               <w:rPr>
                 <w:spacing w:val="-23"/>
@@ -33937,7 +34518,6 @@
               </w:rPr>
               <w:t xml:space="preserve"> </w:t>
             </w:r>
-            <w:proofErr w:type="spellStart"/>
             <w:r>
               <w:rPr>
                 <w:spacing w:val="-5"/>
@@ -33945,7 +34525,6 @@
               </w:rPr>
               <w:t>Вт</w:t>
             </w:r>
-            <w:proofErr w:type="spellEnd"/>
           </w:p>
         </w:tc>
         <w:tc>
@@ -34082,6 +34661,16 @@
       </w:pPr>
       <w:r>
         <w:tab/>
+      </w:r>
+    </w:p>
+    <w:p>
+      <w:pPr>
+        <w:pStyle w:val="a3"/>
+        <w:spacing w:before="64"/>
+        <w:ind w:right="274"/>
+        <w:jc w:val="center"/>
+      </w:pPr>
+      <w:r>
         <w:t>Сопротивление,</w:t>
       </w:r>
       <w:r>
@@ -34132,6 +34721,7 @@
         </w:tabs>
         <w:spacing w:before="124"/>
         <w:ind w:left="567" w:firstLine="709"/>
+        <w:jc w:val="center"/>
         <w:rPr>
           <w:rFonts w:eastAsiaTheme="minorEastAsia"/>
           <w:lang w:val="en-US"/>
@@ -34281,7 +34871,7 @@
                 <w:rFonts w:ascii="Cambria Math" w:eastAsiaTheme="minorEastAsia" w:hAnsi="Cambria Math"/>
                 <w:lang w:val="en-US"/>
               </w:rPr>
-              <m:t>0,00024</m:t>
+              <m:t>0,005</m:t>
             </m:r>
           </m:den>
         </m:f>
@@ -34290,7 +34880,7 @@
             <w:rFonts w:ascii="Cambria Math" w:eastAsiaTheme="minorEastAsia" w:hAnsi="Cambria Math"/>
             <w:lang w:val="en-US"/>
           </w:rPr>
-          <m:t xml:space="preserve">=40 </m:t>
+          <m:t xml:space="preserve">=2 </m:t>
         </m:r>
         <m:r>
           <w:rPr>
@@ -34303,100 +34893,65 @@
     <w:p>
       <w:pPr>
         <w:pStyle w:val="a3"/>
-        <w:spacing w:before="297" w:line="345" w:lineRule="auto"/>
-        <w:ind w:left="992" w:right="621" w:firstLine="710"/>
-      </w:pPr>
-      <w:r>
-        <w:t>Воспользовавшись</w:t>
-      </w:r>
-      <w:r>
-        <w:rPr>
-          <w:spacing w:val="-5"/>
+        <w:tabs>
+          <w:tab w:val="left" w:pos="9156"/>
+        </w:tabs>
+        <w:spacing w:before="122"/>
+        <w:ind w:left="1703"/>
+        <w:rPr>
+          <w:spacing w:val="-4"/>
+        </w:rPr>
+      </w:pPr>
+      <w:r>
+        <w:t>Теперь</w:t>
+      </w:r>
+      <w:r>
+        <w:rPr>
+          <w:spacing w:val="-3"/>
         </w:rPr>
         <w:t xml:space="preserve"> </w:t>
       </w:r>
       <w:r>
-        <w:t>рядом</w:t>
-      </w:r>
-      <w:r>
-        <w:rPr>
-          <w:spacing w:val="-10"/>
+        <w:t>можно</w:t>
+      </w:r>
+      <w:r>
+        <w:rPr>
+          <w:spacing w:val="-3"/>
         </w:rPr>
         <w:t xml:space="preserve"> </w:t>
       </w:r>
       <w:r>
-        <w:t>Е24,</w:t>
-      </w:r>
-      <w:r>
-        <w:rPr>
-          <w:spacing w:val="-7"/>
+        <w:t>определить</w:t>
+      </w:r>
+      <w:r>
+        <w:rPr>
+          <w:spacing w:val="-3"/>
         </w:rPr>
         <w:t xml:space="preserve"> </w:t>
       </w:r>
       <w:r>
-        <w:t>представим</w:t>
-      </w:r>
-      <w:r>
-        <w:rPr>
-          <w:spacing w:val="-9"/>
+        <w:t>коэффициент</w:t>
+      </w:r>
+      <w:r>
+        <w:rPr>
+          <w:spacing w:val="-3"/>
         </w:rPr>
         <w:t xml:space="preserve"> </w:t>
       </w:r>
       <w:r>
-        <w:t>сопротивление</w:t>
-      </w:r>
-      <w:r>
-        <w:rPr>
-          <w:spacing w:val="-7"/>
+        <w:t>усиления</w:t>
+      </w:r>
+      <w:r>
+        <w:rPr>
+          <w:spacing w:val="-2"/>
         </w:rPr>
         <w:t xml:space="preserve"> </w:t>
       </w:r>
       <w:r>
-        <w:t>резистора R</w:t>
-      </w:r>
-      <w:r>
-        <w:rPr>
-          <w:vertAlign w:val="subscript"/>
-        </w:rPr>
-        <w:t>22</w:t>
-      </w:r>
-      <w:r>
-        <w:t xml:space="preserve"> в стандартных номинальных значениях: R</w:t>
-      </w:r>
-      <w:r>
-        <w:rPr>
-          <w:vertAlign w:val="subscript"/>
-        </w:rPr>
-        <w:t>22(1)</w:t>
-      </w:r>
-      <w:r>
-        <w:rPr>
-          <w:spacing w:val="-16"/>
-        </w:rPr>
-        <w:t xml:space="preserve"> </w:t>
-      </w:r>
-      <w:r>
-        <w:t>= 39 кОм, R</w:t>
-      </w:r>
-      <w:r>
-        <w:rPr>
-          <w:vertAlign w:val="subscript"/>
-        </w:rPr>
-        <w:t>22(</w:t>
-      </w:r>
-      <w:proofErr w:type="gramStart"/>
-      <w:r>
-        <w:rPr>
-          <w:vertAlign w:val="subscript"/>
-        </w:rPr>
-        <w:t>2)</w:t>
-      </w:r>
-      <w:r>
-        <w:t>=</w:t>
-      </w:r>
-      <w:proofErr w:type="gramEnd"/>
-      <w:r>
-        <w:t>1 кОм.</w:t>
+        <w:rPr>
+          <w:spacing w:val="-4"/>
+        </w:rPr>
+        <w:t>ШИП:</w:t>
       </w:r>
     </w:p>
     <w:p>
@@ -34412,55 +34967,61 @@
         </w:rPr>
       </w:pPr>
       <w:r>
-        <w:t>Теперь</w:t>
-      </w:r>
-      <w:r>
-        <w:rPr>
-          <w:spacing w:val="-3"/>
-        </w:rPr>
-        <w:t xml:space="preserve"> </w:t>
-      </w:r>
-      <w:r>
-        <w:t>можно</w:t>
-      </w:r>
-      <w:r>
-        <w:rPr>
-          <w:spacing w:val="-3"/>
-        </w:rPr>
-        <w:t xml:space="preserve"> </w:t>
-      </w:r>
-      <w:r>
-        <w:t>определить</w:t>
-      </w:r>
-      <w:r>
-        <w:rPr>
-          <w:spacing w:val="-3"/>
-        </w:rPr>
-        <w:t xml:space="preserve"> </w:t>
-      </w:r>
-      <w:r>
-        <w:t>коэффициент</w:t>
-      </w:r>
-      <w:r>
-        <w:rPr>
-          <w:spacing w:val="-3"/>
-        </w:rPr>
-        <w:t xml:space="preserve"> </w:t>
-      </w:r>
-      <w:r>
-        <w:t>усиления</w:t>
-      </w:r>
-      <w:r>
-        <w:rPr>
-          <w:spacing w:val="-2"/>
-        </w:rPr>
-        <w:t xml:space="preserve"> </w:t>
-      </w:r>
-      <w:r>
         <w:rPr>
           <w:spacing w:val="-4"/>
-        </w:rPr>
-        <w:t>ШИП:</w:t>
+          <w:lang w:val="en-US"/>
+        </w:rPr>
+        <w:t>E</w:t>
+      </w:r>
+      <w:r>
+        <w:rPr>
+          <w:spacing w:val="-4"/>
+        </w:rPr>
+        <w:t xml:space="preserve"> – 2 </w:t>
+      </w:r>
+      <w:r>
+        <w:rPr>
+          <w:spacing w:val="-4"/>
+          <w:lang w:val="en-US"/>
+        </w:rPr>
+        <w:t>U</w:t>
+      </w:r>
+      <w:r>
+        <w:rPr>
+          <w:spacing w:val="-4"/>
+          <w:vertAlign w:val="subscript"/>
+        </w:rPr>
+        <w:t xml:space="preserve">кэ нас  </w:t>
+      </w:r>
+      <w:r>
+        <w:rPr>
+          <w:spacing w:val="-4"/>
+        </w:rPr>
+        <w:t xml:space="preserve">= </w:t>
+      </w:r>
+      <w:r>
+        <w:rPr>
+          <w:spacing w:val="-4"/>
+        </w:rPr>
+        <w:t>44</w:t>
+      </w:r>
+      <w:r>
+        <w:rPr>
+          <w:spacing w:val="-4"/>
+        </w:rPr>
+        <w:t xml:space="preserve"> – 2* 0.3 = </w:t>
+      </w:r>
+      <w:r>
+        <w:rPr>
+          <w:spacing w:val="-4"/>
+        </w:rPr>
+        <w:t>43</w:t>
+      </w:r>
+      <w:r>
+        <w:rPr>
+          <w:spacing w:val="-4"/>
+        </w:rPr>
+        <w:t>.4 В</w:t>
       </w:r>
       <w:r>
         <w:rPr>
@@ -34673,7 +35234,37 @@
         <w:rPr>
           <w:rFonts w:eastAsiaTheme="minorEastAsia"/>
         </w:rPr>
-        <w:t>= 108/1.1 = 98.18</w:t>
+        <w:t xml:space="preserve">= </w:t>
+      </w:r>
+      <w:r>
+        <w:rPr>
+          <w:rFonts w:eastAsiaTheme="minorEastAsia"/>
+        </w:rPr>
+        <w:t>43.4</w:t>
+      </w:r>
+      <w:r>
+        <w:rPr>
+          <w:rFonts w:eastAsiaTheme="minorEastAsia"/>
+        </w:rPr>
+        <w:t>/1.</w:t>
+      </w:r>
+      <w:r>
+        <w:rPr>
+          <w:rFonts w:eastAsiaTheme="minorEastAsia"/>
+        </w:rPr>
+        <w:t>1</w:t>
+      </w:r>
+      <w:r>
+        <w:rPr>
+          <w:rFonts w:eastAsiaTheme="minorEastAsia"/>
+        </w:rPr>
+        <w:t xml:space="preserve"> = </w:t>
+      </w:r>
+      <w:r>
+        <w:rPr>
+          <w:rFonts w:eastAsiaTheme="minorEastAsia"/>
+        </w:rPr>
+        <w:t>39.5</w:t>
       </w:r>
     </w:p>
     <w:p>
@@ -34696,7 +35287,6 @@
           <w:tab w:val="left" w:pos="9156"/>
         </w:tabs>
         <w:spacing w:before="122"/>
-        <w:ind w:left="1703"/>
         <w:rPr>
           <w:rFonts w:eastAsiaTheme="minorEastAsia"/>
         </w:rPr>
@@ -34748,98 +35338,6 @@
           <w:tab w:val="left" w:pos="9156"/>
         </w:tabs>
         <w:spacing w:before="122"/>
-        <w:ind w:left="1703"/>
-        <w:rPr>
-          <w:rFonts w:eastAsiaTheme="minorEastAsia"/>
-        </w:rPr>
-      </w:pPr>
-    </w:p>
-    <w:p>
-      <w:pPr>
-        <w:pStyle w:val="a3"/>
-        <w:tabs>
-          <w:tab w:val="left" w:pos="9156"/>
-        </w:tabs>
-        <w:spacing w:before="122"/>
-        <w:ind w:left="1703"/>
-        <w:rPr>
-          <w:rFonts w:eastAsiaTheme="minorEastAsia"/>
-        </w:rPr>
-      </w:pPr>
-    </w:p>
-    <w:p>
-      <w:pPr>
-        <w:pStyle w:val="a3"/>
-        <w:tabs>
-          <w:tab w:val="left" w:pos="9156"/>
-        </w:tabs>
-        <w:spacing w:before="122"/>
-        <w:ind w:left="1703"/>
-        <w:rPr>
-          <w:rFonts w:eastAsiaTheme="minorEastAsia"/>
-        </w:rPr>
-      </w:pPr>
-    </w:p>
-    <w:p>
-      <w:pPr>
-        <w:pStyle w:val="a3"/>
-        <w:tabs>
-          <w:tab w:val="left" w:pos="9156"/>
-        </w:tabs>
-        <w:spacing w:before="122"/>
-        <w:ind w:left="1703"/>
-        <w:rPr>
-          <w:rFonts w:eastAsiaTheme="minorEastAsia"/>
-        </w:rPr>
-      </w:pPr>
-    </w:p>
-    <w:p>
-      <w:pPr>
-        <w:pStyle w:val="a3"/>
-        <w:tabs>
-          <w:tab w:val="left" w:pos="9156"/>
-        </w:tabs>
-        <w:spacing w:before="122"/>
-        <w:ind w:left="1703"/>
-        <w:rPr>
-          <w:rFonts w:eastAsiaTheme="minorEastAsia"/>
-        </w:rPr>
-      </w:pPr>
-    </w:p>
-    <w:p>
-      <w:pPr>
-        <w:pStyle w:val="a3"/>
-        <w:tabs>
-          <w:tab w:val="left" w:pos="9156"/>
-        </w:tabs>
-        <w:spacing w:before="122"/>
-        <w:ind w:left="1703"/>
-        <w:rPr>
-          <w:rFonts w:eastAsiaTheme="minorEastAsia"/>
-        </w:rPr>
-      </w:pPr>
-    </w:p>
-    <w:p>
-      <w:pPr>
-        <w:pStyle w:val="a3"/>
-        <w:tabs>
-          <w:tab w:val="left" w:pos="9156"/>
-        </w:tabs>
-        <w:spacing w:before="122"/>
-        <w:ind w:left="1703"/>
-        <w:rPr>
-          <w:rFonts w:eastAsiaTheme="minorEastAsia"/>
-        </w:rPr>
-      </w:pPr>
-    </w:p>
-    <w:p>
-      <w:pPr>
-        <w:pStyle w:val="a3"/>
-        <w:tabs>
-          <w:tab w:val="left" w:pos="9156"/>
-        </w:tabs>
-        <w:spacing w:before="122"/>
-        <w:ind w:left="1703"/>
         <w:rPr>
           <w:rFonts w:eastAsiaTheme="minorEastAsia"/>
         </w:rPr>
@@ -35010,7 +35508,15 @@
           <w:sz w:val="28"/>
           <w:szCs w:val="28"/>
         </w:rPr>
-        <w:t>Рисунок 11</w:t>
+        <w:t xml:space="preserve">Рисунок </w:t>
+      </w:r>
+      <w:r>
+        <w:rPr>
+          <w:sz w:val="28"/>
+          <w:szCs w:val="28"/>
+          <w:lang w:val="en-US"/>
+        </w:rPr>
+        <w:t>10</w:t>
       </w:r>
       <w:r>
         <w:rPr>
@@ -35024,14 +35530,36 @@
           <w:sz w:val="28"/>
           <w:szCs w:val="28"/>
         </w:rPr>
-        <w:t xml:space="preserve">- </w:t>
-      </w:r>
-      <w:r>
-        <w:rPr>
-          <w:sz w:val="28"/>
-          <w:szCs w:val="28"/>
-        </w:rPr>
-        <w:t>Структурная схема системы</w:t>
+        <w:t>–</w:t>
+      </w:r>
+      <w:r>
+        <w:rPr>
+          <w:sz w:val="28"/>
+          <w:szCs w:val="28"/>
+        </w:rPr>
+        <w:t xml:space="preserve"> </w:t>
+      </w:r>
+      <w:r>
+        <w:rPr>
+          <w:sz w:val="28"/>
+          <w:szCs w:val="28"/>
+        </w:rPr>
+        <w:t>Структурная</w:t>
+      </w:r>
+      <w:r>
+        <w:rPr>
+          <w:sz w:val="28"/>
+          <w:szCs w:val="28"/>
+          <w:lang w:val="en-US"/>
+        </w:rPr>
+        <w:t xml:space="preserve"> </w:t>
+      </w:r>
+      <w:r>
+        <w:rPr>
+          <w:sz w:val="28"/>
+          <w:szCs w:val="28"/>
+        </w:rPr>
+        <w:t>схема системы</w:t>
       </w:r>
     </w:p>
     <w:p>
@@ -35136,6 +35664,212 @@
                 <w:szCs w:val="28"/>
                 <w:lang w:val="en-US"/>
               </w:rPr>
+              <m:t>p(1+</m:t>
+            </m:r>
+            <m:sSub>
+              <m:sSubPr>
+                <m:ctrlPr>
+                  <w:rPr>
+                    <w:rFonts w:ascii="Cambria Math" w:eastAsiaTheme="minorEastAsia" w:hAnsi="Cambria Math"/>
+                    <w:i/>
+                    <w:sz w:val="28"/>
+                    <w:szCs w:val="28"/>
+                    <w:lang w:val="en-US"/>
+                  </w:rPr>
+                </m:ctrlPr>
+              </m:sSubPr>
+              <m:e>
+                <m:r>
+                  <w:rPr>
+                    <w:rFonts w:ascii="Cambria Math" w:eastAsiaTheme="minorEastAsia" w:hAnsi="Cambria Math"/>
+                    <w:sz w:val="28"/>
+                    <w:szCs w:val="28"/>
+                    <w:lang w:val="en-US"/>
+                  </w:rPr>
+                  <m:t>T</m:t>
+                </m:r>
+              </m:e>
+              <m:sub>
+                <m:r>
+                  <w:rPr>
+                    <w:rFonts w:ascii="Cambria Math" w:eastAsiaTheme="minorEastAsia" w:hAnsi="Cambria Math"/>
+                    <w:sz w:val="28"/>
+                    <w:szCs w:val="28"/>
+                  </w:rPr>
+                  <m:t>д</m:t>
+                </m:r>
+              </m:sub>
+            </m:sSub>
+            <m:r>
+              <w:rPr>
+                <w:rFonts w:ascii="Cambria Math" w:eastAsiaTheme="minorEastAsia" w:hAnsi="Cambria Math"/>
+                <w:sz w:val="28"/>
+                <w:szCs w:val="28"/>
+                <w:lang w:val="en-US"/>
+              </w:rPr>
+              <m:t>p)(1+</m:t>
+            </m:r>
+            <m:sSub>
+              <m:sSubPr>
+                <m:ctrlPr>
+                  <w:rPr>
+                    <w:rFonts w:ascii="Cambria Math" w:eastAsiaTheme="minorEastAsia" w:hAnsi="Cambria Math"/>
+                    <w:i/>
+                    <w:sz w:val="28"/>
+                    <w:szCs w:val="28"/>
+                    <w:lang w:val="en-US"/>
+                  </w:rPr>
+                </m:ctrlPr>
+              </m:sSubPr>
+              <m:e>
+                <m:r>
+                  <w:rPr>
+                    <w:rFonts w:ascii="Cambria Math" w:eastAsiaTheme="minorEastAsia" w:hAnsi="Cambria Math"/>
+                    <w:sz w:val="28"/>
+                    <w:szCs w:val="28"/>
+                    <w:lang w:val="en-US"/>
+                  </w:rPr>
+                  <m:t>T</m:t>
+                </m:r>
+              </m:e>
+              <m:sub>
+                <m:r>
+                  <w:rPr>
+                    <w:rFonts w:ascii="Cambria Math" w:eastAsiaTheme="minorEastAsia" w:hAnsi="Cambria Math"/>
+                    <w:sz w:val="28"/>
+                    <w:szCs w:val="28"/>
+                  </w:rPr>
+                  <m:t>ум</m:t>
+                </m:r>
+              </m:sub>
+            </m:sSub>
+            <m:r>
+              <w:rPr>
+                <w:rFonts w:ascii="Cambria Math" w:eastAsiaTheme="minorEastAsia" w:hAnsi="Cambria Math"/>
+                <w:sz w:val="28"/>
+                <w:szCs w:val="28"/>
+                <w:lang w:val="en-US"/>
+              </w:rPr>
+              <m:t>p)</m:t>
+            </m:r>
+          </m:den>
+        </m:f>
+      </m:oMath>
+    </w:p>
+    <w:p>
+      <w:pPr>
+        <w:tabs>
+          <w:tab w:val="left" w:pos="6432"/>
+        </w:tabs>
+        <w:spacing w:line="360" w:lineRule="auto"/>
+        <w:ind w:left="567" w:firstLine="284"/>
+        <w:rPr>
+          <w:sz w:val="28"/>
+          <w:szCs w:val="28"/>
+        </w:rPr>
+      </w:pPr>
+      <w:r>
+        <w:rPr>
+          <w:sz w:val="28"/>
+          <w:szCs w:val="28"/>
+        </w:rPr>
+        <w:t>Так как транзисторы в широтно-импульсном модуляторе переключаются с высокой частотой, то можно считать безынерционным звеном, поэтому не учитываем постоянную времени T</w:t>
+      </w:r>
+      <w:r>
+        <w:rPr>
+          <w:sz w:val="28"/>
+          <w:szCs w:val="28"/>
+          <w:vertAlign w:val="subscript"/>
+        </w:rPr>
+        <w:t>УМ</w:t>
+      </w:r>
+      <w:r>
+        <w:rPr>
+          <w:sz w:val="28"/>
+          <w:szCs w:val="28"/>
+        </w:rPr>
+        <w:t>, и передаточная функция примет вид:</w:t>
+      </w:r>
+    </w:p>
+    <w:p>
+      <w:pPr>
+        <w:tabs>
+          <w:tab w:val="left" w:pos="6432"/>
+        </w:tabs>
+        <w:spacing w:line="360" w:lineRule="auto"/>
+        <w:ind w:left="567" w:firstLine="284"/>
+        <w:rPr>
+          <w:rFonts w:eastAsiaTheme="minorEastAsia"/>
+          <w:sz w:val="28"/>
+          <w:szCs w:val="28"/>
+        </w:rPr>
+      </w:pPr>
+      <w:r>
+        <w:rPr>
+          <w:rFonts w:eastAsiaTheme="minorEastAsia"/>
+          <w:sz w:val="28"/>
+          <w:szCs w:val="28"/>
+          <w:lang w:val="en-US"/>
+        </w:rPr>
+        <w:t>W</w:t>
+      </w:r>
+      <w:r>
+        <w:rPr>
+          <w:rFonts w:eastAsiaTheme="minorEastAsia"/>
+          <w:sz w:val="28"/>
+          <w:szCs w:val="28"/>
+        </w:rPr>
+        <w:t>(</w:t>
+      </w:r>
+      <w:r>
+        <w:rPr>
+          <w:rFonts w:eastAsiaTheme="minorEastAsia"/>
+          <w:sz w:val="28"/>
+          <w:szCs w:val="28"/>
+          <w:lang w:val="en-US"/>
+        </w:rPr>
+        <w:t>p</w:t>
+      </w:r>
+      <w:r>
+        <w:rPr>
+          <w:rFonts w:eastAsiaTheme="minorEastAsia"/>
+          <w:sz w:val="28"/>
+          <w:szCs w:val="28"/>
+        </w:rPr>
+        <w:t xml:space="preserve">) = </w:t>
+      </w:r>
+      <m:oMath>
+        <m:f>
+          <m:fPr>
+            <m:ctrlPr>
+              <w:rPr>
+                <w:rFonts w:ascii="Cambria Math" w:eastAsiaTheme="minorEastAsia" w:hAnsi="Cambria Math"/>
+                <w:i/>
+                <w:sz w:val="28"/>
+                <w:szCs w:val="28"/>
+                <w:lang w:val="en-US"/>
+              </w:rPr>
+            </m:ctrlPr>
+          </m:fPr>
+          <m:num>
+            <m:r>
+              <w:rPr>
+                <w:rFonts w:ascii="Cambria Math" w:eastAsiaTheme="minorEastAsia" w:hAnsi="Cambria Math"/>
+                <w:sz w:val="28"/>
+                <w:szCs w:val="28"/>
+                <w:lang w:val="en-US"/>
+              </w:rPr>
+              <m:t>K</m:t>
+            </m:r>
+          </m:num>
+          <m:den>
+            <m:r>
+              <w:rPr>
+                <w:rFonts w:ascii="Cambria Math" w:eastAsiaTheme="minorEastAsia" w:hAnsi="Cambria Math"/>
+                <w:sz w:val="28"/>
+                <w:szCs w:val="28"/>
+                <w:lang w:val="en-US"/>
+              </w:rPr>
               <m:t>p</m:t>
             </m:r>
             <m:r>
@@ -35143,7 +35877,6 @@
                 <w:rFonts w:ascii="Cambria Math" w:eastAsiaTheme="minorEastAsia" w:hAnsi="Cambria Math"/>
                 <w:sz w:val="28"/>
                 <w:szCs w:val="28"/>
-                <w:lang w:val="en-US"/>
               </w:rPr>
               <m:t>(1+</m:t>
             </m:r>
@@ -35195,65 +35928,228 @@
                 <w:rFonts w:ascii="Cambria Math" w:eastAsiaTheme="minorEastAsia" w:hAnsi="Cambria Math"/>
                 <w:sz w:val="28"/>
                 <w:szCs w:val="28"/>
-                <w:lang w:val="en-US"/>
-              </w:rPr>
-              <m:t>)(1+</m:t>
-            </m:r>
-            <m:sSub>
-              <m:sSubPr>
-                <m:ctrlPr>
-                  <w:rPr>
-                    <w:rFonts w:ascii="Cambria Math" w:eastAsiaTheme="minorEastAsia" w:hAnsi="Cambria Math"/>
-                    <w:i/>
-                    <w:sz w:val="28"/>
-                    <w:szCs w:val="28"/>
-                    <w:lang w:val="en-US"/>
-                  </w:rPr>
-                </m:ctrlPr>
-              </m:sSubPr>
-              <m:e>
-                <m:r>
-                  <w:rPr>
-                    <w:rFonts w:ascii="Cambria Math" w:eastAsiaTheme="minorEastAsia" w:hAnsi="Cambria Math"/>
-                    <w:sz w:val="28"/>
-                    <w:szCs w:val="28"/>
-                    <w:lang w:val="en-US"/>
-                  </w:rPr>
-                  <m:t>T</m:t>
-                </m:r>
-              </m:e>
-              <m:sub>
-                <m:r>
-                  <w:rPr>
-                    <w:rFonts w:ascii="Cambria Math" w:eastAsiaTheme="minorEastAsia" w:hAnsi="Cambria Math"/>
-                    <w:sz w:val="28"/>
-                    <w:szCs w:val="28"/>
-                  </w:rPr>
-                  <m:t>ум</m:t>
-                </m:r>
-              </m:sub>
-            </m:sSub>
-            <m:r>
-              <w:rPr>
-                <w:rFonts w:ascii="Cambria Math" w:eastAsiaTheme="minorEastAsia" w:hAnsi="Cambria Math"/>
-                <w:sz w:val="28"/>
-                <w:szCs w:val="28"/>
-                <w:lang w:val="en-US"/>
-              </w:rPr>
-              <m:t>p</m:t>
-            </m:r>
-            <m:r>
-              <w:rPr>
-                <w:rFonts w:ascii="Cambria Math" w:eastAsiaTheme="minorEastAsia" w:hAnsi="Cambria Math"/>
-                <w:sz w:val="28"/>
-                <w:szCs w:val="28"/>
-                <w:lang w:val="en-US"/>
               </w:rPr>
               <m:t>)</m:t>
             </m:r>
           </m:den>
         </m:f>
       </m:oMath>
+      <w:r>
+        <w:rPr>
+          <w:rFonts w:eastAsiaTheme="minorEastAsia"/>
+          <w:sz w:val="28"/>
+          <w:szCs w:val="28"/>
+        </w:rPr>
+        <w:t xml:space="preserve">, </w:t>
+      </w:r>
+      <w:r>
+        <w:rPr>
+          <w:rFonts w:eastAsiaTheme="minorEastAsia"/>
+          <w:sz w:val="28"/>
+          <w:szCs w:val="28"/>
+          <w:lang w:val="en-US"/>
+        </w:rPr>
+        <w:t>K</w:t>
+      </w:r>
+      <w:r>
+        <w:rPr>
+          <w:rFonts w:eastAsiaTheme="minorEastAsia"/>
+          <w:sz w:val="28"/>
+          <w:szCs w:val="28"/>
+        </w:rPr>
+        <w:t xml:space="preserve"> = </w:t>
+      </w:r>
+      <w:r>
+        <w:rPr>
+          <w:rFonts w:eastAsiaTheme="minorEastAsia"/>
+          <w:sz w:val="28"/>
+          <w:szCs w:val="28"/>
+          <w:lang w:val="en-US"/>
+        </w:rPr>
+        <w:t>D</w:t>
+      </w:r>
+      <w:r>
+        <w:rPr>
+          <w:rFonts w:eastAsiaTheme="minorEastAsia"/>
+          <w:sz w:val="28"/>
+          <w:szCs w:val="28"/>
+          <w:vertAlign w:val="subscript"/>
+          <w:lang w:val="en-US"/>
+        </w:rPr>
+        <w:t>w</w:t>
+      </w:r>
+      <w:r>
+        <w:rPr>
+          <w:rFonts w:eastAsiaTheme="minorEastAsia"/>
+          <w:sz w:val="28"/>
+          <w:szCs w:val="28"/>
+        </w:rPr>
+        <w:t xml:space="preserve"> = </w:t>
+      </w:r>
+      <w:r>
+        <w:rPr>
+          <w:rFonts w:eastAsiaTheme="minorEastAsia"/>
+          <w:sz w:val="28"/>
+          <w:szCs w:val="28"/>
+          <w:lang w:val="en-US"/>
+        </w:rPr>
+        <w:t>K</w:t>
+      </w:r>
+      <w:r>
+        <w:rPr>
+          <w:rFonts w:eastAsiaTheme="minorEastAsia"/>
+          <w:sz w:val="28"/>
+          <w:szCs w:val="28"/>
+          <w:vertAlign w:val="subscript"/>
+        </w:rPr>
+        <w:t>чэ</w:t>
+      </w:r>
+      <w:r>
+        <w:rPr>
+          <w:rFonts w:eastAsiaTheme="minorEastAsia"/>
+          <w:sz w:val="28"/>
+          <w:szCs w:val="28"/>
+        </w:rPr>
+        <w:t>*</w:t>
+      </w:r>
+      <m:oMath>
+        <m:sSub>
+          <m:sSubPr>
+            <m:ctrlPr>
+              <w:rPr>
+                <w:rFonts w:ascii="Cambria Math" w:hAnsi="Cambria Math"/>
+                <w:i/>
+                <w:sz w:val="28"/>
+                <w:szCs w:val="28"/>
+              </w:rPr>
+            </m:ctrlPr>
+          </m:sSubPr>
+          <m:e>
+            <m:r>
+              <w:rPr>
+                <w:rFonts w:ascii="Cambria Math" w:hAnsi="Cambria Math"/>
+                <w:sz w:val="28"/>
+                <w:szCs w:val="28"/>
+              </w:rPr>
+              <m:t>К</m:t>
+            </m:r>
+          </m:e>
+          <m:sub>
+            <m:r>
+              <w:rPr>
+                <w:rFonts w:ascii="Cambria Math" w:hAnsi="Cambria Math"/>
+                <w:sz w:val="28"/>
+                <w:szCs w:val="28"/>
+              </w:rPr>
+              <m:t>ФЧВ</m:t>
+            </m:r>
+          </m:sub>
+        </m:sSub>
+      </m:oMath>
+      <w:r>
+        <w:rPr>
+          <w:rFonts w:eastAsiaTheme="minorEastAsia"/>
+          <w:sz w:val="28"/>
+          <w:szCs w:val="28"/>
+        </w:rPr>
+        <w:t>*</w:t>
+      </w:r>
+      <w:r>
+        <w:rPr>
+          <w:rFonts w:eastAsiaTheme="minorEastAsia"/>
+          <w:sz w:val="28"/>
+          <w:szCs w:val="28"/>
+          <w:lang w:val="en-US"/>
+        </w:rPr>
+        <w:t>K</w:t>
+      </w:r>
+      <w:r>
+        <w:rPr>
+          <w:rFonts w:eastAsiaTheme="minorEastAsia"/>
+          <w:sz w:val="28"/>
+          <w:szCs w:val="28"/>
+          <w:vertAlign w:val="subscript"/>
+        </w:rPr>
+        <w:t>у</w:t>
+      </w:r>
+      <w:r>
+        <w:rPr>
+          <w:rFonts w:eastAsiaTheme="minorEastAsia"/>
+          <w:sz w:val="28"/>
+          <w:szCs w:val="28"/>
+        </w:rPr>
+        <w:t>*</w:t>
+      </w:r>
+      <w:r>
+        <w:rPr>
+          <w:rFonts w:eastAsiaTheme="minorEastAsia"/>
+          <w:sz w:val="28"/>
+          <w:szCs w:val="28"/>
+          <w:lang w:val="en-US"/>
+        </w:rPr>
+        <w:t>K</w:t>
+      </w:r>
+      <w:r>
+        <w:rPr>
+          <w:rFonts w:eastAsiaTheme="minorEastAsia"/>
+          <w:sz w:val="28"/>
+          <w:szCs w:val="28"/>
+          <w:vertAlign w:val="subscript"/>
+        </w:rPr>
+        <w:t>шип</w:t>
+      </w:r>
+      <w:r>
+        <w:rPr>
+          <w:rFonts w:eastAsiaTheme="minorEastAsia"/>
+          <w:sz w:val="28"/>
+          <w:szCs w:val="28"/>
+        </w:rPr>
+        <w:t>*</w:t>
+      </w:r>
+      <w:r>
+        <w:rPr>
+          <w:rFonts w:eastAsiaTheme="minorEastAsia"/>
+          <w:sz w:val="28"/>
+          <w:szCs w:val="28"/>
+          <w:lang w:val="en-US"/>
+        </w:rPr>
+        <w:t>K</w:t>
+      </w:r>
+      <w:r>
+        <w:rPr>
+          <w:rFonts w:eastAsiaTheme="minorEastAsia"/>
+          <w:sz w:val="28"/>
+          <w:szCs w:val="28"/>
+          <w:vertAlign w:val="subscript"/>
+        </w:rPr>
+        <w:t>д</w:t>
+      </w:r>
+      <w:r>
+        <w:rPr>
+          <w:rFonts w:eastAsiaTheme="minorEastAsia"/>
+          <w:sz w:val="28"/>
+          <w:szCs w:val="28"/>
+        </w:rPr>
+        <w:t>*</w:t>
+      </w:r>
+      <w:r>
+        <w:rPr>
+          <w:rFonts w:eastAsiaTheme="minorEastAsia"/>
+          <w:sz w:val="28"/>
+          <w:szCs w:val="28"/>
+          <w:lang w:val="en-US"/>
+        </w:rPr>
+        <w:t>K</w:t>
+      </w:r>
+      <w:r>
+        <w:rPr>
+          <w:rFonts w:eastAsiaTheme="minorEastAsia"/>
+          <w:sz w:val="28"/>
+          <w:szCs w:val="28"/>
+          <w:vertAlign w:val="subscript"/>
+        </w:rPr>
+        <w:t>ред</w:t>
+      </w:r>
     </w:p>
     <w:p>
       <w:pPr>
@@ -35263,31 +36159,44 @@
         <w:spacing w:line="360" w:lineRule="auto"/>
         <w:ind w:left="567" w:firstLine="284"/>
         <w:rPr>
-          <w:sz w:val="28"/>
-          <w:szCs w:val="28"/>
-        </w:rPr>
-      </w:pPr>
-      <w:r>
-        <w:rPr>
-          <w:sz w:val="28"/>
-          <w:szCs w:val="28"/>
-        </w:rPr>
-        <w:t>Так как транзисторы в широтно-импульсном модуляторе переключаются с высокой частотой, то можно считать безынерционным звеном, поэтому не учитываем постоянную времени T</w:t>
-      </w:r>
-      <w:r>
-        <w:rPr>
+          <w:rFonts w:eastAsiaTheme="minorEastAsia"/>
+          <w:sz w:val="28"/>
+          <w:szCs w:val="28"/>
+        </w:rPr>
+      </w:pPr>
+      <w:r>
+        <w:rPr>
+          <w:rFonts w:eastAsiaTheme="minorEastAsia"/>
+          <w:sz w:val="28"/>
+          <w:szCs w:val="28"/>
+          <w:lang w:val="en-US"/>
+        </w:rPr>
+        <w:t>K</w:t>
+      </w:r>
+      <w:r>
+        <w:rPr>
+          <w:rFonts w:eastAsiaTheme="minorEastAsia"/>
           <w:sz w:val="28"/>
           <w:szCs w:val="28"/>
           <w:vertAlign w:val="subscript"/>
         </w:rPr>
-        <w:t>УМ</w:t>
-      </w:r>
-      <w:r>
-        <w:rPr>
-          <w:sz w:val="28"/>
-          <w:szCs w:val="28"/>
-        </w:rPr>
-        <w:t>, и передаточная функция примет вид:</w:t>
+        <w:t>чэ</w:t>
+      </w:r>
+      <w:r>
+        <w:rPr>
+          <w:rFonts w:eastAsiaTheme="minorEastAsia"/>
+          <w:sz w:val="28"/>
+          <w:szCs w:val="28"/>
+        </w:rPr>
+        <w:t xml:space="preserve"> = </w:t>
+      </w:r>
+      <w:r>
+        <w:rPr>
+          <w:rFonts w:eastAsiaTheme="minorHAnsi"/>
+          <w:sz w:val="28"/>
+          <w:szCs w:val="28"/>
+        </w:rPr>
+        <w:t>54.023</w:t>
       </w:r>
     </w:p>
     <w:p>
@@ -35310,309 +36219,31 @@
           <w:szCs w:val="28"/>
           <w:lang w:val="en-US"/>
         </w:rPr>
-        <w:t>W</w:t>
+        <w:t>K</w:t>
       </w:r>
       <w:r>
         <w:rPr>
           <w:rFonts w:eastAsiaTheme="minorEastAsia"/>
           <w:sz w:val="28"/>
           <w:szCs w:val="28"/>
-        </w:rPr>
-        <w:t>(</w:t>
+          <w:vertAlign w:val="subscript"/>
+        </w:rPr>
+        <w:t>шип</w:t>
       </w:r>
       <w:r>
         <w:rPr>
           <w:rFonts w:eastAsiaTheme="minorEastAsia"/>
           <w:sz w:val="28"/>
           <w:szCs w:val="28"/>
-          <w:lang w:val="en-US"/>
-        </w:rPr>
-        <w:t>p</w:t>
+        </w:rPr>
+        <w:t xml:space="preserve"> = </w:t>
       </w:r>
       <w:r>
         <w:rPr>
           <w:rFonts w:eastAsiaTheme="minorEastAsia"/>
-          <w:sz w:val="28"/>
-          <w:szCs w:val="28"/>
-        </w:rPr>
-        <w:t xml:space="preserve">) = </w:t>
-      </w:r>
-      <m:oMath>
-        <m:f>
-          <m:fPr>
-            <m:ctrlPr>
-              <w:rPr>
-                <w:rFonts w:ascii="Cambria Math" w:eastAsiaTheme="minorEastAsia" w:hAnsi="Cambria Math"/>
-                <w:i/>
-                <w:sz w:val="28"/>
-                <w:szCs w:val="28"/>
-                <w:lang w:val="en-US"/>
-              </w:rPr>
-            </m:ctrlPr>
-          </m:fPr>
-          <m:num>
-            <m:r>
-              <w:rPr>
-                <w:rFonts w:ascii="Cambria Math" w:eastAsiaTheme="minorEastAsia" w:hAnsi="Cambria Math"/>
-                <w:sz w:val="28"/>
-                <w:szCs w:val="28"/>
-                <w:lang w:val="en-US"/>
-              </w:rPr>
-              <m:t>K</m:t>
-            </m:r>
-          </m:num>
-          <m:den>
-            <m:r>
-              <w:rPr>
-                <w:rFonts w:ascii="Cambria Math" w:eastAsiaTheme="minorEastAsia" w:hAnsi="Cambria Math"/>
-                <w:sz w:val="28"/>
-                <w:szCs w:val="28"/>
-                <w:lang w:val="en-US"/>
-              </w:rPr>
-              <m:t>p</m:t>
-            </m:r>
-            <m:r>
-              <w:rPr>
-                <w:rFonts w:ascii="Cambria Math" w:eastAsiaTheme="minorEastAsia" w:hAnsi="Cambria Math"/>
-                <w:sz w:val="28"/>
-                <w:szCs w:val="28"/>
-              </w:rPr>
-              <m:t>(1+</m:t>
-            </m:r>
-            <m:sSub>
-              <m:sSubPr>
-                <m:ctrlPr>
-                  <w:rPr>
-                    <w:rFonts w:ascii="Cambria Math" w:eastAsiaTheme="minorEastAsia" w:hAnsi="Cambria Math"/>
-                    <w:i/>
-                    <w:sz w:val="28"/>
-                    <w:szCs w:val="28"/>
-                    <w:lang w:val="en-US"/>
-                  </w:rPr>
-                </m:ctrlPr>
-              </m:sSubPr>
-              <m:e>
-                <m:r>
-                  <w:rPr>
-                    <w:rFonts w:ascii="Cambria Math" w:eastAsiaTheme="minorEastAsia" w:hAnsi="Cambria Math"/>
-                    <w:sz w:val="28"/>
-                    <w:szCs w:val="28"/>
-                    <w:lang w:val="en-US"/>
-                  </w:rPr>
-                  <m:t>T</m:t>
-                </m:r>
-              </m:e>
-              <m:sub>
-                <m:r>
-                  <w:rPr>
-                    <w:rFonts w:ascii="Cambria Math" w:eastAsiaTheme="minorEastAsia" w:hAnsi="Cambria Math"/>
-                    <w:sz w:val="28"/>
-                    <w:szCs w:val="28"/>
-                  </w:rPr>
-                  <m:t>д</m:t>
-                </m:r>
-              </m:sub>
-            </m:sSub>
-            <m:r>
-              <w:rPr>
-                <w:rFonts w:ascii="Cambria Math" w:eastAsiaTheme="minorEastAsia" w:hAnsi="Cambria Math"/>
-                <w:sz w:val="28"/>
-                <w:szCs w:val="28"/>
-                <w:lang w:val="en-US"/>
-              </w:rPr>
-              <m:t>p</m:t>
-            </m:r>
-            <m:r>
-              <w:rPr>
-                <w:rFonts w:ascii="Cambria Math" w:eastAsiaTheme="minorEastAsia" w:hAnsi="Cambria Math"/>
-                <w:sz w:val="28"/>
-                <w:szCs w:val="28"/>
-              </w:rPr>
-              <m:t>)</m:t>
-            </m:r>
-          </m:den>
-        </m:f>
-      </m:oMath>
-      <w:r>
-        <w:rPr>
-          <w:rFonts w:eastAsiaTheme="minorEastAsia"/>
-          <w:sz w:val="28"/>
-          <w:szCs w:val="28"/>
-        </w:rPr>
-        <w:t xml:space="preserve">, </w:t>
-      </w:r>
-      <w:r>
-        <w:rPr>
-          <w:rFonts w:eastAsiaTheme="minorEastAsia"/>
-          <w:sz w:val="28"/>
-          <w:szCs w:val="28"/>
-          <w:lang w:val="en-US"/>
-        </w:rPr>
-        <w:t>K</w:t>
-      </w:r>
-      <w:r>
-        <w:rPr>
-          <w:rFonts w:eastAsiaTheme="minorEastAsia"/>
-          <w:sz w:val="28"/>
-          <w:szCs w:val="28"/>
-        </w:rPr>
-        <w:t xml:space="preserve"> = </w:t>
-      </w:r>
-      <w:proofErr w:type="spellStart"/>
-      <w:r>
-        <w:rPr>
-          <w:rFonts w:eastAsiaTheme="minorEastAsia"/>
-          <w:sz w:val="28"/>
-          <w:szCs w:val="28"/>
-          <w:lang w:val="en-US"/>
-        </w:rPr>
-        <w:t>D</w:t>
-      </w:r>
-      <w:r>
-        <w:rPr>
-          <w:rFonts w:eastAsiaTheme="minorEastAsia"/>
-          <w:sz w:val="28"/>
-          <w:szCs w:val="28"/>
-          <w:vertAlign w:val="subscript"/>
-          <w:lang w:val="en-US"/>
-        </w:rPr>
-        <w:t>w</w:t>
-      </w:r>
-      <w:proofErr w:type="spellEnd"/>
-      <w:r>
-        <w:rPr>
-          <w:rFonts w:eastAsiaTheme="minorEastAsia"/>
-          <w:sz w:val="28"/>
-          <w:szCs w:val="28"/>
-        </w:rPr>
-        <w:t xml:space="preserve"> = </w:t>
-      </w:r>
-      <w:r>
-        <w:rPr>
-          <w:rFonts w:eastAsiaTheme="minorEastAsia"/>
-          <w:sz w:val="28"/>
-          <w:szCs w:val="28"/>
-          <w:lang w:val="en-US"/>
-        </w:rPr>
-        <w:t>K</w:t>
-      </w:r>
-      <w:proofErr w:type="spellStart"/>
-      <w:r>
-        <w:rPr>
-          <w:rFonts w:eastAsiaTheme="minorEastAsia"/>
-          <w:sz w:val="28"/>
-          <w:szCs w:val="28"/>
-          <w:vertAlign w:val="subscript"/>
-        </w:rPr>
-        <w:t>чэ</w:t>
-      </w:r>
-      <w:proofErr w:type="spellEnd"/>
-      <w:r>
-        <w:rPr>
-          <w:rFonts w:eastAsiaTheme="minorEastAsia"/>
-          <w:sz w:val="28"/>
-          <w:szCs w:val="28"/>
-        </w:rPr>
-        <w:t>*</w:t>
-      </w:r>
-      <w:r>
-        <w:rPr>
-          <w:rFonts w:eastAsiaTheme="minorEastAsia"/>
-          <w:sz w:val="28"/>
-          <w:szCs w:val="28"/>
-          <w:lang w:val="en-US"/>
-        </w:rPr>
-        <w:t>K</w:t>
-      </w:r>
-      <w:r>
-        <w:rPr>
-          <w:rFonts w:eastAsiaTheme="minorEastAsia"/>
-          <w:sz w:val="28"/>
-          <w:szCs w:val="28"/>
-          <w:vertAlign w:val="subscript"/>
-        </w:rPr>
-        <w:t>у</w:t>
-      </w:r>
-      <w:r>
-        <w:rPr>
-          <w:rFonts w:eastAsiaTheme="minorEastAsia"/>
-          <w:sz w:val="28"/>
-          <w:szCs w:val="28"/>
-        </w:rPr>
-        <w:t>*</w:t>
-      </w:r>
-      <w:r>
-        <w:rPr>
-          <w:rFonts w:eastAsiaTheme="minorEastAsia"/>
-          <w:sz w:val="28"/>
-          <w:szCs w:val="28"/>
-          <w:lang w:val="en-US"/>
-        </w:rPr>
-        <w:t>K</w:t>
-      </w:r>
-      <w:r>
-        <w:rPr>
-          <w:rFonts w:eastAsiaTheme="minorEastAsia"/>
-          <w:sz w:val="28"/>
-          <w:szCs w:val="28"/>
-          <w:vertAlign w:val="subscript"/>
-        </w:rPr>
-        <w:t>шип</w:t>
-      </w:r>
-      <w:r>
-        <w:rPr>
-          <w:rFonts w:eastAsiaTheme="minorEastAsia"/>
-          <w:sz w:val="28"/>
-          <w:szCs w:val="28"/>
-        </w:rPr>
-        <w:t>*</w:t>
-      </w:r>
-      <w:r>
-        <w:rPr>
-          <w:rFonts w:eastAsiaTheme="minorEastAsia"/>
-          <w:sz w:val="28"/>
-          <w:szCs w:val="28"/>
-          <w:lang w:val="en-US"/>
-        </w:rPr>
-        <w:t>K</w:t>
-      </w:r>
-      <w:r>
-        <w:rPr>
-          <w:rFonts w:eastAsiaTheme="minorEastAsia"/>
-          <w:sz w:val="28"/>
-          <w:szCs w:val="28"/>
-          <w:vertAlign w:val="subscript"/>
-        </w:rPr>
-        <w:t>д</w:t>
-      </w:r>
-      <w:r>
-        <w:rPr>
-          <w:rFonts w:eastAsiaTheme="minorEastAsia"/>
-          <w:sz w:val="28"/>
-          <w:szCs w:val="28"/>
-        </w:rPr>
-        <w:t>*</w:t>
-      </w:r>
-      <w:r>
-        <w:rPr>
-          <w:rFonts w:eastAsiaTheme="minorEastAsia"/>
-          <w:sz w:val="28"/>
-          <w:szCs w:val="28"/>
-          <w:lang w:val="en-US"/>
-        </w:rPr>
-        <w:t>K</w:t>
-      </w:r>
-      <w:proofErr w:type="spellStart"/>
-      <w:r>
-        <w:rPr>
-          <w:rFonts w:eastAsiaTheme="minorEastAsia"/>
-          <w:sz w:val="28"/>
-          <w:szCs w:val="28"/>
-          <w:vertAlign w:val="subscript"/>
-        </w:rPr>
-        <w:t>ред</w:t>
-      </w:r>
-      <w:proofErr w:type="spellEnd"/>
+        </w:rPr>
+        <w:t>39.5</w:t>
+      </w:r>
     </w:p>
     <w:p>
       <w:pPr>
@@ -35636,7 +36267,6 @@
         </w:rPr>
         <w:t>K</w:t>
       </w:r>
-      <w:proofErr w:type="spellStart"/>
       <w:r>
         <w:rPr>
           <w:rFonts w:eastAsiaTheme="minorEastAsia"/>
@@ -35644,9 +36274,8 @@
           <w:szCs w:val="28"/>
           <w:vertAlign w:val="subscript"/>
         </w:rPr>
-        <w:t>чэ</w:t>
-      </w:r>
-      <w:proofErr w:type="spellEnd"/>
+        <w:t>д</w:t>
+      </w:r>
       <w:r>
         <w:rPr>
           <w:rFonts w:eastAsiaTheme="minorEastAsia"/>
@@ -35655,14 +36284,19 @@
         </w:rPr>
         <w:t xml:space="preserve"> = </w:t>
       </w:r>
-      <w:r>
-        <w:rPr>
-          <w:rFonts w:eastAsiaTheme="minorEastAsia"/>
-          <w:sz w:val="28"/>
-          <w:szCs w:val="28"/>
-        </w:rPr>
-        <w:t>8512</w:t>
-      </w:r>
+      <m:oMath>
+        <m:r>
+          <m:rPr>
+            <m:sty m:val="p"/>
+          </m:rPr>
+          <w:rPr>
+            <w:rFonts w:ascii="Cambria Math" w:eastAsiaTheme="minorHAnsi" w:hAnsi="Cambria Math"/>
+            <w:sz w:val="28"/>
+            <w:szCs w:val="28"/>
+          </w:rPr>
+          <m:t>2.4096</m:t>
+        </m:r>
+      </m:oMath>
     </w:p>
     <w:p>
       <w:pPr>
@@ -35693,7 +36327,7 @@
           <w:szCs w:val="28"/>
           <w:vertAlign w:val="subscript"/>
         </w:rPr>
-        <w:t>шип</w:t>
+        <w:t>ред</w:t>
       </w:r>
       <w:r>
         <w:rPr>
@@ -35701,8 +36335,157 @@
           <w:sz w:val="28"/>
           <w:szCs w:val="28"/>
         </w:rPr>
-        <w:t xml:space="preserve"> = 98.19</w:t>
-      </w:r>
+        <w:t xml:space="preserve"> = 1/</w:t>
+      </w:r>
+      <w:r>
+        <w:rPr>
+          <w:rFonts w:eastAsiaTheme="minorEastAsia"/>
+          <w:sz w:val="28"/>
+          <w:szCs w:val="28"/>
+          <w:lang w:val="en-US"/>
+        </w:rPr>
+        <w:t>i</w:t>
+      </w:r>
+      <w:r>
+        <w:rPr>
+          <w:rFonts w:eastAsiaTheme="minorEastAsia"/>
+          <w:sz w:val="28"/>
+          <w:szCs w:val="28"/>
+          <w:vertAlign w:val="subscript"/>
+        </w:rPr>
+        <w:t>ред</w:t>
+      </w:r>
+      <w:r>
+        <w:rPr>
+          <w:rFonts w:eastAsiaTheme="minorEastAsia"/>
+          <w:sz w:val="28"/>
+          <w:szCs w:val="28"/>
+        </w:rPr>
+        <w:t xml:space="preserve"> = 1/</w:t>
+      </w:r>
+      <m:oMath>
+        <m:r>
+          <m:rPr>
+            <m:sty m:val="p"/>
+          </m:rPr>
+          <w:rPr>
+            <w:rFonts w:ascii="Cambria Math" w:eastAsia="Cambria Math" w:hAnsi="Cambria Math"/>
+            <w:sz w:val="28"/>
+            <w:szCs w:val="28"/>
+          </w:rPr>
+          <m:t>4</m:t>
+        </m:r>
+        <m:r>
+          <w:rPr>
+            <w:rFonts w:ascii="Cambria Math" w:eastAsia="Cambria Math" w:hAnsi="Cambria Math"/>
+            <w:sz w:val="28"/>
+            <w:szCs w:val="28"/>
+          </w:rPr>
+          <m:t>68.12</m:t>
+        </m:r>
+      </m:oMath>
+      <w:r>
+        <w:rPr>
+          <w:rFonts w:eastAsiaTheme="minorEastAsia"/>
+          <w:sz w:val="28"/>
+          <w:szCs w:val="28"/>
+        </w:rPr>
+        <w:t>= 0</w:t>
+      </w:r>
+      <w:r>
+        <w:rPr>
+          <w:rFonts w:eastAsiaTheme="minorEastAsia"/>
+          <w:sz w:val="28"/>
+          <w:szCs w:val="28"/>
+          <w:lang w:val="en-US"/>
+        </w:rPr>
+        <w:t>.</w:t>
+      </w:r>
+      <w:r>
+        <w:rPr>
+          <w:rFonts w:eastAsiaTheme="minorEastAsia"/>
+          <w:sz w:val="28"/>
+          <w:szCs w:val="28"/>
+        </w:rPr>
+        <w:t>002</w:t>
+      </w:r>
+    </w:p>
+    <w:p>
+      <w:pPr>
+        <w:tabs>
+          <w:tab w:val="left" w:pos="6432"/>
+        </w:tabs>
+        <w:spacing w:line="360" w:lineRule="auto"/>
+        <w:ind w:left="851"/>
+        <w:rPr>
+          <w:rFonts w:eastAsiaTheme="minorEastAsia"/>
+          <w:sz w:val="28"/>
+          <w:szCs w:val="28"/>
+        </w:rPr>
+      </w:pPr>
+      <m:oMathPara>
+        <m:oMathParaPr>
+          <m:jc m:val="left"/>
+        </m:oMathParaPr>
+        <m:oMath>
+          <m:sSub>
+            <m:sSubPr>
+              <m:ctrlPr>
+                <w:rPr>
+                  <w:rFonts w:ascii="Cambria Math" w:hAnsi="Cambria Math"/>
+                  <w:i/>
+                  <w:sz w:val="28"/>
+                  <w:szCs w:val="28"/>
+                </w:rPr>
+              </m:ctrlPr>
+            </m:sSubPr>
+            <m:e>
+              <m:r>
+                <w:rPr>
+                  <w:rFonts w:ascii="Cambria Math" w:hAnsi="Cambria Math"/>
+                  <w:sz w:val="28"/>
+                  <w:szCs w:val="28"/>
+                </w:rPr>
+                <m:t>К</m:t>
+              </m:r>
+            </m:e>
+            <m:sub>
+              <m:r>
+                <w:rPr>
+                  <w:rFonts w:ascii="Cambria Math" w:hAnsi="Cambria Math"/>
+                  <w:sz w:val="28"/>
+                  <w:szCs w:val="28"/>
+                </w:rPr>
+                <m:t>ФЧ</m:t>
+              </m:r>
+              <m:r>
+                <w:rPr>
+                  <w:rFonts w:ascii="Cambria Math" w:hAnsi="Cambria Math"/>
+                  <w:sz w:val="28"/>
+                  <w:szCs w:val="28"/>
+                </w:rPr>
+                <m:t>В</m:t>
+              </m:r>
+            </m:sub>
+          </m:sSub>
+          <m:r>
+            <w:rPr>
+              <w:rFonts w:ascii="Cambria Math" w:hAnsi="Cambria Math"/>
+              <w:sz w:val="28"/>
+              <w:szCs w:val="28"/>
+            </w:rPr>
+            <m:t>=0.47</m:t>
+          </m:r>
+          <m:r>
+            <w:rPr>
+              <w:rFonts w:ascii="Cambria Math" w:hAnsi="Cambria Math"/>
+              <w:sz w:val="28"/>
+              <w:szCs w:val="28"/>
+            </w:rPr>
+            <m:t>7</m:t>
+          </m:r>
+        </m:oMath>
+      </m:oMathPara>
     </w:p>
     <w:p>
       <w:pPr>
@@ -35715,6 +36498,8 @@
           <w:rFonts w:eastAsiaTheme="minorEastAsia"/>
           <w:sz w:val="28"/>
           <w:szCs w:val="28"/>
+          <w:vertAlign w:val="subscript"/>
+          <w:lang w:val="en-US"/>
         </w:rPr>
       </w:pPr>
       <w:r>
@@ -35731,17 +36516,82 @@
           <w:rFonts w:eastAsiaTheme="minorEastAsia"/>
           <w:sz w:val="28"/>
           <w:szCs w:val="28"/>
+          <w:lang w:val="en-US"/>
+        </w:rPr>
+        <w:t xml:space="preserve"> = </w:t>
+      </w:r>
+      <w:r>
+        <w:rPr>
+          <w:rFonts w:eastAsiaTheme="minorEastAsia"/>
+          <w:sz w:val="28"/>
+          <w:szCs w:val="28"/>
+          <w:lang w:val="en-US"/>
+        </w:rPr>
+        <w:t>54.02*39.5</w:t>
+      </w:r>
+      <w:r>
+        <w:rPr>
+          <w:rFonts w:eastAsiaTheme="minorEastAsia"/>
+          <w:sz w:val="28"/>
+          <w:szCs w:val="28"/>
+          <w:lang w:val="en-US"/>
+        </w:rPr>
+        <w:t>*2.</w:t>
+      </w:r>
+      <w:r>
+        <w:rPr>
+          <w:rFonts w:eastAsiaTheme="minorEastAsia"/>
+          <w:sz w:val="28"/>
+          <w:szCs w:val="28"/>
+          <w:lang w:val="en-US"/>
+        </w:rPr>
+        <w:t>4096</w:t>
+      </w:r>
+      <w:r>
+        <w:rPr>
+          <w:rFonts w:eastAsiaTheme="minorEastAsia"/>
+          <w:sz w:val="28"/>
+          <w:szCs w:val="28"/>
+          <w:lang w:val="en-US"/>
+        </w:rPr>
+        <w:t>*0,002</w:t>
+      </w:r>
+      <w:r>
+        <w:rPr>
+          <w:rFonts w:eastAsiaTheme="minorEastAsia"/>
+          <w:sz w:val="28"/>
+          <w:szCs w:val="28"/>
+          <w:lang w:val="en-US"/>
+        </w:rPr>
+        <w:t>*</w:t>
+      </w:r>
+      <w:r>
+        <w:rPr>
+          <w:rFonts w:eastAsiaTheme="minorEastAsia"/>
+          <w:sz w:val="28"/>
+          <w:szCs w:val="28"/>
+          <w:lang w:val="en-US"/>
+        </w:rPr>
+        <w:t>K</w:t>
+      </w:r>
+      <w:r>
+        <w:rPr>
+          <w:rFonts w:eastAsiaTheme="minorEastAsia"/>
+          <w:sz w:val="28"/>
+          <w:szCs w:val="28"/>
           <w:vertAlign w:val="subscript"/>
-        </w:rPr>
-        <w:t>д</w:t>
+          <w:lang w:val="en-US"/>
+        </w:rPr>
+        <w:t>y</w:t>
       </w:r>
       <w:r>
         <w:rPr>
           <w:rFonts w:eastAsiaTheme="minorEastAsia"/>
           <w:sz w:val="28"/>
           <w:szCs w:val="28"/>
-        </w:rPr>
-        <w:t xml:space="preserve"> = </w:t>
+          <w:lang w:val="en-US"/>
+        </w:rPr>
+        <w:t xml:space="preserve"> =</w:t>
       </w:r>
       <w:r>
         <w:rPr>
@@ -35749,7 +36599,52 @@
           <w:sz w:val="28"/>
           <w:szCs w:val="28"/>
         </w:rPr>
-        <w:t>2.915</w:t>
+        <w:t>4</w:t>
+      </w:r>
+      <w:r>
+        <w:rPr>
+          <w:rFonts w:eastAsiaTheme="minorEastAsia"/>
+          <w:sz w:val="28"/>
+          <w:szCs w:val="28"/>
+          <w:lang w:val="en-US"/>
+        </w:rPr>
+        <w:t>.</w:t>
+      </w:r>
+      <w:r>
+        <w:rPr>
+          <w:rFonts w:eastAsiaTheme="minorEastAsia"/>
+          <w:sz w:val="28"/>
+          <w:szCs w:val="28"/>
+        </w:rPr>
+        <w:t>9</w:t>
+      </w:r>
+      <w:r>
+        <w:rPr>
+          <w:rFonts w:eastAsiaTheme="minorEastAsia"/>
+          <w:sz w:val="28"/>
+          <w:szCs w:val="28"/>
+          <w:lang w:val="en-US"/>
+        </w:rPr>
+        <w:t xml:space="preserve">* </w:t>
+      </w:r>
+      <w:r>
+        <w:rPr>
+          <w:rFonts w:eastAsiaTheme="minorEastAsia"/>
+          <w:sz w:val="28"/>
+          <w:szCs w:val="28"/>
+          <w:lang w:val="en-US"/>
+        </w:rPr>
+        <w:t>K</w:t>
+      </w:r>
+      <w:r>
+        <w:rPr>
+          <w:rFonts w:eastAsiaTheme="minorEastAsia"/>
+          <w:sz w:val="28"/>
+          <w:szCs w:val="28"/>
+          <w:vertAlign w:val="subscript"/>
+          <w:lang w:val="en-US"/>
+        </w:rPr>
+        <w:t>y</w:t>
       </w:r>
     </w:p>
     <w:p>
@@ -35763,6 +36658,7 @@
           <w:rFonts w:eastAsiaTheme="minorEastAsia"/>
           <w:sz w:val="28"/>
           <w:szCs w:val="28"/>
+          <w:lang w:val="en-US"/>
         </w:rPr>
       </w:pPr>
       <w:r>
@@ -35772,63 +36668,9 @@
           <w:szCs w:val="28"/>
           <w:lang w:val="en-US"/>
         </w:rPr>
-        <w:t>K</w:t>
-      </w:r>
-      <w:proofErr w:type="spellStart"/>
-      <w:r>
-        <w:rPr>
-          <w:rFonts w:eastAsiaTheme="minorEastAsia"/>
-          <w:sz w:val="28"/>
-          <w:szCs w:val="28"/>
-          <w:vertAlign w:val="subscript"/>
-        </w:rPr>
-        <w:t>ред</w:t>
-      </w:r>
-      <w:proofErr w:type="spellEnd"/>
-      <w:r>
-        <w:rPr>
-          <w:rFonts w:eastAsiaTheme="minorEastAsia"/>
-          <w:sz w:val="28"/>
-          <w:szCs w:val="28"/>
-        </w:rPr>
-        <w:t xml:space="preserve"> = 1/</w:t>
-      </w:r>
-      <w:proofErr w:type="spellStart"/>
-      <w:r>
-        <w:rPr>
-          <w:rFonts w:eastAsiaTheme="minorEastAsia"/>
-          <w:sz w:val="28"/>
-          <w:szCs w:val="28"/>
-          <w:lang w:val="en-US"/>
-        </w:rPr>
-        <w:t>i</w:t>
-      </w:r>
-      <w:r>
-        <w:rPr>
-          <w:rFonts w:eastAsiaTheme="minorEastAsia"/>
-          <w:sz w:val="28"/>
-          <w:szCs w:val="28"/>
-          <w:vertAlign w:val="subscript"/>
-        </w:rPr>
-        <w:t>ред</w:t>
-      </w:r>
-      <w:proofErr w:type="spellEnd"/>
-      <w:r>
-        <w:rPr>
-          <w:rFonts w:eastAsiaTheme="minorEastAsia"/>
-          <w:sz w:val="28"/>
-          <w:szCs w:val="28"/>
-        </w:rPr>
-        <w:t xml:space="preserve"> = 1/428.6 = 0,002</w:t>
-      </w:r>
-    </w:p>
-    <w:p>
-      <w:pPr>
-        <w:tabs>
-          <w:tab w:val="left" w:pos="6432"/>
-        </w:tabs>
-        <w:spacing w:line="360" w:lineRule="auto"/>
-        <w:ind w:left="567" w:firstLine="284"/>
+        <w:t>D</w:t>
+      </w:r>
+      <w:r>
         <w:rPr>
           <w:rFonts w:eastAsiaTheme="minorEastAsia"/>
           <w:sz w:val="28"/>
@@ -35836,126 +36678,8 @@
           <w:vertAlign w:val="subscript"/>
           <w:lang w:val="en-US"/>
         </w:rPr>
-      </w:pPr>
-      <w:r>
-        <w:rPr>
-          <w:rFonts w:eastAsiaTheme="minorEastAsia"/>
-          <w:sz w:val="28"/>
-          <w:szCs w:val="28"/>
-          <w:lang w:val="en-US"/>
-        </w:rPr>
-        <w:t>K</w:t>
-      </w:r>
-      <w:r>
-        <w:rPr>
-          <w:rFonts w:eastAsiaTheme="minorEastAsia"/>
-          <w:sz w:val="28"/>
-          <w:szCs w:val="28"/>
-          <w:lang w:val="en-US"/>
-        </w:rPr>
-        <w:t xml:space="preserve"> = 8512*98.19*2.915*0,002</w:t>
-      </w:r>
-      <w:r>
-        <w:rPr>
-          <w:rFonts w:eastAsiaTheme="minorEastAsia"/>
-          <w:sz w:val="28"/>
-          <w:szCs w:val="28"/>
-          <w:lang w:val="en-US"/>
-        </w:rPr>
-        <w:t>*</w:t>
-      </w:r>
-      <w:r>
-        <w:rPr>
-          <w:rFonts w:eastAsiaTheme="minorEastAsia"/>
-          <w:sz w:val="28"/>
-          <w:szCs w:val="28"/>
-          <w:lang w:val="en-US"/>
-        </w:rPr>
-        <w:t>K</w:t>
-      </w:r>
-      <w:r>
-        <w:rPr>
-          <w:rFonts w:eastAsiaTheme="minorEastAsia"/>
-          <w:sz w:val="28"/>
-          <w:szCs w:val="28"/>
-          <w:vertAlign w:val="subscript"/>
-          <w:lang w:val="en-US"/>
-        </w:rPr>
-        <w:t>y</w:t>
-      </w:r>
-      <w:r>
-        <w:rPr>
-          <w:rFonts w:eastAsiaTheme="minorEastAsia"/>
-          <w:sz w:val="28"/>
-          <w:szCs w:val="28"/>
-          <w:lang w:val="en-US"/>
-        </w:rPr>
-        <w:t xml:space="preserve"> = 4869,2</w:t>
-      </w:r>
-      <w:r>
-        <w:rPr>
-          <w:rFonts w:eastAsiaTheme="minorEastAsia"/>
-          <w:sz w:val="28"/>
-          <w:szCs w:val="28"/>
-          <w:lang w:val="en-US"/>
-        </w:rPr>
-        <w:t xml:space="preserve">* </w:t>
-      </w:r>
-      <w:r>
-        <w:rPr>
-          <w:rFonts w:eastAsiaTheme="minorEastAsia"/>
-          <w:sz w:val="28"/>
-          <w:szCs w:val="28"/>
-          <w:lang w:val="en-US"/>
-        </w:rPr>
-        <w:t>K</w:t>
-      </w:r>
-      <w:r>
-        <w:rPr>
-          <w:rFonts w:eastAsiaTheme="minorEastAsia"/>
-          <w:sz w:val="28"/>
-          <w:szCs w:val="28"/>
-          <w:vertAlign w:val="subscript"/>
-          <w:lang w:val="en-US"/>
-        </w:rPr>
-        <w:t>y</w:t>
-      </w:r>
-    </w:p>
-    <w:p>
-      <w:pPr>
-        <w:tabs>
-          <w:tab w:val="left" w:pos="6432"/>
-        </w:tabs>
-        <w:spacing w:line="360" w:lineRule="auto"/>
-        <w:ind w:left="567" w:firstLine="284"/>
-        <w:rPr>
-          <w:rFonts w:eastAsiaTheme="minorEastAsia"/>
-          <w:sz w:val="28"/>
-          <w:szCs w:val="28"/>
-          <w:lang w:val="en-US"/>
-        </w:rPr>
-      </w:pPr>
-      <w:proofErr w:type="spellStart"/>
-      <w:r>
-        <w:rPr>
-          <w:rFonts w:eastAsiaTheme="minorEastAsia"/>
-          <w:sz w:val="28"/>
-          <w:szCs w:val="28"/>
-          <w:lang w:val="en-US"/>
-        </w:rPr>
-        <w:t>D</w:t>
-      </w:r>
-      <w:r>
-        <w:rPr>
-          <w:rFonts w:eastAsiaTheme="minorEastAsia"/>
-          <w:sz w:val="28"/>
-          <w:szCs w:val="28"/>
-          <w:vertAlign w:val="subscript"/>
-          <w:lang w:val="en-US"/>
-        </w:rPr>
         <w:t>w</w:t>
       </w:r>
-      <w:proofErr w:type="spellEnd"/>
       <w:r>
         <w:rPr>
           <w:rFonts w:eastAsiaTheme="minorEastAsia"/>
@@ -36133,18 +36857,30 @@
                 <w:szCs w:val="28"/>
                 <w:lang w:val="en-US"/>
               </w:rPr>
-              <m:t>*0.733</m:t>
+              <m:t>*</m:t>
+            </m:r>
+            <m:r>
+              <m:rPr>
+                <m:sty m:val="p"/>
+              </m:rPr>
+              <w:rPr>
+                <w:rFonts w:ascii="Cambria Math" w:eastAsiaTheme="minorHAnsi" w:hAnsi="Cambria Math"/>
+                <w:sz w:val="28"/>
+                <w:szCs w:val="28"/>
+                <w:lang w:val="en-US"/>
+              </w:rPr>
+              <m:t xml:space="preserve">0.55848 </m:t>
             </m:r>
           </m:num>
           <m:den>
             <m:r>
               <w:rPr>
-                <w:rFonts w:ascii="Cambria Math" w:eastAsiaTheme="minorEastAsia" w:hAnsi="Cambria Math"/>
+                <w:rFonts w:ascii="Cambria Math" w:eastAsiaTheme="minorHAnsi" w:hAnsi="Cambria Math"/>
                 <w:sz w:val="28"/>
                 <w:szCs w:val="28"/>
                 <w:lang w:val="en-US"/>
               </w:rPr>
-              <m:t>0,002</m:t>
+              <m:t>0.00349</m:t>
             </m:r>
           </m:den>
         </m:f>
@@ -36165,7 +36901,16 @@
           <w:szCs w:val="28"/>
           <w:lang w:val="en-US"/>
         </w:rPr>
-        <w:t>518.3</w:t>
+        <w:t>226</w:t>
+      </w:r>
+      <w:r>
+        <w:rPr>
+          <w:rFonts w:eastAsiaTheme="minorEastAsia"/>
+          <w:sz w:val="28"/>
+          <w:szCs w:val="28"/>
+          <w:lang w:val="en-US"/>
+        </w:rPr>
+        <w:t>.3</w:t>
       </w:r>
     </w:p>
     <w:p>
@@ -36445,24 +37190,51 @@
           </m:fPr>
           <m:num>
             <m:r>
+              <m:rPr>
+                <m:sty m:val="p"/>
+              </m:rPr>
               <w:rPr>
                 <w:rFonts w:ascii="Cambria Math" w:eastAsiaTheme="minorEastAsia" w:hAnsi="Cambria Math"/>
                 <w:sz w:val="28"/>
                 <w:szCs w:val="28"/>
                 <w:lang w:val="en-US"/>
               </w:rPr>
-              <m:t>518.3</m:t>
+              <m:t>226.3</m:t>
             </m:r>
           </m:num>
           <m:den>
             <m:r>
+              <m:rPr>
+                <m:sty m:val="p"/>
+              </m:rPr>
               <w:rPr>
                 <w:rFonts w:ascii="Cambria Math" w:eastAsiaTheme="minorEastAsia" w:hAnsi="Cambria Math"/>
                 <w:sz w:val="28"/>
                 <w:szCs w:val="28"/>
                 <w:lang w:val="en-US"/>
               </w:rPr>
-              <m:t>8512*98.19*2.915*0,002</m:t>
+              <m:t>54.02*39.5*2.4096*0,002</m:t>
+            </m:r>
+            <m:r>
+              <m:rPr>
+                <m:sty m:val="p"/>
+              </m:rPr>
+              <w:rPr>
+                <w:rFonts w:ascii="Cambria Math" w:eastAsiaTheme="minorEastAsia" w:hAnsi="Cambria Math"/>
+                <w:sz w:val="28"/>
+                <w:szCs w:val="28"/>
+                <w:lang w:val="en-US"/>
+              </w:rPr>
+              <m:t>*0</m:t>
+            </m:r>
+            <m:r>
+              <w:rPr>
+                <w:rFonts w:ascii="Cambria Math" w:eastAsiaTheme="minorEastAsia" w:hAnsi="Cambria Math"/>
+                <w:sz w:val="28"/>
+                <w:szCs w:val="28"/>
+                <w:lang w:val="en-US"/>
+              </w:rPr>
+              <m:t>,477</m:t>
             </m:r>
           </m:den>
         </m:f>
@@ -36483,7 +37255,25 @@
           <w:szCs w:val="28"/>
           <w:lang w:val="en-US"/>
         </w:rPr>
-        <w:t>0,1</w:t>
+        <w:t>46</w:t>
+      </w:r>
+      <w:r>
+        <w:rPr>
+          <w:rFonts w:eastAsiaTheme="minorEastAsia"/>
+          <w:sz w:val="28"/>
+          <w:szCs w:val="28"/>
+          <w:lang w:val="en-US"/>
+        </w:rPr>
+        <w:t>.</w:t>
+      </w:r>
+      <w:r>
+        <w:rPr>
+          <w:rFonts w:eastAsiaTheme="minorEastAsia"/>
+          <w:sz w:val="28"/>
+          <w:szCs w:val="28"/>
+          <w:lang w:val="en-US"/>
+        </w:rPr>
+        <w:t>2</w:t>
       </w:r>
     </w:p>
     <w:p>
@@ -36514,7 +37304,16 @@
           <w:sz w:val="28"/>
           <w:szCs w:val="28"/>
         </w:rPr>
-        <w:t>14 = 0,1</w:t>
+        <w:t xml:space="preserve">14 = </w:t>
+      </w:r>
+      <w:r>
+        <w:rPr>
+          <w:rFonts w:eastAsiaTheme="minorEastAsia"/>
+          <w:sz w:val="28"/>
+          <w:szCs w:val="28"/>
+          <w:lang w:val="en-US"/>
+        </w:rPr>
+        <w:t>51</w:t>
       </w:r>
       <w:r>
         <w:rPr>
@@ -36554,7 +37353,33 @@
           <w:sz w:val="28"/>
           <w:szCs w:val="28"/>
         </w:rPr>
-        <w:t xml:space="preserve">13 = 1 </w:t>
+        <w:t xml:space="preserve">13 = </w:t>
+      </w:r>
+      <w:r>
+        <w:rPr>
+          <w:rFonts w:eastAsiaTheme="minorEastAsia"/>
+          <w:sz w:val="28"/>
+          <w:szCs w:val="28"/>
+          <w:lang w:val="en-US"/>
+        </w:rPr>
+        <w:t>1</w:t>
+      </w:r>
+      <w:r>
+        <w:rPr>
+          <w:rFonts w:eastAsiaTheme="minorEastAsia"/>
+          <w:sz w:val="28"/>
+          <w:szCs w:val="28"/>
+          <w:lang w:val="en-US"/>
+        </w:rPr>
+        <w:t>.1</w:t>
+      </w:r>
+      <w:r>
+        <w:rPr>
+          <w:rFonts w:eastAsiaTheme="minorEastAsia"/>
+          <w:sz w:val="28"/>
+          <w:szCs w:val="28"/>
+        </w:rPr>
+        <w:t xml:space="preserve"> </w:t>
       </w:r>
       <w:r>
         <w:rPr>
@@ -36602,17 +37427,14 @@
       </w:pPr>
       <w:r>
         <w:rPr>
-          <w:rFonts w:eastAsiaTheme="minorEastAsia"/>
           <w:noProof/>
-          <w:sz w:val="28"/>
-          <w:szCs w:val="28"/>
         </w:rPr>
         <w:lastRenderedPageBreak/>
         <w:drawing>
-          <wp:inline distT="0" distB="0" distL="0" distR="0" wp14:anchorId="455AE26E" wp14:editId="4AAD64A3">
-            <wp:extent cx="5261257" cy="3946072"/>
+          <wp:inline distT="0" distB="0" distL="0" distR="0" wp14:anchorId="497EAE82" wp14:editId="1BF97CFB">
+            <wp:extent cx="5848350" cy="4324350"/>
             <wp:effectExtent l="0" t="0" r="0" b="0"/>
-            <wp:docPr id="17" name="Рисунок 17"/>
+            <wp:docPr id="439288795" name="Рисунок 1"/>
             <wp:cNvGraphicFramePr>
               <a:graphicFrameLocks xmlns:a="http://schemas.openxmlformats.org/drawingml/2006/main" noChangeAspect="1"/>
             </wp:cNvGraphicFramePr>
@@ -36620,7 +37442,7 @@
               <a:graphicData uri="http://schemas.openxmlformats.org/drawingml/2006/picture">
                 <pic:pic xmlns:pic="http://schemas.openxmlformats.org/drawingml/2006/picture">
                   <pic:nvPicPr>
-                    <pic:cNvPr id="1" name=""/>
+                    <pic:cNvPr id="439288795" name=""/>
                     <pic:cNvPicPr/>
                   </pic:nvPicPr>
                   <pic:blipFill>
@@ -36632,7 +37454,7 @@
                   <pic:spPr>
                     <a:xfrm>
                       <a:off x="0" y="0"/>
-                      <a:ext cx="5263040" cy="3947409"/>
+                      <a:ext cx="5848350" cy="4324350"/>
                     </a:xfrm>
                     <a:prstGeom prst="rect">
                       <a:avLst/>
@@ -36823,7 +37645,6 @@
       </w:pPr>
       <w:bookmarkStart w:id="12" w:name="_Toc208186408"/>
       <w:r>
-        <w:lastRenderedPageBreak/>
         <w:t>ЗАКЛЮЧЕНИЕ</w:t>
       </w:r>
       <w:bookmarkEnd w:id="12"/>
@@ -36836,23 +37657,7 @@
         <w:jc w:val="both"/>
       </w:pPr>
       <w:r>
-        <w:t xml:space="preserve">В процессе выполнения курсовой работы была разработана следящая система, соответствующая заданным техническим требованиям. Были определены параметры механической нагрузки на выходной оси системы, включая момент инерции </w:t>
-      </w:r>
-      <w:proofErr w:type="spellStart"/>
-      <w:r>
-        <w:t>Jн</w:t>
-      </w:r>
-      <w:proofErr w:type="spellEnd"/>
-      <w:r>
-        <w:t xml:space="preserve"> и статический момент </w:t>
-      </w:r>
-      <w:proofErr w:type="spellStart"/>
-      <w:r>
-        <w:t>Mн</w:t>
-      </w:r>
-      <w:proofErr w:type="spellEnd"/>
-      <w:r>
-        <w:t>.</w:t>
+        <w:t>В процессе выполнения курсовой работы была разработана следящая система, соответствующая заданным техническим требованиям. Были определены параметры механической нагрузки на выходной оси системы, включая момент инерции Jн и статический момент Mн.</w:t>
       </w:r>
     </w:p>
     <w:p>
@@ -36863,15 +37668,7 @@
         <w:jc w:val="both"/>
       </w:pPr>
       <w:r>
-        <w:t xml:space="preserve">Система работает от постоянного тока. В качестве преобразователя использован широтно-импульсный преобразователь (ШИП), а в качестве чувствительного элемента — </w:t>
-      </w:r>
-      <w:proofErr w:type="spellStart"/>
-      <w:r>
-        <w:t>сельсиновый</w:t>
-      </w:r>
-      <w:proofErr w:type="spellEnd"/>
-      <w:r>
-        <w:t xml:space="preserve"> комплект с возбуждением от переменного тока (СКВТ).</w:t>
+        <w:t>Система работает от постоянного тока. В качестве преобразователя использован широтно-импульсный преобразователь (ШИП), а в качестве чувствительного элемента — сельсиновый комплект с возбуждением от переменного тока (СКВТ).</w:t>
       </w:r>
     </w:p>
     <w:p>
@@ -36882,15 +37679,25 @@
         <w:jc w:val="both"/>
       </w:pPr>
       <w:r>
-        <w:t xml:space="preserve">Для всех компонентов следящей системы был проведён расчёт элементной базы. С помощью программы MATLAB были построены логарифмические амплитудно-частотная (ЛАХ) и </w:t>
-      </w:r>
-      <w:proofErr w:type="spellStart"/>
-      <w:r>
-        <w:t>фазочастотная</w:t>
-      </w:r>
-      <w:proofErr w:type="spellEnd"/>
-      <w:r>
-        <w:t xml:space="preserve"> (ЛФХ) характеристики системы. Запас по фазе системы составил 27,5 градусов, а частота среза — 11,8 рад/с.</w:t>
+        <w:t>Для всех компонентов следящей системы был проведён расчёт элементной базы. С помощью программы MATLAB были построены логарифмические амплитудно-частотная (ЛАХ) и фазочастотная (ЛФХ) характеристики системы. Запас по фазе системы составил 2</w:t>
+      </w:r>
+      <w:r>
+        <w:t>4</w:t>
+      </w:r>
+      <w:r>
+        <w:t>,</w:t>
+      </w:r>
+      <w:r>
+        <w:t>9</w:t>
+      </w:r>
+      <w:r>
+        <w:t xml:space="preserve"> градусов, а частота среза — </w:t>
+      </w:r>
+      <w:r>
+        <w:t>544</w:t>
+      </w:r>
+      <w:r>
+        <w:t xml:space="preserve"> рад/с.</w:t>
       </w:r>
     </w:p>
     <w:p>
@@ -37058,18 +37865,21 @@
       </w:pPr>
       <w:bookmarkStart w:id="13" w:name="_Toc208186409"/>
       <w:r>
-        <w:lastRenderedPageBreak/>
         <w:t>СПИСОК ЛИТЕРАТУРЫ</w:t>
       </w:r>
       <w:bookmarkEnd w:id="13"/>
     </w:p>
     <w:p>
       <w:pPr>
+        <w:pStyle w:val="a5"/>
+        <w:numPr>
+          <w:ilvl w:val="0"/>
+          <w:numId w:val="10"/>
+        </w:numPr>
         <w:tabs>
           <w:tab w:val="left" w:pos="6432"/>
         </w:tabs>
         <w:spacing w:line="360" w:lineRule="auto"/>
-        <w:ind w:left="567" w:firstLine="284"/>
         <w:rPr>
           <w:b/>
           <w:i/>
@@ -37082,17 +37892,34 @@
           <w:sz w:val="28"/>
           <w:szCs w:val="28"/>
         </w:rPr>
-        <w:t xml:space="preserve">Кузнецов В. Е. Исследование технических средств систем управления: учеб.-метод. пособие к лаб. раб. СПб., 2017. URL: http://lk.etu.ru/dashboard/api/download/2747 Кузнецов В. Е.К89 Проектирование следящей системы: учеб.-метод. пособие. СПб.: </w:t>
-      </w:r>
-      <w:proofErr w:type="spellStart"/>
-      <w:r>
-        <w:rPr>
-          <w:sz w:val="28"/>
-          <w:szCs w:val="28"/>
-        </w:rPr>
-        <w:t>Издво</w:t>
-      </w:r>
-      <w:proofErr w:type="spellEnd"/>
+        <w:t xml:space="preserve">Кузнецов В. Е. Исследование технических средств систем управления: учеб.-метод. пособие к лаб. раб. СПб., 2017. URL: </w:t>
+      </w:r>
+      <w:hyperlink r:id="rId20" w:history="1">
+        <w:r>
+          <w:rPr>
+            <w:rStyle w:val="ac"/>
+            <w:sz w:val="28"/>
+            <w:szCs w:val="28"/>
+          </w:rPr>
+          <w:t>http://lk.etu.ru/dashboard/api/dow</w:t>
+        </w:r>
+        <w:r>
+          <w:rPr>
+            <w:rStyle w:val="ac"/>
+            <w:sz w:val="28"/>
+            <w:szCs w:val="28"/>
+          </w:rPr>
+          <w:t>n</w:t>
+        </w:r>
+        <w:r>
+          <w:rPr>
+            <w:rStyle w:val="ac"/>
+            <w:sz w:val="28"/>
+            <w:szCs w:val="28"/>
+          </w:rPr>
+          <w:t>load/2747</w:t>
+        </w:r>
+      </w:hyperlink>
       <w:r>
         <w:rPr>
           <w:sz w:val="28"/>
@@ -37100,33 +37927,75 @@
         </w:rPr>
         <w:t xml:space="preserve"> </w:t>
       </w:r>
-      <w:proofErr w:type="spellStart"/>
-      <w:r>
-        <w:rPr>
-          <w:sz w:val="28"/>
-          <w:szCs w:val="28"/>
-        </w:rPr>
-        <w:t>СПбГЭТУ</w:t>
-      </w:r>
-      <w:proofErr w:type="spellEnd"/>
-      <w:r>
-        <w:rPr>
-          <w:sz w:val="28"/>
-          <w:szCs w:val="28"/>
-        </w:rPr>
-        <w:t xml:space="preserve"> «ЛЭТИ», 2018. с.</w:t>
-      </w:r>
-    </w:p>
-    <w:p>
-      <w:pPr>
-        <w:pStyle w:val="a3"/>
-        <w:spacing w:before="253"/>
-        <w:ind w:left="567" w:firstLine="426"/>
-        <w:jc w:val="center"/>
-        <w:rPr>
-          <w:spacing w:val="-2"/>
-        </w:rPr>
-      </w:pPr>
+    </w:p>
+    <w:p>
+      <w:pPr>
+        <w:pStyle w:val="a5"/>
+        <w:numPr>
+          <w:ilvl w:val="0"/>
+          <w:numId w:val="10"/>
+        </w:numPr>
+        <w:tabs>
+          <w:tab w:val="left" w:pos="6432"/>
+        </w:tabs>
+        <w:spacing w:line="360" w:lineRule="auto"/>
+        <w:rPr>
+          <w:sz w:val="28"/>
+          <w:szCs w:val="28"/>
+        </w:rPr>
+      </w:pPr>
+      <w:r>
+        <w:rPr>
+          <w:sz w:val="28"/>
+          <w:szCs w:val="28"/>
+        </w:rPr>
+        <w:t>Кузнецов В. Е. К89 Проектирование следящей системы: учеб.-метод. пособие. СПб.: Изд-во СПбГЭТУ «ЛЭТИ», 20</w:t>
+      </w:r>
+      <w:r>
+        <w:rPr>
+          <w:sz w:val="28"/>
+          <w:szCs w:val="28"/>
+        </w:rPr>
+        <w:t>18</w:t>
+      </w:r>
+    </w:p>
+    <w:p>
+      <w:pPr>
+        <w:pStyle w:val="a5"/>
+        <w:numPr>
+          <w:ilvl w:val="0"/>
+          <w:numId w:val="10"/>
+        </w:numPr>
+        <w:tabs>
+          <w:tab w:val="left" w:pos="6432"/>
+        </w:tabs>
+        <w:spacing w:line="360" w:lineRule="auto"/>
+        <w:rPr>
+          <w:sz w:val="28"/>
+          <w:szCs w:val="28"/>
+        </w:rPr>
+      </w:pPr>
+      <w:r>
+        <w:rPr>
+          <w:sz w:val="28"/>
+          <w:szCs w:val="28"/>
+        </w:rPr>
+        <w:t>Москатов Е. А. Справочник по полупроводниковым приборам. – М.: Журнал</w:t>
+      </w:r>
+      <w:r>
+        <w:rPr>
+          <w:sz w:val="28"/>
+          <w:szCs w:val="28"/>
+        </w:rPr>
+        <w:t xml:space="preserve"> </w:t>
+      </w:r>
+      <w:r>
+        <w:rPr>
+          <w:sz w:val="28"/>
+          <w:szCs w:val="28"/>
+        </w:rPr>
+        <w:t>“Радио”, 2005.</w:t>
+      </w:r>
     </w:p>
     <w:p>
       <w:pPr>
@@ -37478,6 +38347,97 @@
     </w:lvl>
   </w:abstractNum>
   <w:abstractNum w:abstractNumId="1" w15:restartNumberingAfterBreak="0">
+    <w:nsid w:val="12C53467"/>
+    <w:multiLevelType w:val="hybridMultilevel"/>
+    <w:tmpl w:val="F9EEB2D0"/>
+    <w:lvl w:ilvl="0" w:tplc="19ECB658">
+      <w:start w:val="1"/>
+      <w:numFmt w:val="decimal"/>
+      <w:lvlText w:val="%1."/>
+      <w:lvlJc w:val="left"/>
+      <w:pPr>
+        <w:ind w:left="1211" w:hanging="360"/>
+      </w:pPr>
+      <w:rPr>
+        <w:rFonts w:hint="default"/>
+        <w:b w:val="0"/>
+        <w:i w:val="0"/>
+      </w:rPr>
+    </w:lvl>
+    <w:lvl w:ilvl="1" w:tplc="04190019" w:tentative="1">
+      <w:start w:val="1"/>
+      <w:numFmt w:val="lowerLetter"/>
+      <w:lvlText w:val="%2."/>
+      <w:lvlJc w:val="left"/>
+      <w:pPr>
+        <w:ind w:left="1931" w:hanging="360"/>
+      </w:pPr>
+    </w:lvl>
+    <w:lvl w:ilvl="2" w:tplc="0419001B" w:tentative="1">
+      <w:start w:val="1"/>
+      <w:numFmt w:val="lowerRoman"/>
+      <w:lvlText w:val="%3."/>
+      <w:lvlJc w:val="right"/>
+      <w:pPr>
+        <w:ind w:left="2651" w:hanging="180"/>
+      </w:pPr>
+    </w:lvl>
+    <w:lvl w:ilvl="3" w:tplc="0419000F" w:tentative="1">
+      <w:start w:val="1"/>
+      <w:numFmt w:val="decimal"/>
+      <w:lvlText w:val="%4."/>
+      <w:lvlJc w:val="left"/>
+      <w:pPr>
+        <w:ind w:left="3371" w:hanging="360"/>
+      </w:pPr>
+    </w:lvl>
+    <w:lvl w:ilvl="4" w:tplc="04190019" w:tentative="1">
+      <w:start w:val="1"/>
+      <w:numFmt w:val="lowerLetter"/>
+      <w:lvlText w:val="%5."/>
+      <w:lvlJc w:val="left"/>
+      <w:pPr>
+        <w:ind w:left="4091" w:hanging="360"/>
+      </w:pPr>
+    </w:lvl>
+    <w:lvl w:ilvl="5" w:tplc="0419001B" w:tentative="1">
+      <w:start w:val="1"/>
+      <w:numFmt w:val="lowerRoman"/>
+      <w:lvlText w:val="%6."/>
+      <w:lvlJc w:val="right"/>
+      <w:pPr>
+        <w:ind w:left="4811" w:hanging="180"/>
+      </w:pPr>
+    </w:lvl>
+    <w:lvl w:ilvl="6" w:tplc="0419000F" w:tentative="1">
+      <w:start w:val="1"/>
+      <w:numFmt w:val="decimal"/>
+      <w:lvlText w:val="%7."/>
+      <w:lvlJc w:val="left"/>
+      <w:pPr>
+        <w:ind w:left="5531" w:hanging="360"/>
+      </w:pPr>
+    </w:lvl>
+    <w:lvl w:ilvl="7" w:tplc="04190019" w:tentative="1">
+      <w:start w:val="1"/>
+      <w:numFmt w:val="lowerLetter"/>
+      <w:lvlText w:val="%8."/>
+      <w:lvlJc w:val="left"/>
+      <w:pPr>
+        <w:ind w:left="6251" w:hanging="360"/>
+      </w:pPr>
+    </w:lvl>
+    <w:lvl w:ilvl="8" w:tplc="0419001B" w:tentative="1">
+      <w:start w:val="1"/>
+      <w:numFmt w:val="lowerRoman"/>
+      <w:lvlText w:val="%9."/>
+      <w:lvlJc w:val="right"/>
+      <w:pPr>
+        <w:ind w:left="6971" w:hanging="180"/>
+      </w:pPr>
+    </w:lvl>
+  </w:abstractNum>
+  <w:abstractNum w:abstractNumId="2" w15:restartNumberingAfterBreak="0">
     <w:nsid w:val="1EAD1AD4"/>
     <w:multiLevelType w:val="hybridMultilevel"/>
     <w:tmpl w:val="FD880334"/>
@@ -37598,7 +38558,7 @@
       </w:rPr>
     </w:lvl>
   </w:abstractNum>
-  <w:abstractNum w:abstractNumId="2" w15:restartNumberingAfterBreak="0">
+  <w:abstractNum w:abstractNumId="3" w15:restartNumberingAfterBreak="0">
     <w:nsid w:val="22793B75"/>
     <w:multiLevelType w:val="hybridMultilevel"/>
     <w:tmpl w:val="56CC3E6C"/>
@@ -37729,7 +38689,7 @@
       </w:rPr>
     </w:lvl>
   </w:abstractNum>
-  <w:abstractNum w:abstractNumId="3" w15:restartNumberingAfterBreak="0">
+  <w:abstractNum w:abstractNumId="4" w15:restartNumberingAfterBreak="0">
     <w:nsid w:val="23703FFD"/>
     <w:multiLevelType w:val="hybridMultilevel"/>
     <w:tmpl w:val="F8AA3964"/>
@@ -37851,7 +38811,7 @@
       </w:rPr>
     </w:lvl>
   </w:abstractNum>
-  <w:abstractNum w:abstractNumId="4" w15:restartNumberingAfterBreak="0">
+  <w:abstractNum w:abstractNumId="5" w15:restartNumberingAfterBreak="0">
     <w:nsid w:val="31182498"/>
     <w:multiLevelType w:val="hybridMultilevel"/>
     <w:tmpl w:val="0C6604D2"/>
@@ -37974,7 +38934,7 @@
       </w:rPr>
     </w:lvl>
   </w:abstractNum>
-  <w:abstractNum w:abstractNumId="5" w15:restartNumberingAfterBreak="0">
+  <w:abstractNum w:abstractNumId="6" w15:restartNumberingAfterBreak="0">
     <w:nsid w:val="40A66011"/>
     <w:multiLevelType w:val="hybridMultilevel"/>
     <w:tmpl w:val="C87239D4"/>
@@ -38097,7 +39057,7 @@
       </w:rPr>
     </w:lvl>
   </w:abstractNum>
-  <w:abstractNum w:abstractNumId="6" w15:restartNumberingAfterBreak="0">
+  <w:abstractNum w:abstractNumId="7" w15:restartNumberingAfterBreak="0">
     <w:nsid w:val="4152173E"/>
     <w:multiLevelType w:val="hybridMultilevel"/>
     <w:tmpl w:val="D8027228"/>
@@ -38183,7 +39143,7 @@
       </w:pPr>
     </w:lvl>
   </w:abstractNum>
-  <w:abstractNum w:abstractNumId="7" w15:restartNumberingAfterBreak="0">
+  <w:abstractNum w:abstractNumId="8" w15:restartNumberingAfterBreak="0">
     <w:nsid w:val="4FE557C2"/>
     <w:multiLevelType w:val="hybridMultilevel"/>
     <w:tmpl w:val="C87239D4"/>
@@ -38306,7 +39266,7 @@
       </w:rPr>
     </w:lvl>
   </w:abstractNum>
-  <w:abstractNum w:abstractNumId="8" w15:restartNumberingAfterBreak="0">
+  <w:abstractNum w:abstractNumId="9" w15:restartNumberingAfterBreak="0">
     <w:nsid w:val="5A7F008A"/>
     <w:multiLevelType w:val="hybridMultilevel"/>
     <w:tmpl w:val="9C9455D6"/>
@@ -38430,31 +39390,34 @@
     </w:lvl>
   </w:abstractNum>
   <w:num w:numId="1" w16cid:durableId="138427849">
-    <w:abstractNumId w:val="2"/>
+    <w:abstractNumId w:val="3"/>
   </w:num>
   <w:num w:numId="2" w16cid:durableId="641076367">
-    <w:abstractNumId w:val="7"/>
+    <w:abstractNumId w:val="8"/>
   </w:num>
   <w:num w:numId="3" w16cid:durableId="2032682450">
-    <w:abstractNumId w:val="1"/>
+    <w:abstractNumId w:val="2"/>
   </w:num>
   <w:num w:numId="4" w16cid:durableId="368997557">
     <w:abstractNumId w:val="0"/>
   </w:num>
   <w:num w:numId="5" w16cid:durableId="1822385077">
+    <w:abstractNumId w:val="6"/>
+  </w:num>
+  <w:num w:numId="6" w16cid:durableId="1581862817">
     <w:abstractNumId w:val="5"/>
   </w:num>
-  <w:num w:numId="6" w16cid:durableId="1581862817">
+  <w:num w:numId="7" w16cid:durableId="302010096">
     <w:abstractNumId w:val="4"/>
   </w:num>
-  <w:num w:numId="7" w16cid:durableId="302010096">
-    <w:abstractNumId w:val="3"/>
-  </w:num>
   <w:num w:numId="8" w16cid:durableId="1910185967">
-    <w:abstractNumId w:val="8"/>
+    <w:abstractNumId w:val="9"/>
   </w:num>
   <w:num w:numId="9" w16cid:durableId="1176655712">
-    <w:abstractNumId w:val="6"/>
+    <w:abstractNumId w:val="7"/>
+  </w:num>
+  <w:num w:numId="10" w16cid:durableId="1496413178">
+    <w:abstractNumId w:val="1"/>
   </w:num>
 </w:numbering>
 </file>
@@ -38582,6 +39545,7 @@
     <w:lsdException w:name="HTML Sample" w:semiHidden="1" w:unhideWhenUsed="1"/>
     <w:lsdException w:name="HTML Typewriter" w:semiHidden="1" w:unhideWhenUsed="1"/>
     <w:lsdException w:name="HTML Variable" w:semiHidden="1" w:unhideWhenUsed="1"/>
+    <w:lsdException w:name="Normal Table" w:semiHidden="1" w:unhideWhenUsed="1"/>
     <w:lsdException w:name="annotation subject" w:semiHidden="1" w:unhideWhenUsed="1"/>
     <w:lsdException w:name="No List" w:semiHidden="1" w:unhideWhenUsed="1"/>
     <w:lsdException w:name="Outline List 1" w:semiHidden="1" w:unhideWhenUsed="1"/>
@@ -38624,8 +39588,11 @@
     <w:lsdException w:name="Table Contemporary" w:semiHidden="1" w:unhideWhenUsed="1"/>
     <w:lsdException w:name="Table Elegant" w:semiHidden="1" w:unhideWhenUsed="1"/>
     <w:lsdException w:name="Table Professional" w:semiHidden="1" w:unhideWhenUsed="1"/>
+    <w:lsdException w:name="Table Subtle 1" w:semiHidden="1" w:unhideWhenUsed="1"/>
     <w:lsdException w:name="Table Subtle 2" w:semiHidden="1" w:unhideWhenUsed="1"/>
     <w:lsdException w:name="Table Web 1" w:semiHidden="1" w:unhideWhenUsed="1"/>
+    <w:lsdException w:name="Table Web 2" w:semiHidden="1" w:unhideWhenUsed="1"/>
+    <w:lsdException w:name="Table Web 3" w:semiHidden="1" w:unhideWhenUsed="1"/>
     <w:lsdException w:name="Balloon Text" w:semiHidden="1" w:unhideWhenUsed="1"/>
     <w:lsdException w:name="Table Grid" w:uiPriority="39"/>
     <w:lsdException w:name="Table Theme" w:semiHidden="1" w:unhideWhenUsed="1"/>
@@ -38854,7 +39821,7 @@
     <w:name w:val="Normal"/>
     <w:uiPriority w:val="1"/>
     <w:qFormat/>
-    <w:rsid w:val="001E7804"/>
+    <w:rsid w:val="00DE2CEF"/>
     <w:pPr>
       <w:widowControl w:val="0"/>
       <w:autoSpaceDE w:val="0"/>
@@ -39111,6 +40078,30 @@
     <w:rsid w:val="002C4DE3"/>
     <w:rPr>
       <w:color w:val="0563C1" w:themeColor="hyperlink"/>
+      <w:u w:val="single"/>
+    </w:rPr>
+  </w:style>
+  <w:style w:type="character" w:styleId="ad">
+    <w:name w:val="Unresolved Mention"/>
+    <w:basedOn w:val="a0"/>
+    <w:uiPriority w:val="99"/>
+    <w:semiHidden/>
+    <w:unhideWhenUsed/>
+    <w:rsid w:val="00C7310F"/>
+    <w:rPr>
+      <w:color w:val="605E5C"/>
+      <w:shd w:val="clear" w:color="auto" w:fill="E1DFDD"/>
+    </w:rPr>
+  </w:style>
+  <w:style w:type="character" w:styleId="ae">
+    <w:name w:val="FollowedHyperlink"/>
+    <w:basedOn w:val="a0"/>
+    <w:uiPriority w:val="99"/>
+    <w:semiHidden/>
+    <w:unhideWhenUsed/>
+    <w:rsid w:val="00C7310F"/>
+    <w:rPr>
+      <w:color w:val="954F72" w:themeColor="followedHyperlink"/>
       <w:u w:val="single"/>
     </w:rPr>
   </w:style>
